--- a/fast_algorithms_in_protection_systems/Отчёты/Практическое занятие № 6/Практическое занятие № 6.docx
+++ b/fast_algorithms_in_protection_systems/Отчёты/Практическое занятие № 6/Практическое занятие № 6.docx
@@ -1,10 +1,9 @@
 
 <file path=word/document.xml><?xml version="1.0" encoding="utf-8"?>
-<w:document xmlns:o="urn:schemas-microsoft-com:office:office" xmlns:r="http://schemas.openxmlformats.org/officeDocument/2006/relationships" xmlns:v="urn:schemas-microsoft-com:vml" xmlns:w="http://schemas.openxmlformats.org/wordprocessingml/2006/main" xmlns:w10="urn:schemas-microsoft-com:office:word" xmlns:wp="http://schemas.openxmlformats.org/drawingml/2006/wordprocessingDrawing" xmlns:wps="http://schemas.microsoft.com/office/word/2010/wordprocessingShape" xmlns:wpg="http://schemas.microsoft.com/office/word/2010/wordprocessingGroup" xmlns:mc="http://schemas.openxmlformats.org/markup-compatibility/2006" xmlns:wp14="http://schemas.microsoft.com/office/word/2010/wordprocessingDrawing" xmlns:w14="http://schemas.microsoft.com/office/word/2010/wordml" xmlns:w15="http://schemas.microsoft.com/office/word/2012/wordml" mc:Ignorable="w14 wp14 w15">
+<w:document xmlns:wpc="http://schemas.microsoft.com/office/word/2010/wordprocessingCanvas" xmlns:cx="http://schemas.microsoft.com/office/drawing/2014/chartex" xmlns:cx1="http://schemas.microsoft.com/office/drawing/2015/9/8/chartex" xmlns:cx2="http://schemas.microsoft.com/office/drawing/2015/10/21/chartex" xmlns:cx3="http://schemas.microsoft.com/office/drawing/2016/5/9/chartex" xmlns:cx4="http://schemas.microsoft.com/office/drawing/2016/5/10/chartex" xmlns:cx5="http://schemas.microsoft.com/office/drawing/2016/5/11/chartex" xmlns:cx6="http://schemas.microsoft.com/office/drawing/2016/5/12/chartex" xmlns:cx7="http://schemas.microsoft.com/office/drawing/2016/5/13/chartex" xmlns:cx8="http://schemas.microsoft.com/office/drawing/2016/5/14/chartex" xmlns:mc="http://schemas.openxmlformats.org/markup-compatibility/2006" xmlns:aink="http://schemas.microsoft.com/office/drawing/2016/ink" xmlns:am3d="http://schemas.microsoft.com/office/drawing/2017/model3d" xmlns:o="urn:schemas-microsoft-com:office:office" xmlns:oel="http://schemas.microsoft.com/office/2019/extlst" xmlns:r="http://schemas.openxmlformats.org/officeDocument/2006/relationships" xmlns:m="http://schemas.openxmlformats.org/officeDocument/2006/math" xmlns:v="urn:schemas-microsoft-com:vml" xmlns:wp14="http://schemas.microsoft.com/office/word/2010/wordprocessingDrawing" xmlns:wp="http://schemas.openxmlformats.org/drawingml/2006/wordprocessingDrawing" xmlns:w10="urn:schemas-microsoft-com:office:word" xmlns:w="http://schemas.openxmlformats.org/wordprocessingml/2006/main" xmlns:w14="http://schemas.microsoft.com/office/word/2010/wordml" xmlns:w15="http://schemas.microsoft.com/office/word/2012/wordml" xmlns:w16cex="http://schemas.microsoft.com/office/word/2018/wordml/cex" xmlns:w16cid="http://schemas.microsoft.com/office/word/2016/wordml/cid" xmlns:w16="http://schemas.microsoft.com/office/word/2018/wordml" xmlns:w16du="http://schemas.microsoft.com/office/word/2023/wordml/word16du" xmlns:w16sdtdh="http://schemas.microsoft.com/office/word/2020/wordml/sdtdatahash" xmlns:w16sdtfl="http://schemas.microsoft.com/office/word/2024/wordml/sdtformatlock" xmlns:w16se="http://schemas.microsoft.com/office/word/2015/wordml/symex" xmlns:wpg="http://schemas.microsoft.com/office/word/2010/wordprocessingGroup" xmlns:wpi="http://schemas.microsoft.com/office/word/2010/wordprocessingInk" xmlns:wne="http://schemas.microsoft.com/office/word/2006/wordml" xmlns:wps="http://schemas.microsoft.com/office/word/2010/wordprocessingShape" mc:Ignorable="w14 w15 w16se w16cid w16 w16cex w16sdtdh w16sdtfl w16du wp14">
   <w:body>
     <w:p>
       <w:pPr>
-        <w:pStyle w:val="Normal"/>
         <w:jc w:val="center"/>
         <w:rPr>
           <w:b/>
@@ -51,8 +50,7 @@
     </w:p>
     <w:p>
       <w:pPr>
-        <w:pStyle w:val="Normal"/>
-        <w:ind w:hanging="0"/>
+        <w:ind w:firstLine="0"/>
         <w:jc w:val="center"/>
         <w:rPr>
           <w:b/>
@@ -105,8 +103,7 @@
     </w:p>
     <w:p>
       <w:pPr>
-        <w:pStyle w:val="Normal"/>
-        <w:ind w:hanging="0"/>
+        <w:ind w:firstLine="0"/>
         <w:jc w:val="center"/>
         <w:rPr>
           <w:b/>
@@ -176,34 +173,25 @@
     </w:p>
     <w:p>
       <w:pPr>
-        <w:pStyle w:val="Normal"/>
-        <w:ind w:hanging="0"/>
+        <w:ind w:firstLine="0"/>
         <w:jc w:val="center"/>
-        <w:rPr/>
-      </w:pPr>
-      <w:r>
-        <w:rPr/>
+      </w:pPr>
+      <w:r>
         <w:t>«ДОНСКОЙ ГОСУДАРСТВЕННЫЙ ТЕХНИЧЕСКИЙ УНИВЕРСИТЕТ» (ДГТУ)</w:t>
       </w:r>
     </w:p>
     <w:p>
       <w:pPr>
-        <w:pStyle w:val="BodyText"/>
-        <w:spacing w:before="6" w:after="0"/>
-        <w:ind w:firstLine="709" w:start="0" w:end="566"/>
+        <w:pStyle w:val="a4"/>
+        <w:spacing w:before="6"/>
+        <w:ind w:left="0" w:right="566"/>
         <w:rPr>
           <w:b/>
         </w:rPr>
       </w:pPr>
-      <w:r>
-        <w:rPr>
-          <w:b/>
-        </w:rPr>
-      </w:r>
-    </w:p>
-    <w:p>
-      <w:pPr>
-        <w:pStyle w:val="Normal"/>
+    </w:p>
+    <w:p>
+      <w:pPr>
         <w:rPr>
           <w:szCs w:val="28"/>
         </w:rPr>
@@ -269,7 +257,6 @@
     </w:p>
     <w:p>
       <w:pPr>
-        <w:pStyle w:val="Normal"/>
         <w:rPr>
           <w:szCs w:val="28"/>
         </w:rPr>
@@ -322,123 +309,55 @@
     </w:p>
     <w:p>
       <w:pPr>
-        <w:pStyle w:val="BodyText"/>
-        <w:ind w:firstLine="709" w:start="0" w:end="566"/>
+        <w:pStyle w:val="a4"/>
+        <w:ind w:left="0" w:right="566"/>
         <w:rPr>
           <w:sz w:val="30"/>
         </w:rPr>
       </w:pPr>
-      <w:r>
+    </w:p>
+    <w:p>
+      <w:pPr>
+        <w:pStyle w:val="a4"/>
+        <w:ind w:left="0" w:right="566" w:firstLine="0"/>
         <w:rPr>
           <w:sz w:val="30"/>
-        </w:rPr>
-      </w:r>
-    </w:p>
-    <w:p>
-      <w:pPr>
-        <w:pStyle w:val="BodyText"/>
-        <w:ind w:firstLine="709" w:start="0" w:end="566"/>
+          <w:lang w:val="en-US"/>
+        </w:rPr>
+      </w:pPr>
+    </w:p>
+    <w:p>
+      <w:pPr>
+        <w:pStyle w:val="a4"/>
+        <w:ind w:left="0" w:right="566"/>
         <w:rPr>
           <w:sz w:val="30"/>
         </w:rPr>
       </w:pPr>
-      <w:r>
+    </w:p>
+    <w:p>
+      <w:pPr>
+        <w:pStyle w:val="a4"/>
+        <w:ind w:left="0" w:right="566"/>
         <w:rPr>
           <w:sz w:val="30"/>
         </w:rPr>
-      </w:r>
-    </w:p>
-    <w:p>
-      <w:pPr>
-        <w:pStyle w:val="BodyText"/>
-        <w:ind w:firstLine="709" w:start="0" w:end="566"/>
-        <w:rPr>
-          <w:sz w:val="30"/>
-        </w:rPr>
-      </w:pPr>
-      <w:r>
-        <w:rPr>
-          <w:sz w:val="30"/>
-        </w:rPr>
-      </w:r>
-    </w:p>
-    <w:p>
-      <w:pPr>
-        <w:pStyle w:val="BodyText"/>
-        <w:ind w:firstLine="709" w:start="0" w:end="566"/>
-        <w:rPr>
-          <w:sz w:val="30"/>
-        </w:rPr>
-      </w:pPr>
-      <w:r>
-        <w:rPr>
-          <w:sz w:val="30"/>
-        </w:rPr>
-      </w:r>
-    </w:p>
-    <w:p>
-      <w:pPr>
-        <w:pStyle w:val="BodyText"/>
-        <w:ind w:firstLine="709" w:start="0" w:end="566"/>
-        <w:rPr>
-          <w:sz w:val="30"/>
-        </w:rPr>
-      </w:pPr>
-      <w:r>
-        <w:rPr>
-          <w:sz w:val="30"/>
-        </w:rPr>
-      </w:r>
-    </w:p>
-    <w:p>
-      <w:pPr>
-        <w:pStyle w:val="BodyText"/>
-        <w:ind w:firstLine="709" w:start="0" w:end="566"/>
-        <w:rPr>
-          <w:sz w:val="30"/>
-        </w:rPr>
-      </w:pPr>
-      <w:r>
-        <w:rPr>
-          <w:sz w:val="30"/>
-        </w:rPr>
-      </w:r>
-    </w:p>
-    <w:p>
-      <w:pPr>
-        <w:pStyle w:val="BodyText"/>
-        <w:ind w:firstLine="709" w:start="0" w:end="566"/>
-        <w:rPr>
-          <w:sz w:val="30"/>
-        </w:rPr>
-      </w:pPr>
-      <w:r>
-        <w:rPr>
-          <w:sz w:val="30"/>
-        </w:rPr>
-      </w:r>
-    </w:p>
-    <w:p>
-      <w:pPr>
-        <w:pStyle w:val="BodyText"/>
-        <w:spacing w:before="4" w:after="0"/>
-        <w:ind w:firstLine="709" w:start="0" w:end="566"/>
+      </w:pPr>
+    </w:p>
+    <w:p>
+      <w:pPr>
+        <w:pStyle w:val="a4"/>
+        <w:spacing w:before="4"/>
+        <w:ind w:left="0" w:right="566"/>
         <w:rPr>
           <w:sz w:val="32"/>
           <w:szCs w:val="32"/>
         </w:rPr>
       </w:pPr>
-      <w:r>
-        <w:rPr>
-          <w:sz w:val="32"/>
-          <w:szCs w:val="32"/>
-        </w:rPr>
-      </w:r>
-    </w:p>
-    <w:p>
-      <w:pPr>
-        <w:pStyle w:val="Normal"/>
-        <w:ind w:hanging="0"/>
+    </w:p>
+    <w:p>
+      <w:pPr>
+        <w:ind w:firstLine="0"/>
         <w:jc w:val="center"/>
         <w:rPr>
           <w:bCs/>
@@ -518,16 +437,15 @@
     </w:p>
     <w:p>
       <w:pPr>
-        <w:pStyle w:val="BodyText"/>
+        <w:pStyle w:val="a4"/>
         <w:tabs>
-          <w:tab w:val="clear" w:pos="708"/>
-          <w:tab w:val="left" w:pos="2175" w:leader="none"/>
-          <w:tab w:val="left" w:pos="3846" w:leader="none"/>
-          <w:tab w:val="left" w:pos="5080" w:leader="none"/>
-          <w:tab w:val="left" w:pos="6837" w:leader="none"/>
-          <w:tab w:val="left" w:pos="8225" w:leader="none"/>
+          <w:tab w:val="left" w:pos="2175"/>
+          <w:tab w:val="left" w:pos="3846"/>
+          <w:tab w:val="left" w:pos="5080"/>
+          <w:tab w:val="left" w:pos="6837"/>
+          <w:tab w:val="left" w:pos="8225"/>
         </w:tabs>
-        <w:ind w:hanging="0" w:start="113" w:end="306"/>
+        <w:ind w:right="306" w:firstLine="0"/>
         <w:jc w:val="center"/>
         <w:rPr>
           <w:sz w:val="32"/>
@@ -557,15 +475,8 @@
         <w:t>«</w:t>
       </w:r>
       <w:r>
-        <w:rPr>
-          <w:rFonts w:cs="Times New Roman"/>
-          <w:sz w:val="28"/>
-          <w:szCs w:val="28"/>
-        </w:rPr>
         <w:t>Классическая криптография. Системы шифрования с открытым ключом</w:t>
       </w:r>
-      <w:bookmarkStart w:id="0" w:name="_GoBack"/>
-      <w:bookmarkEnd w:id="0"/>
       <w:r>
         <w:rPr>
           <w:sz w:val="32"/>
@@ -576,257 +487,138 @@
     </w:p>
     <w:p>
       <w:pPr>
-        <w:pStyle w:val="BodyText"/>
-        <w:ind w:firstLine="709" w:start="0" w:end="566"/>
+        <w:pStyle w:val="a4"/>
+        <w:ind w:left="0" w:right="566"/>
         <w:rPr>
           <w:sz w:val="30"/>
         </w:rPr>
       </w:pPr>
-      <w:r>
+    </w:p>
+    <w:p>
+      <w:pPr>
+        <w:pStyle w:val="a4"/>
+        <w:ind w:left="0" w:right="566"/>
         <w:rPr>
           <w:sz w:val="30"/>
         </w:rPr>
-      </w:r>
-    </w:p>
-    <w:p>
-      <w:pPr>
-        <w:pStyle w:val="BodyText"/>
-        <w:ind w:firstLine="709" w:start="0" w:end="566"/>
+      </w:pPr>
+    </w:p>
+    <w:p>
+      <w:pPr>
+        <w:pStyle w:val="a4"/>
+        <w:ind w:left="0" w:right="566"/>
         <w:rPr>
           <w:sz w:val="30"/>
         </w:rPr>
       </w:pPr>
-      <w:r>
+    </w:p>
+    <w:p>
+      <w:pPr>
+        <w:pStyle w:val="a4"/>
+        <w:ind w:left="0" w:right="566"/>
         <w:rPr>
           <w:sz w:val="30"/>
         </w:rPr>
-      </w:r>
-    </w:p>
-    <w:p>
-      <w:pPr>
-        <w:pStyle w:val="BodyText"/>
-        <w:ind w:firstLine="709" w:start="0" w:end="566"/>
+      </w:pPr>
+    </w:p>
+    <w:p>
+      <w:pPr>
+        <w:pStyle w:val="a4"/>
+        <w:ind w:left="0" w:right="566"/>
         <w:rPr>
           <w:sz w:val="30"/>
         </w:rPr>
       </w:pPr>
-      <w:r>
-        <w:rPr>
-          <w:sz w:val="30"/>
-        </w:rPr>
-      </w:r>
-    </w:p>
-    <w:p>
-      <w:pPr>
-        <w:pStyle w:val="BodyText"/>
-        <w:ind w:firstLine="709" w:start="0" w:end="566"/>
-        <w:rPr>
-          <w:sz w:val="30"/>
-        </w:rPr>
-      </w:pPr>
-      <w:r>
-        <w:rPr>
-          <w:sz w:val="30"/>
-        </w:rPr>
-      </w:r>
-    </w:p>
-    <w:p>
-      <w:pPr>
-        <w:pStyle w:val="BodyText"/>
-        <w:ind w:firstLine="709" w:start="0" w:end="566"/>
-        <w:rPr>
-          <w:sz w:val="30"/>
-        </w:rPr>
-      </w:pPr>
-      <w:r>
-        <w:rPr>
-          <w:sz w:val="30"/>
-        </w:rPr>
-      </w:r>
     </w:p>
     <w:tbl>
       <w:tblPr>
-        <w:tblStyle w:val="a5"/>
+        <w:tblStyle w:val="af7"/>
         <w:tblW w:w="5103" w:type="dxa"/>
-        <w:jc w:val="end"/>
-        <w:tblInd w:w="0" w:type="dxa"/>
+        <w:jc w:val="right"/>
         <w:tblLayout w:type="fixed"/>
-        <w:tblCellMar>
-          <w:top w:w="0" w:type="dxa"/>
-          <w:start w:w="108" w:type="dxa"/>
-          <w:bottom w:w="0" w:type="dxa"/>
-          <w:end w:w="108" w:type="dxa"/>
-        </w:tblCellMar>
-        <w:tblLook w:val="04a0" w:noHBand="0" w:noVBand="1" w:firstColumn="1" w:lastRow="0" w:lastColumn="0" w:firstRow="1"/>
+        <w:tblLook w:val="04A0" w:firstRow="1" w:lastRow="0" w:firstColumn="1" w:lastColumn="0" w:noHBand="0" w:noVBand="1"/>
       </w:tblPr>
       <w:tblGrid>
         <w:gridCol w:w="5103"/>
       </w:tblGrid>
       <w:tr>
         <w:trPr>
-          <w:trHeight w:val="432" w:hRule="atLeast"/>
+          <w:trHeight w:val="432"/>
+          <w:jc w:val="right"/>
         </w:trPr>
         <w:tc>
           <w:tcPr>
             <w:tcW w:w="5103" w:type="dxa"/>
             <w:tcBorders>
               <w:top w:val="nil"/>
-              <w:start w:val="nil"/>
+              <w:left w:val="nil"/>
               <w:bottom w:val="nil"/>
-              <w:end w:val="nil"/>
+              <w:right w:val="nil"/>
             </w:tcBorders>
           </w:tcPr>
           <w:p>
             <w:pPr>
-              <w:pStyle w:val="Normal"/>
-              <w:suppressAutoHyphens w:val="true"/>
-              <w:spacing w:before="0" w:after="0"/>
-              <w:ind w:hanging="0"/>
+              <w:ind w:firstLine="0"/>
               <w:rPr>
                 <w:szCs w:val="24"/>
               </w:rPr>
             </w:pPr>
             <w:r>
               <w:rPr>
-                <w:kern w:val="0"/>
                 <w:szCs w:val="24"/>
-                <w:lang w:val="ru-RU" w:eastAsia="en-US" w:bidi="ar-SA"/>
               </w:rPr>
-              <w:t>Выполнил: студент группы ВКБ41</w:t>
+              <w:t>Выполнил</w:t>
+            </w:r>
+            <w:r>
+              <w:rPr>
+                <w:szCs w:val="24"/>
+              </w:rPr>
+              <w:t>и</w:t>
+            </w:r>
+            <w:r>
+              <w:rPr>
+                <w:szCs w:val="24"/>
+              </w:rPr>
+              <w:t>: студент</w:t>
+            </w:r>
+            <w:r>
+              <w:rPr>
+                <w:szCs w:val="24"/>
+              </w:rPr>
+              <w:t>ы</w:t>
+            </w:r>
+            <w:r>
+              <w:rPr>
+                <w:szCs w:val="24"/>
+              </w:rPr>
+              <w:t xml:space="preserve"> группы ВКБ</w:t>
+            </w:r>
+            <w:r>
+              <w:rPr>
+                <w:szCs w:val="24"/>
+              </w:rPr>
+              <w:t>53</w:t>
             </w:r>
           </w:p>
         </w:tc>
       </w:tr>
       <w:tr>
         <w:trPr>
-          <w:trHeight w:val="170" w:hRule="atLeast"/>
+          <w:trHeight w:val="170"/>
+          <w:jc w:val="right"/>
         </w:trPr>
         <w:tc>
           <w:tcPr>
             <w:tcW w:w="5103" w:type="dxa"/>
             <w:tcBorders>
               <w:top w:val="nil"/>
-              <w:start w:val="nil"/>
-              <w:end w:val="nil"/>
+              <w:left w:val="nil"/>
+              <w:right w:val="nil"/>
             </w:tcBorders>
           </w:tcPr>
           <w:p>
             <w:pPr>
-              <w:pStyle w:val="Normal"/>
-              <w:suppressAutoHyphens w:val="true"/>
-              <w:spacing w:before="0" w:after="0"/>
-              <w:ind w:hanging="0"/>
-              <w:jc w:val="center"/>
-              <w:rPr>
-                <w:szCs w:val="24"/>
-              </w:rPr>
-            </w:pPr>
-            <w:r>
-              <w:rPr>
-                <w:kern w:val="0"/>
-                <w:szCs w:val="24"/>
-                <w:lang w:val="ru-RU" w:eastAsia="en-US" w:bidi="ar-SA"/>
-              </w:rPr>
-              <w:t>Якушевский Сергей Сергеевич</w:t>
-            </w:r>
-          </w:p>
-        </w:tc>
-      </w:tr>
-      <w:tr>
-        <w:trPr>
-          <w:trHeight w:val="422" w:hRule="atLeast"/>
-        </w:trPr>
-        <w:tc>
-          <w:tcPr>
-            <w:tcW w:w="5103" w:type="dxa"/>
-            <w:tcBorders>
-              <w:start w:val="nil"/>
-              <w:bottom w:val="nil"/>
-              <w:end w:val="nil"/>
-            </w:tcBorders>
-          </w:tcPr>
-          <w:p>
-            <w:pPr>
-              <w:pStyle w:val="Normal"/>
-              <w:widowControl w:val="false"/>
-              <w:suppressAutoHyphens w:val="true"/>
-              <w:bidi w:val="0"/>
-              <w:spacing w:lineRule="auto" w:line="240" w:before="0" w:after="0"/>
-              <w:ind w:hanging="0" w:start="0" w:end="113"/>
-              <w:jc w:val="center"/>
-              <w:rPr>
-                <w:kern w:val="0"/>
-                <w:sz w:val="24"/>
-                <w:szCs w:val="24"/>
-                <w:lang w:val="ru-RU" w:eastAsia="en-US" w:bidi="ar-SA"/>
-              </w:rPr>
-            </w:pPr>
-            <w:r>
-              <w:rPr>
-                <w:kern w:val="0"/>
-                <w:sz w:val="24"/>
-                <w:szCs w:val="24"/>
-                <w:lang w:val="ru-RU" w:eastAsia="en-US" w:bidi="ar-SA"/>
-              </w:rPr>
-              <w:t>(Фамилия, имя, отчество)</w:t>
-            </w:r>
-          </w:p>
-        </w:tc>
-      </w:tr>
-      <w:tr>
-        <w:trPr>
-          <w:trHeight w:val="440" w:hRule="atLeast"/>
-        </w:trPr>
-        <w:tc>
-          <w:tcPr>
-            <w:tcW w:w="5103" w:type="dxa"/>
-            <w:tcBorders>
-              <w:top w:val="nil"/>
-              <w:start w:val="nil"/>
-              <w:bottom w:val="nil"/>
-              <w:end w:val="nil"/>
-            </w:tcBorders>
-          </w:tcPr>
-          <w:p>
-            <w:pPr>
-              <w:pStyle w:val="Normal"/>
-              <w:suppressAutoHyphens w:val="true"/>
-              <w:spacing w:before="0" w:after="0"/>
-              <w:ind w:hanging="0"/>
-              <w:rPr>
-                <w:szCs w:val="24"/>
-              </w:rPr>
-            </w:pPr>
-            <w:r>
-              <w:rPr>
-                <w:kern w:val="0"/>
-                <w:szCs w:val="24"/>
-                <w:lang w:val="ru-RU" w:eastAsia="en-US" w:bidi="ar-SA"/>
-              </w:rPr>
-              <w:t xml:space="preserve">Проверил: </w:t>
-            </w:r>
-          </w:p>
-        </w:tc>
-      </w:tr>
-      <w:tr>
-        <w:trPr>
-          <w:trHeight w:val="398" w:hRule="exact"/>
-        </w:trPr>
-        <w:tc>
-          <w:tcPr>
-            <w:tcW w:w="5103" w:type="dxa"/>
-            <w:tcBorders>
-              <w:top w:val="nil"/>
-              <w:start w:val="nil"/>
-              <w:end w:val="nil"/>
-            </w:tcBorders>
-          </w:tcPr>
-          <w:p>
-            <w:pPr>
-              <w:pStyle w:val="Normal"/>
-              <w:suppressAutoHyphens w:val="true"/>
-              <w:spacing w:before="0" w:after="0"/>
-              <w:ind w:hanging="0"/>
+              <w:ind w:firstLine="0"/>
               <w:jc w:val="center"/>
               <w:rPr>
                 <w:szCs w:val="24"/>
@@ -836,46 +628,190 @@
               <w:rPr>
                 <w:szCs w:val="24"/>
               </w:rPr>
-              <w:t>Черкесова Лариса Владимировна</w:t>
+              <w:t>Ковалев Д. П.</w:t>
+            </w:r>
+          </w:p>
+          <w:p>
+            <w:pPr>
+              <w:ind w:firstLine="0"/>
+              <w:jc w:val="center"/>
+              <w:rPr>
+                <w:szCs w:val="24"/>
+              </w:rPr>
+            </w:pPr>
+            <w:r>
+              <w:rPr>
+                <w:szCs w:val="24"/>
+              </w:rPr>
+              <w:t>Ермолаев Б.Ю.</w:t>
+            </w:r>
+          </w:p>
+          <w:p>
+            <w:pPr>
+              <w:ind w:firstLine="0"/>
+              <w:jc w:val="center"/>
+              <w:rPr>
+                <w:szCs w:val="24"/>
+              </w:rPr>
+            </w:pPr>
+            <w:r>
+              <w:rPr>
+                <w:szCs w:val="24"/>
+              </w:rPr>
+              <w:t>Лёза А.А</w:t>
+            </w:r>
+          </w:p>
+          <w:p>
+            <w:pPr>
+              <w:ind w:firstLine="0"/>
+              <w:jc w:val="center"/>
+              <w:rPr>
+                <w:szCs w:val="24"/>
+              </w:rPr>
+            </w:pPr>
+            <w:r>
+              <w:rPr>
+                <w:szCs w:val="24"/>
+              </w:rPr>
+              <w:t>Голованов Ф.А.</w:t>
             </w:r>
           </w:p>
         </w:tc>
       </w:tr>
       <w:tr>
         <w:trPr>
-          <w:trHeight w:val="336" w:hRule="atLeast"/>
+          <w:trHeight w:val="422"/>
+          <w:jc w:val="right"/>
         </w:trPr>
         <w:tc>
           <w:tcPr>
             <w:tcW w:w="5103" w:type="dxa"/>
             <w:tcBorders>
-              <w:start w:val="nil"/>
+              <w:left w:val="nil"/>
               <w:bottom w:val="nil"/>
-              <w:end w:val="nil"/>
+              <w:right w:val="nil"/>
             </w:tcBorders>
           </w:tcPr>
           <w:p>
             <w:pPr>
-              <w:pStyle w:val="Normal"/>
-              <w:widowControl w:val="false"/>
-              <w:suppressAutoHyphens w:val="true"/>
-              <w:bidi w:val="0"/>
-              <w:spacing w:lineRule="auto" w:line="240" w:before="0" w:after="0"/>
-              <w:ind w:hanging="0" w:start="0" w:end="113"/>
+              <w:ind w:right="113" w:firstLine="0"/>
               <w:jc w:val="center"/>
               <w:rPr>
-                <w:kern w:val="0"/>
                 <w:sz w:val="24"/>
                 <w:szCs w:val="24"/>
-                <w:lang w:val="ru-RU" w:eastAsia="en-US" w:bidi="ar-SA"/>
               </w:rPr>
             </w:pPr>
             <w:r>
               <w:rPr>
-                <w:kern w:val="0"/>
                 <w:sz w:val="24"/>
                 <w:szCs w:val="24"/>
-                <w:lang w:val="ru-RU" w:eastAsia="en-US" w:bidi="ar-SA"/>
+              </w:rPr>
+              <w:t>(Фамилия, имя, отчество)</w:t>
+            </w:r>
+          </w:p>
+        </w:tc>
+      </w:tr>
+      <w:tr>
+        <w:trPr>
+          <w:trHeight w:val="440"/>
+          <w:jc w:val="right"/>
+        </w:trPr>
+        <w:tc>
+          <w:tcPr>
+            <w:tcW w:w="5103" w:type="dxa"/>
+            <w:tcBorders>
+              <w:top w:val="nil"/>
+              <w:left w:val="nil"/>
+              <w:bottom w:val="nil"/>
+              <w:right w:val="nil"/>
+            </w:tcBorders>
+          </w:tcPr>
+          <w:p>
+            <w:pPr>
+              <w:ind w:firstLine="0"/>
+              <w:rPr>
+                <w:szCs w:val="24"/>
+              </w:rPr>
+            </w:pPr>
+            <w:r>
+              <w:rPr>
+                <w:szCs w:val="24"/>
+              </w:rPr>
+              <w:t>Проверил</w:t>
+            </w:r>
+            <w:r>
+              <w:rPr>
+                <w:szCs w:val="24"/>
+              </w:rPr>
+              <w:t xml:space="preserve"> преп.</w:t>
+            </w:r>
+            <w:r>
+              <w:rPr>
+                <w:szCs w:val="24"/>
+              </w:rPr>
+              <w:t xml:space="preserve">: </w:t>
+            </w:r>
+          </w:p>
+        </w:tc>
+      </w:tr>
+      <w:tr>
+        <w:trPr>
+          <w:trHeight w:hRule="exact" w:val="398"/>
+          <w:jc w:val="right"/>
+        </w:trPr>
+        <w:tc>
+          <w:tcPr>
+            <w:tcW w:w="5103" w:type="dxa"/>
+            <w:tcBorders>
+              <w:top w:val="nil"/>
+              <w:left w:val="nil"/>
+              <w:right w:val="nil"/>
+            </w:tcBorders>
+          </w:tcPr>
+          <w:p>
+            <w:pPr>
+              <w:ind w:firstLine="0"/>
+              <w:jc w:val="center"/>
+              <w:rPr>
+                <w:szCs w:val="24"/>
+              </w:rPr>
+            </w:pPr>
+            <w:r>
+              <w:rPr>
+                <w:szCs w:val="24"/>
+              </w:rPr>
+              <w:t>Молодцова А.И.</w:t>
+            </w:r>
+          </w:p>
+        </w:tc>
+      </w:tr>
+      <w:tr>
+        <w:trPr>
+          <w:trHeight w:val="336"/>
+          <w:jc w:val="right"/>
+        </w:trPr>
+        <w:tc>
+          <w:tcPr>
+            <w:tcW w:w="5103" w:type="dxa"/>
+            <w:tcBorders>
+              <w:left w:val="nil"/>
+              <w:bottom w:val="nil"/>
+              <w:right w:val="nil"/>
+            </w:tcBorders>
+          </w:tcPr>
+          <w:p>
+            <w:pPr>
+              <w:ind w:right="113" w:firstLine="0"/>
+              <w:jc w:val="center"/>
+              <w:rPr>
+                <w:sz w:val="24"/>
+                <w:szCs w:val="24"/>
+              </w:rPr>
+            </w:pPr>
+            <w:r>
+              <w:rPr>
+                <w:sz w:val="24"/>
+                <w:szCs w:val="24"/>
               </w:rPr>
               <w:t>(Фамилия, имя, отчество)</w:t>
             </w:r>
@@ -883,27 +819,14 @@
         </w:tc>
       </w:tr>
     </w:tbl>
-    <w:p>
-      <w:pPr>
-        <w:pStyle w:val="Normal"/>
-        <w:rPr/>
-      </w:pPr>
-      <w:r>
-        <w:rPr/>
-      </w:r>
-    </w:p>
-    <w:p>
-      <w:pPr>
-        <w:pStyle w:val="Normal"/>
+    <w:p/>
+    <w:p>
+      <w:pPr>
         <w:widowControl/>
-        <w:spacing w:lineRule="auto" w:line="259" w:before="0" w:after="160"/>
-        <w:ind w:hanging="0"/>
-        <w:jc w:val="start"/>
-        <w:rPr/>
-      </w:pPr>
-      <w:r>
-        <w:rPr/>
-      </w:r>
+        <w:spacing w:after="160" w:line="259" w:lineRule="auto"/>
+        <w:ind w:firstLine="0"/>
+        <w:jc w:val="left"/>
+      </w:pPr>
       <w:r>
         <w:br w:type="page"/>
       </w:r>
@@ -911,7 +834,6 @@
     <w:p>
       <w:pPr>
         <w:pStyle w:val="Default"/>
-        <w:spacing w:before="0" w:after="0"/>
         <w:jc w:val="center"/>
         <w:rPr>
           <w:b/>
@@ -925,6 +847,7 @@
           <w:sz w:val="28"/>
           <w:szCs w:val="28"/>
         </w:rPr>
+        <w:lastRenderedPageBreak/>
         <w:t>Ответы на вопросы</w:t>
       </w:r>
     </w:p>
@@ -937,375 +860,309 @@
           <w:highlight w:val="yellow"/>
         </w:rPr>
       </w:pPr>
-      <w:r>
-        <w:rPr>
-          <w:sz w:val="16"/>
-          <w:szCs w:val="16"/>
-          <w:highlight w:val="yellow"/>
-        </w:rPr>
-      </w:r>
-    </w:p>
-    <w:p>
-      <w:pPr>
-        <w:pStyle w:val="Heading1"/>
-        <w:rPr/>
-      </w:pPr>
-      <w:r>
-        <w:rPr/>
+    </w:p>
+    <w:p>
+      <w:pPr>
+        <w:pStyle w:val="1"/>
+      </w:pPr>
+      <w:r>
         <w:t>1. Оценка сложности расширенного алгоритма Евклида и его применение.</w:t>
       </w:r>
     </w:p>
     <w:p>
       <w:pPr>
-        <w:pStyle w:val="BodyText"/>
-        <w:rPr/>
-      </w:pPr>
-      <w:r>
-        <w:rPr/>
+        <w:pStyle w:val="a4"/>
+      </w:pPr>
+      <w:r>
         <w:t xml:space="preserve">Расширенный алгоритм Евклида находит НОД двух чисел </w:t>
       </w:r>
       <w:r>
         <w:rPr>
-          <w:rStyle w:val="Style15"/>
+          <w:rStyle w:val="aa"/>
         </w:rPr>
         <w:t>a</w:t>
       </w:r>
       <w:r>
-        <w:rPr/>
         <w:t xml:space="preserve"> и </w:t>
       </w:r>
       <w:r>
         <w:rPr>
-          <w:rStyle w:val="Style15"/>
+          <w:rStyle w:val="aa"/>
         </w:rPr>
         <w:t>b</w:t>
       </w:r>
       <w:r>
-        <w:rPr/>
         <w:t xml:space="preserve">, а также коэффициенты </w:t>
       </w:r>
       <w:r>
         <w:rPr>
-          <w:rStyle w:val="Style15"/>
+          <w:rStyle w:val="aa"/>
         </w:rPr>
         <w:t>x</w:t>
       </w:r>
       <w:r>
-        <w:rPr/>
         <w:t xml:space="preserve"> и </w:t>
       </w:r>
       <w:r>
         <w:rPr>
-          <w:rStyle w:val="Style15"/>
+          <w:rStyle w:val="aa"/>
         </w:rPr>
         <w:t>y</w:t>
       </w:r>
       <w:r>
-        <w:rPr/>
         <w:t xml:space="preserve"> для уравнения Безу: </w:t>
       </w:r>
     </w:p>
     <w:p>
       <w:pPr>
-        <w:pStyle w:val="BodyText"/>
+        <w:pStyle w:val="a4"/>
         <w:jc w:val="center"/>
-        <w:rPr/>
-      </w:pPr>
-      <w:r>
-        <w:rPr>
-          <w:rStyle w:val="Style15"/>
+      </w:pPr>
+      <w:r>
+        <w:rPr>
+          <w:rStyle w:val="aa"/>
         </w:rPr>
         <w:t>ax + by = НОД(a, b)</w:t>
       </w:r>
       <w:r>
-        <w:rPr/>
         <w:t xml:space="preserve">. </w:t>
       </w:r>
     </w:p>
     <w:p>
       <w:pPr>
-        <w:pStyle w:val="BodyText"/>
-        <w:rPr/>
-      </w:pPr>
-      <w:r>
-        <w:rPr/>
+        <w:pStyle w:val="a4"/>
+      </w:pPr>
+      <w:r>
         <w:t xml:space="preserve">Его временная сложность — </w:t>
       </w:r>
       <w:r>
         <w:rPr>
-          <w:rStyle w:val="Style15"/>
+          <w:rStyle w:val="aa"/>
         </w:rPr>
         <w:t>O(log(min(a, b)))</w:t>
       </w:r>
       <w:r>
-        <w:rPr/>
         <w:t xml:space="preserve">, так как количество итераций пропорционально количеству цифр в меньшем числе (аналогично обычному алгоритму Евклида). </w:t>
       </w:r>
     </w:p>
     <w:p>
       <w:pPr>
-        <w:pStyle w:val="BodyText"/>
-        <w:rPr/>
-      </w:pPr>
-      <w:r>
-        <w:rPr/>
+        <w:pStyle w:val="a4"/>
+      </w:pPr>
+      <w:r>
         <w:t xml:space="preserve">Применяется для нахождения обратных элементов по модулю (если НОД=1), что критически важно в криптографии (например, в RSA для вычисления закрытого ключа). </w:t>
       </w:r>
     </w:p>
     <w:p>
       <w:pPr>
-        <w:pStyle w:val="BodyText"/>
-        <w:rPr/>
-      </w:pPr>
-      <w:r>
-        <w:rPr>
-          <w:rStyle w:val="Emphasis"/>
+        <w:pStyle w:val="a4"/>
+      </w:pPr>
+      <w:r>
+        <w:rPr>
+          <w:rStyle w:val="ab"/>
         </w:rPr>
         <w:t>Пример:</w:t>
       </w:r>
       <w:r>
-        <w:rPr/>
         <w:t xml:space="preserve"> Для </w:t>
       </w:r>
       <w:r>
         <w:rPr>
-          <w:rStyle w:val="Style15"/>
+          <w:rStyle w:val="aa"/>
         </w:rPr>
         <w:t>a=30, b=12</w:t>
       </w:r>
       <w:r>
-        <w:rPr/>
         <w:t xml:space="preserve"> алгоритм даст </w:t>
       </w:r>
       <w:r>
         <w:rPr>
-          <w:rStyle w:val="Style15"/>
+          <w:rStyle w:val="aa"/>
         </w:rPr>
         <w:t>НОД=6</w:t>
       </w:r>
       <w:r>
-        <w:rPr/>
         <w:t xml:space="preserve">, </w:t>
       </w:r>
       <w:r>
         <w:rPr>
-          <w:rStyle w:val="Style15"/>
+          <w:rStyle w:val="aa"/>
         </w:rPr>
         <w:t>x=1, y=-2</w:t>
       </w:r>
       <w:r>
-        <w:rPr/>
         <w:t xml:space="preserve">, так как </w:t>
       </w:r>
       <w:r>
         <w:rPr>
-          <w:rStyle w:val="Style15"/>
+          <w:rStyle w:val="aa"/>
         </w:rPr>
         <w:t>30*1 + 12*(-2) = 6</w:t>
       </w:r>
       <w:r>
-        <w:rPr/>
         <w:t xml:space="preserve">. </w:t>
       </w:r>
     </w:p>
     <w:p>
       <w:pPr>
-        <w:pStyle w:val="Heading1"/>
-        <w:rPr/>
-      </w:pPr>
-      <w:r>
-        <w:rPr>
-          <w:rFonts w:cs="Times New Roman"/>
-          <w:color w:val="000000"/>
-          <w:sz w:val="28"/>
-          <w:szCs w:val="28"/>
+        <w:pStyle w:val="1"/>
+      </w:pPr>
+      <w:r>
+        <w:rPr>
+          <w:color w:val="000000"/>
         </w:rPr>
         <w:t xml:space="preserve">2. Расскажите об алгоритме </w:t>
       </w:r>
       <w:r>
         <w:rPr>
-          <w:rFonts w:cs="Times New Roman"/>
           <w:i/>
           <w:iCs/>
           <w:color w:val="000000"/>
-          <w:sz w:val="28"/>
-          <w:szCs w:val="28"/>
         </w:rPr>
         <w:t xml:space="preserve">быстрого возведения </w:t>
       </w:r>
       <w:r>
         <w:rPr>
-          <w:rFonts w:cs="Times New Roman"/>
-          <w:color w:val="000000"/>
-          <w:sz w:val="28"/>
-          <w:szCs w:val="28"/>
+          <w:color w:val="000000"/>
         </w:rPr>
         <w:t xml:space="preserve">числа в </w:t>
       </w:r>
       <w:r>
         <w:rPr>
-          <w:rFonts w:cs="Times New Roman"/>
           <w:i/>
           <w:iCs/>
           <w:color w:val="000000"/>
-          <w:sz w:val="28"/>
-          <w:szCs w:val="28"/>
         </w:rPr>
         <w:t>степень по модулю</w:t>
       </w:r>
       <w:r>
         <w:rPr>
-          <w:rFonts w:cs="Times New Roman"/>
-          <w:color w:val="000000"/>
-          <w:sz w:val="28"/>
-          <w:szCs w:val="28"/>
+          <w:color w:val="000000"/>
         </w:rPr>
         <w:t xml:space="preserve">. </w:t>
       </w:r>
     </w:p>
     <w:p>
       <w:pPr>
-        <w:pStyle w:val="BodyText"/>
-        <w:rPr/>
-      </w:pPr>
-      <w:r>
-        <w:rPr/>
+        <w:pStyle w:val="a4"/>
+      </w:pPr>
+      <w:r>
         <w:t xml:space="preserve">Этот алгоритм вычисляет </w:t>
       </w:r>
       <w:r>
         <w:rPr>
-          <w:rStyle w:val="Style15"/>
+          <w:rStyle w:val="aa"/>
         </w:rPr>
         <w:t>a^b mod m</w:t>
       </w:r>
       <w:r>
-        <w:rPr/>
         <w:t xml:space="preserve"> за </w:t>
       </w:r>
       <w:r>
         <w:rPr>
-          <w:rStyle w:val="Style15"/>
+          <w:rStyle w:val="aa"/>
         </w:rPr>
         <w:t>O(log b)</w:t>
       </w:r>
       <w:r>
-        <w:rPr/>
         <w:t xml:space="preserve"> операций, используя идею двоичного разложения показателя степени. </w:t>
       </w:r>
     </w:p>
     <w:p>
       <w:pPr>
-        <w:pStyle w:val="BodyText"/>
-        <w:rPr/>
-      </w:pPr>
-      <w:r>
-        <w:rPr/>
+        <w:pStyle w:val="a4"/>
+      </w:pPr>
+      <w:r>
         <w:t xml:space="preserve">На каждой итерации текущее значение возводится в квадрат, а если соответствующий бит показателя равен 1, результат умножается на текущую степень. Это позволяет избежать прямого вычисления огромных чисел. </w:t>
       </w:r>
     </w:p>
     <w:p>
       <w:pPr>
-        <w:pStyle w:val="BodyText"/>
-        <w:rPr/>
-      </w:pPr>
-      <w:r>
-        <w:rPr>
-          <w:rStyle w:val="Emphasis"/>
+        <w:pStyle w:val="a4"/>
+      </w:pPr>
+      <w:r>
+        <w:rPr>
+          <w:rStyle w:val="ab"/>
         </w:rPr>
         <w:t>Пример:</w:t>
       </w:r>
       <w:r>
-        <w:rPr/>
         <w:t xml:space="preserve"> </w:t>
       </w:r>
       <w:r>
         <w:rPr>
-          <w:rStyle w:val="Style15"/>
+          <w:rStyle w:val="aa"/>
         </w:rPr>
         <w:t>7^5 mod 13</w:t>
       </w:r>
       <w:r>
-        <w:rPr/>
         <w:t xml:space="preserve">. Представим </w:t>
       </w:r>
       <w:r>
         <w:rPr>
-          <w:rStyle w:val="Style15"/>
+          <w:rStyle w:val="aa"/>
         </w:rPr>
         <w:t>5 = 101₂</w:t>
       </w:r>
       <w:r>
-        <w:rPr/>
         <w:t xml:space="preserve">. Вычисляем: </w:t>
       </w:r>
       <w:r>
         <w:rPr>
-          <w:rStyle w:val="Style15"/>
+          <w:rStyle w:val="aa"/>
         </w:rPr>
         <w:t>7^1 = 7</w:t>
       </w:r>
       <w:r>
-        <w:rPr/>
         <w:t xml:space="preserve">, </w:t>
       </w:r>
       <w:r>
         <w:rPr>
-          <w:rStyle w:val="Style15"/>
+          <w:rStyle w:val="aa"/>
         </w:rPr>
         <w:t>7^2 = 49 ≡ 10 mod 13</w:t>
       </w:r>
       <w:r>
-        <w:rPr/>
         <w:t xml:space="preserve">, </w:t>
       </w:r>
       <w:r>
         <w:rPr>
-          <w:rStyle w:val="Style15"/>
+          <w:rStyle w:val="aa"/>
         </w:rPr>
         <w:t>7^4 = 10² = 100 ≡ 9 mod 13</w:t>
       </w:r>
       <w:r>
-        <w:rPr/>
         <w:t xml:space="preserve">. Тогда </w:t>
       </w:r>
       <w:r>
         <w:rPr>
-          <w:rStyle w:val="Style15"/>
+          <w:rStyle w:val="aa"/>
         </w:rPr>
         <w:t>7^5 = 7^4 * 7^1 ≡ 9 * 7 = 63 ≡ 11 mod 13</w:t>
       </w:r>
       <w:r>
-        <w:rPr/>
         <w:t>.</w:t>
       </w:r>
     </w:p>
     <w:p>
       <w:pPr>
-        <w:pStyle w:val="Heading1"/>
-        <w:rPr/>
-      </w:pPr>
-      <w:r>
-        <w:rPr>
-          <w:rFonts w:cs="Times New Roman"/>
-          <w:color w:val="000000"/>
-          <w:sz w:val="28"/>
-          <w:szCs w:val="28"/>
+        <w:pStyle w:val="1"/>
+      </w:pPr>
+      <w:r>
+        <w:rPr>
+          <w:color w:val="000000"/>
         </w:rPr>
         <w:t>3. Вычислите значение 2</w:t>
       </w:r>
       <w:r>
         <w:rPr>
-          <w:rFonts w:cs="Times New Roman"/>
-          <w:color w:val="000000"/>
-          <w:sz w:val="28"/>
-          <w:szCs w:val="28"/>
+          <w:color w:val="000000"/>
           <w:vertAlign w:val="superscript"/>
         </w:rPr>
         <w:t>199</w:t>
       </w:r>
       <w:r>
         <w:rPr>
-          <w:rFonts w:cs="Times New Roman"/>
           <w:color w:val="000000"/>
           <w:sz w:val="18"/>
           <w:szCs w:val="18"/>
@@ -1314,255 +1171,219 @@
       </w:r>
       <w:r>
         <w:rPr>
-          <w:rFonts w:cs="Times New Roman"/>
-          <w:color w:val="000000"/>
-          <w:sz w:val="28"/>
-          <w:szCs w:val="28"/>
+          <w:color w:val="000000"/>
         </w:rPr>
         <w:t xml:space="preserve">mod 1003 с помощью алгоритма быстрого возведения числа в степень по модулю. Опишите процесс Ваших действий. </w:t>
       </w:r>
     </w:p>
     <w:p>
       <w:pPr>
-        <w:pStyle w:val="BodyText"/>
-        <w:rPr/>
-      </w:pPr>
-      <w:r>
-        <w:rPr/>
+        <w:pStyle w:val="a4"/>
+      </w:pPr>
+      <w:r>
         <w:t xml:space="preserve">Вычислим </w:t>
       </w:r>
       <w:r>
         <w:rPr>
-          <w:rStyle w:val="Style15"/>
+          <w:rStyle w:val="aa"/>
         </w:rPr>
         <w:t>2^199 mod 1003</w:t>
       </w:r>
       <w:r>
-        <w:rPr/>
         <w:t xml:space="preserve"> через двоичное разложение </w:t>
       </w:r>
       <w:r>
         <w:rPr>
-          <w:rStyle w:val="Style15"/>
+          <w:rStyle w:val="aa"/>
         </w:rPr>
         <w:t>199 = 128 + 64 + 4 + 2 + 1 = 11000111₂</w:t>
       </w:r>
       <w:r>
-        <w:rPr/>
         <w:t>. Последовательно вычисляем степени двойки по модулю 1003:</w:t>
       </w:r>
     </w:p>
     <w:p>
       <w:pPr>
-        <w:pStyle w:val="BodyText"/>
-        <w:rPr/>
-      </w:pPr>
-      <w:r>
-        <w:rPr>
-          <w:rStyle w:val="Style15"/>
+        <w:pStyle w:val="a4"/>
+      </w:pPr>
+      <w:r>
+        <w:rPr>
+          <w:rStyle w:val="aa"/>
         </w:rPr>
         <w:t>2^1 = 2</w:t>
       </w:r>
     </w:p>
     <w:p>
       <w:pPr>
-        <w:pStyle w:val="BodyText"/>
-        <w:rPr/>
-      </w:pPr>
-      <w:r>
-        <w:rPr>
-          <w:rStyle w:val="Style15"/>
+        <w:pStyle w:val="a4"/>
+      </w:pPr>
+      <w:r>
+        <w:rPr>
+          <w:rStyle w:val="aa"/>
         </w:rPr>
         <w:t>2^2 = 4</w:t>
       </w:r>
     </w:p>
     <w:p>
       <w:pPr>
-        <w:pStyle w:val="BodyText"/>
-        <w:rPr/>
-      </w:pPr>
-      <w:r>
-        <w:rPr>
-          <w:rStyle w:val="Style15"/>
+        <w:pStyle w:val="a4"/>
+      </w:pPr>
+      <w:r>
+        <w:rPr>
+          <w:rStyle w:val="aa"/>
         </w:rPr>
         <w:t>2^4 = 16</w:t>
       </w:r>
     </w:p>
     <w:p>
       <w:pPr>
-        <w:pStyle w:val="BodyText"/>
-        <w:rPr/>
-      </w:pPr>
-      <w:r>
-        <w:rPr>
-          <w:rStyle w:val="Style15"/>
+        <w:pStyle w:val="a4"/>
+      </w:pPr>
+      <w:r>
+        <w:rPr>
+          <w:rStyle w:val="aa"/>
         </w:rPr>
         <w:t>2^8 = 2562^16 = 256² = 65536 ≡ 65536 - 65*1003 = 65536 - 65195 341 mod 1003</w:t>
       </w:r>
     </w:p>
     <w:p>
       <w:pPr>
-        <w:pStyle w:val="BodyText"/>
-        <w:rPr/>
-      </w:pPr>
-      <w:r>
-        <w:rPr>
-          <w:rStyle w:val="Style15"/>
+        <w:pStyle w:val="a4"/>
+      </w:pPr>
+      <w:r>
+        <w:rPr>
+          <w:rStyle w:val="aa"/>
         </w:rPr>
         <w:t>2^32 = 341² = 116281 ≡ 116281 - 115*1003 = 116281 - 115345 = 936 mod 1003</w:t>
       </w:r>
     </w:p>
     <w:p>
       <w:pPr>
-        <w:pStyle w:val="BodyText"/>
-        <w:rPr/>
-      </w:pPr>
-      <w:r>
-        <w:rPr>
-          <w:rStyle w:val="Style15"/>
+        <w:pStyle w:val="a4"/>
+      </w:pPr>
+      <w:r>
+        <w:rPr>
+          <w:rStyle w:val="aa"/>
         </w:rPr>
         <w:t>2^64 = 936² = 876096 ≡ 876096 - 873*1003 = 876096 - 875619 = 477 mod 1003</w:t>
       </w:r>
     </w:p>
     <w:p>
       <w:pPr>
-        <w:pStyle w:val="BodyText"/>
-        <w:rPr/>
-      </w:pPr>
-      <w:r>
-        <w:rPr>
-          <w:rStyle w:val="Style15"/>
+        <w:pStyle w:val="a4"/>
+      </w:pPr>
+      <w:r>
+        <w:rPr>
+          <w:rStyle w:val="aa"/>
         </w:rPr>
         <w:t>2^128 = 477² = 227529 ≡ 227529 - 226*1003 = 227529 - 226678 = 851 mod 1003</w:t>
       </w:r>
     </w:p>
     <w:p>
       <w:pPr>
-        <w:pStyle w:val="BodyText"/>
+        <w:pStyle w:val="a4"/>
         <w:widowControl/>
-        <w:spacing w:lineRule="auto" w:line="326" w:before="0" w:after="0"/>
-        <w:ind w:firstLine="709" w:start="0" w:end="0"/>
-        <w:rPr/>
-      </w:pPr>
-      <w:r>
-        <w:rPr/>
+        <w:spacing w:line="326" w:lineRule="auto"/>
+        <w:ind w:left="0"/>
+      </w:pPr>
+      <w:r>
         <w:t xml:space="preserve">Теперь перемножаем нужные степени: </w:t>
       </w:r>
     </w:p>
     <w:p>
       <w:pPr>
-        <w:pStyle w:val="BodyText"/>
+        <w:pStyle w:val="a4"/>
         <w:widowControl/>
-        <w:spacing w:lineRule="auto" w:line="326" w:before="0" w:after="0"/>
-        <w:ind w:firstLine="709" w:start="0" w:end="0"/>
-        <w:rPr/>
-      </w:pPr>
-      <w:r>
-        <w:rPr>
-          <w:rStyle w:val="Style15"/>
-        </w:rPr>
+        <w:spacing w:line="326" w:lineRule="auto"/>
+        <w:ind w:left="0"/>
+      </w:pPr>
+      <w:r>
+        <w:rPr>
+          <w:rStyle w:val="aa"/>
+        </w:rPr>
+        <w:lastRenderedPageBreak/>
         <w:t>2^199 = 2^128 * 2^64 * 2^4 * 2^2 * 2^1 ≡ 851 * 477 * 16 * 4 * 2 mod 1003</w:t>
       </w:r>
     </w:p>
     <w:p>
       <w:pPr>
-        <w:pStyle w:val="BodyText"/>
+        <w:pStyle w:val="a4"/>
         <w:widowControl/>
-        <w:spacing w:lineRule="auto" w:line="326" w:before="0" w:after="0"/>
-        <w:ind w:firstLine="709" w:start="0" w:end="0"/>
-        <w:rPr/>
-      </w:pPr>
-      <w:r>
-        <w:rPr>
-          <w:rStyle w:val="Style15"/>
+        <w:spacing w:line="326" w:lineRule="auto"/>
+        <w:ind w:left="0"/>
+      </w:pPr>
+      <w:r>
+        <w:rPr>
+          <w:rStyle w:val="aa"/>
         </w:rPr>
         <w:t>851 * 477 = 405927 ≡ 405927 - 404*1003 = 405927 - 405212 = 715 mod 1003</w:t>
       </w:r>
     </w:p>
     <w:p>
       <w:pPr>
-        <w:pStyle w:val="BodyText"/>
+        <w:pStyle w:val="a4"/>
         <w:widowControl/>
-        <w:spacing w:lineRule="auto" w:line="326" w:before="0" w:after="0"/>
-        <w:ind w:firstLine="709" w:start="0" w:end="0"/>
-        <w:rPr/>
-      </w:pPr>
-      <w:r>
-        <w:rPr>
-          <w:rStyle w:val="Style15"/>
+        <w:spacing w:line="326" w:lineRule="auto"/>
+        <w:ind w:left="0"/>
+      </w:pPr>
+      <w:r>
+        <w:rPr>
+          <w:rStyle w:val="aa"/>
         </w:rPr>
         <w:t>715 * 16 = 11440 ≡ 11440 - 11*1003 = 11440 - 11033 = 407 mod 1003</w:t>
       </w:r>
     </w:p>
     <w:p>
       <w:pPr>
-        <w:pStyle w:val="BodyText"/>
+        <w:pStyle w:val="a4"/>
         <w:widowControl/>
-        <w:spacing w:lineRule="auto" w:line="326" w:before="0" w:after="0"/>
-        <w:ind w:firstLine="709" w:start="0" w:end="0"/>
-        <w:rPr/>
-      </w:pPr>
-      <w:r>
-        <w:rPr>
-          <w:rStyle w:val="Style15"/>
+        <w:spacing w:line="326" w:lineRule="auto"/>
+        <w:ind w:left="0"/>
+      </w:pPr>
+      <w:r>
+        <w:rPr>
+          <w:rStyle w:val="aa"/>
         </w:rPr>
         <w:t>407 * 4 = 1628 ≡ 1628 - 1003 = 625 mod 1003</w:t>
       </w:r>
     </w:p>
     <w:p>
       <w:pPr>
-        <w:pStyle w:val="BodyText"/>
+        <w:pStyle w:val="a4"/>
         <w:widowControl/>
-        <w:spacing w:lineRule="auto" w:line="326" w:before="0" w:after="0"/>
-        <w:ind w:firstLine="709" w:start="0" w:end="0"/>
-        <w:rPr/>
-      </w:pPr>
-      <w:r>
-        <w:rPr>
-          <w:rStyle w:val="Style15"/>
+        <w:spacing w:line="326" w:lineRule="auto"/>
+        <w:ind w:left="0"/>
+      </w:pPr>
+      <w:r>
+        <w:rPr>
+          <w:rStyle w:val="aa"/>
         </w:rPr>
         <w:t>625 * 2 = 1250 ≡ 1250 - 1003 = 247 mod 1003</w:t>
       </w:r>
       <w:r>
-        <w:rPr/>
         <w:t>.</w:t>
       </w:r>
       <w:r>
         <w:rPr>
-          <w:rFonts w:ascii="system-ui;ui-sans-serif;apple-system;BlinkMacSystemFont;Inter;NotoSansHans;sans-serif" w:hAnsi="system-ui;ui-sans-serif;apple-system;BlinkMacSystemFont;Inter;NotoSansHans;sans-serif"/>
-          <w:b w:val="false"/>
-          <w:i w:val="false"/>
-          <w:caps w:val="false"/>
-          <w:smallCaps w:val="false"/>
+          <w:rFonts w:ascii="system-ui;ui-sans-serif;apple-s" w:hAnsi="system-ui;ui-sans-serif;apple-s"/>
           <w:color w:val="F7F8FC"/>
-          <w:spacing w:val="0"/>
           <w:sz w:val="24"/>
         </w:rPr>
         <w:t xml:space="preserve">т: </w:t>
       </w:r>
       <w:r>
         <w:rPr>
-          <w:rStyle w:val="Strong"/>
-          <w:rFonts w:ascii="system-ui;ui-sans-serif;apple-system;BlinkMacSystemFont;Inter;NotoSansHans;sans-serif" w:hAnsi="system-ui;ui-sans-serif;apple-system;BlinkMacSystemFont;Inter;NotoSansHans;sans-serif"/>
-          <w:b/>
-          <w:i w:val="false"/>
-          <w:caps w:val="false"/>
-          <w:smallCaps w:val="false"/>
+          <w:rStyle w:val="ad"/>
+          <w:rFonts w:ascii="system-ui;ui-sans-serif;apple-s" w:hAnsi="system-ui;ui-sans-serif;apple-s"/>
           <w:color w:val="F7F8FC"/>
-          <w:spacing w:val="0"/>
           <w:sz w:val="24"/>
         </w:rPr>
         <w:t>247</w:t>
       </w:r>
       <w:r>
         <w:rPr>
-          <w:rFonts w:ascii="system-ui;ui-sans-serif;apple-system;BlinkMacSystemFont;Inter;NotoSansHans;sans-serif" w:hAnsi="system-ui;ui-sans-serif;apple-system;BlinkMacSystemFont;Inter;NotoSansHans;sans-serif"/>
-          <w:b w:val="false"/>
-          <w:i w:val="false"/>
-          <w:caps w:val="false"/>
-          <w:smallCaps w:val="false"/>
+          <w:rFonts w:ascii="system-ui;ui-sans-serif;apple-s" w:hAnsi="system-ui;ui-sans-serif;apple-s"/>
           <w:color w:val="F7F8FC"/>
-          <w:spacing w:val="0"/>
           <w:sz w:val="24"/>
         </w:rPr>
         <w:t>.</w:t>
@@ -1570,250 +1391,204 @@
     </w:p>
     <w:p>
       <w:pPr>
-        <w:pStyle w:val="Heading1"/>
-        <w:rPr/>
-      </w:pPr>
-      <w:r>
-        <w:rPr>
-          <w:rFonts w:cs="Times New Roman"/>
-          <w:color w:val="000000"/>
-          <w:sz w:val="28"/>
-          <w:szCs w:val="28"/>
+        <w:pStyle w:val="1"/>
+      </w:pPr>
+      <w:r>
+        <w:rPr>
+          <w:color w:val="000000"/>
         </w:rPr>
         <w:t xml:space="preserve">4. Расскажите о </w:t>
       </w:r>
       <w:r>
         <w:rPr>
-          <w:rFonts w:cs="Times New Roman"/>
           <w:i/>
           <w:iCs/>
           <w:color w:val="000000"/>
-          <w:sz w:val="28"/>
-          <w:szCs w:val="28"/>
         </w:rPr>
         <w:t xml:space="preserve">генерации простых чисел </w:t>
       </w:r>
       <w:r>
         <w:rPr>
-          <w:rFonts w:cs="Times New Roman"/>
-          <w:color w:val="000000"/>
-          <w:sz w:val="28"/>
-          <w:szCs w:val="28"/>
+          <w:color w:val="000000"/>
         </w:rPr>
         <w:t xml:space="preserve">и о </w:t>
       </w:r>
       <w:r>
         <w:rPr>
-          <w:rFonts w:cs="Times New Roman"/>
           <w:i/>
           <w:iCs/>
           <w:color w:val="000000"/>
-          <w:sz w:val="28"/>
-          <w:szCs w:val="28"/>
         </w:rPr>
         <w:t>решете Эратосфена Киренского</w:t>
       </w:r>
       <w:r>
         <w:rPr>
-          <w:rFonts w:cs="Times New Roman"/>
-          <w:color w:val="000000"/>
-          <w:sz w:val="28"/>
-          <w:szCs w:val="28"/>
+          <w:color w:val="000000"/>
         </w:rPr>
         <w:t xml:space="preserve">. </w:t>
       </w:r>
     </w:p>
     <w:p>
       <w:pPr>
-        <w:pStyle w:val="BodyText"/>
-        <w:rPr/>
-      </w:pPr>
-      <w:r>
-        <w:rPr/>
+        <w:pStyle w:val="a4"/>
+      </w:pPr>
+      <w:r>
         <w:t xml:space="preserve">Решето Эратосфена — классический алгоритм для нахождения всех простых чисел до заданного числа </w:t>
       </w:r>
       <w:r>
         <w:rPr>
-          <w:rStyle w:val="Style15"/>
+          <w:rStyle w:val="aa"/>
         </w:rPr>
         <w:t>n</w:t>
       </w:r>
       <w:r>
-        <w:rPr/>
         <w:t xml:space="preserve">. Он работает путем последовательного вычеркивания кратных каждого найденного простого числа, начиная с 2. Временная сложность — </w:t>
       </w:r>
       <w:r>
         <w:rPr>
-          <w:rStyle w:val="Style15"/>
+          <w:rStyle w:val="aa"/>
         </w:rPr>
         <w:t>O(n log log n)</w:t>
       </w:r>
       <w:r>
-        <w:rPr/>
         <w:t xml:space="preserve">, память — </w:t>
       </w:r>
       <w:r>
         <w:rPr>
-          <w:rStyle w:val="Style15"/>
+          <w:rStyle w:val="aa"/>
         </w:rPr>
         <w:t>O(n)</w:t>
       </w:r>
       <w:r>
-        <w:rPr/>
         <w:t xml:space="preserve">. Хотя оно неэффективно для генерации очень больших простых чисел (как в криптографии), оно отлично подходит для учебных задач и малых диапазонов. </w:t>
+      </w:r>
+      <w:r>
         <w:tab/>
       </w:r>
       <w:r>
         <w:rPr>
-          <w:rStyle w:val="Emphasis"/>
+          <w:rStyle w:val="ab"/>
         </w:rPr>
         <w:t>Пример:</w:t>
       </w:r>
       <w:r>
-        <w:rPr/>
         <w:t xml:space="preserve"> Для </w:t>
       </w:r>
       <w:r>
         <w:rPr>
-          <w:rStyle w:val="Style15"/>
+          <w:rStyle w:val="aa"/>
         </w:rPr>
         <w:t>n=30</w:t>
       </w:r>
       <w:r>
-        <w:rPr/>
         <w:t xml:space="preserve"> начинаем с 2, вычеркиваем все кратные 2 (4,6,8,...), затем следующее невычеркнутое — 3, вычеркиваем кратные 3 (9,15,21,27), потом 5 (25), далее 7,11 и т.д. Остаются: 2,3,5,7,11,13,17,19,23,29.</w:t>
       </w:r>
     </w:p>
     <w:p>
       <w:pPr>
-        <w:pStyle w:val="Heading1"/>
-        <w:rPr/>
-      </w:pPr>
-      <w:r>
-        <w:rPr>
-          <w:rFonts w:cs="Times New Roman"/>
-          <w:color w:val="000000"/>
-          <w:sz w:val="28"/>
-          <w:szCs w:val="28"/>
+        <w:pStyle w:val="1"/>
+      </w:pPr>
+      <w:r>
+        <w:rPr>
+          <w:color w:val="000000"/>
         </w:rPr>
         <w:t xml:space="preserve">5. Сформулируйте теорему и критерий </w:t>
       </w:r>
       <w:r>
         <w:rPr>
-          <w:rFonts w:cs="Times New Roman"/>
           <w:i/>
           <w:iCs/>
           <w:color w:val="000000"/>
-          <w:sz w:val="28"/>
-          <w:szCs w:val="28"/>
         </w:rPr>
         <w:t xml:space="preserve">примитивности </w:t>
       </w:r>
       <w:r>
         <w:rPr>
-          <w:rFonts w:cs="Times New Roman"/>
-          <w:color w:val="000000"/>
-          <w:sz w:val="28"/>
-          <w:szCs w:val="28"/>
+          <w:color w:val="000000"/>
         </w:rPr>
         <w:t xml:space="preserve">и проверки </w:t>
       </w:r>
       <w:r>
         <w:rPr>
-          <w:rFonts w:cs="Times New Roman"/>
           <w:i/>
           <w:iCs/>
           <w:color w:val="000000"/>
-          <w:sz w:val="28"/>
-          <w:szCs w:val="28"/>
         </w:rPr>
         <w:t xml:space="preserve">простоты. </w:t>
       </w:r>
     </w:p>
     <w:p>
       <w:pPr>
-        <w:pStyle w:val="Normal"/>
         <w:widowControl/>
-        <w:spacing w:lineRule="atLeast" w:line="420" w:before="0" w:after="0"/>
-        <w:ind w:hanging="0" w:start="0" w:end="0"/>
-        <w:rPr/>
-      </w:pPr>
-      <w:r>
-        <w:rPr/>
+        <w:spacing w:line="420" w:lineRule="atLeast"/>
+        <w:ind w:firstLine="0"/>
+      </w:pPr>
+      <w:r>
         <w:tab/>
         <w:t xml:space="preserve">Примитивный корень по модулю </w:t>
       </w:r>
       <w:r>
         <w:rPr>
-          <w:rStyle w:val="Style15"/>
+          <w:rStyle w:val="aa"/>
         </w:rPr>
         <w:t>p</w:t>
       </w:r>
       <w:r>
-        <w:rPr/>
         <w:t xml:space="preserve"> (где </w:t>
       </w:r>
       <w:r>
         <w:rPr>
-          <w:rStyle w:val="Style15"/>
+          <w:rStyle w:val="aa"/>
         </w:rPr>
         <w:t>p</w:t>
       </w:r>
       <w:r>
-        <w:rPr/>
         <w:t xml:space="preserve"> — простое) — это число </w:t>
       </w:r>
       <w:r>
         <w:rPr>
-          <w:rStyle w:val="Style15"/>
+          <w:rStyle w:val="aa"/>
         </w:rPr>
         <w:t>g</w:t>
       </w:r>
       <w:r>
-        <w:rPr/>
         <w:t xml:space="preserve">, такое что его степени </w:t>
       </w:r>
       <w:r>
         <w:rPr>
-          <w:rStyle w:val="Style15"/>
+          <w:rStyle w:val="aa"/>
         </w:rPr>
         <w:t>g^k mod p</w:t>
       </w:r>
       <w:r>
-        <w:rPr/>
         <w:t xml:space="preserve"> при </w:t>
       </w:r>
       <w:r>
         <w:rPr>
-          <w:rStyle w:val="Style15"/>
+          <w:rStyle w:val="aa"/>
         </w:rPr>
         <w:t>k=1..p-1</w:t>
       </w:r>
       <w:r>
-        <w:rPr/>
         <w:t xml:space="preserve"> порождают все ненулевые вычеты по модулю </w:t>
       </w:r>
       <w:r>
         <w:rPr>
-          <w:rStyle w:val="Style15"/>
+          <w:rStyle w:val="aa"/>
         </w:rPr>
         <w:t>p</w:t>
       </w:r>
       <w:r>
-        <w:rPr/>
         <w:t xml:space="preserve">. </w:t>
       </w:r>
     </w:p>
     <w:p>
       <w:pPr>
-        <w:pStyle w:val="Normal"/>
         <w:widowControl/>
-        <w:spacing w:lineRule="atLeast" w:line="420" w:before="0" w:after="0"/>
-        <w:ind w:hanging="0" w:start="0" w:end="0"/>
-        <w:rPr/>
-      </w:pPr>
-      <w:r>
-        <w:rPr/>
+        <w:spacing w:line="420" w:lineRule="atLeast"/>
+        <w:ind w:firstLine="0"/>
+      </w:pPr>
+      <w:r>
         <w:tab/>
       </w:r>
       <w:r>
@@ -1824,378 +1599,314 @@
         <w:t>Критерий</w:t>
       </w:r>
       <w:r>
-        <w:rPr/>
         <w:t xml:space="preserve">: </w:t>
       </w:r>
       <w:r>
         <w:rPr>
-          <w:rStyle w:val="Style15"/>
+          <w:rStyle w:val="aa"/>
         </w:rPr>
         <w:t>g</w:t>
       </w:r>
       <w:r>
-        <w:rPr/>
         <w:t xml:space="preserve"> — примитивный корень по модулю </w:t>
       </w:r>
       <w:r>
         <w:rPr>
-          <w:rStyle w:val="Style15"/>
+          <w:rStyle w:val="aa"/>
         </w:rPr>
         <w:t>p</w:t>
       </w:r>
       <w:r>
-        <w:rPr/>
         <w:t xml:space="preserve">, если </w:t>
       </w:r>
       <w:r>
         <w:rPr>
-          <w:rStyle w:val="Style15"/>
+          <w:rStyle w:val="aa"/>
         </w:rPr>
         <w:t>g^((p-1)/q) ≠ 1 mod p</w:t>
       </w:r>
       <w:r>
-        <w:rPr/>
         <w:t xml:space="preserve"> для всех простых делителей </w:t>
       </w:r>
       <w:r>
         <w:rPr>
-          <w:rStyle w:val="Style15"/>
+          <w:rStyle w:val="aa"/>
         </w:rPr>
         <w:t>q</w:t>
       </w:r>
       <w:r>
-        <w:rPr/>
         <w:t xml:space="preserve"> числа </w:t>
       </w:r>
       <w:r>
         <w:rPr>
-          <w:rStyle w:val="Style15"/>
+          <w:rStyle w:val="aa"/>
         </w:rPr>
         <w:t>p-1</w:t>
       </w:r>
       <w:r>
-        <w:rPr/>
         <w:t xml:space="preserve">. </w:t>
       </w:r>
     </w:p>
     <w:p>
       <w:pPr>
-        <w:pStyle w:val="Normal"/>
         <w:widowControl/>
-        <w:spacing w:lineRule="atLeast" w:line="420" w:before="0" w:after="0"/>
-        <w:ind w:hanging="0" w:start="0" w:end="0"/>
-        <w:rPr/>
-      </w:pPr>
-      <w:r>
-        <w:rPr/>
+        <w:spacing w:line="420" w:lineRule="atLeast"/>
+        <w:ind w:firstLine="0"/>
+      </w:pPr>
+      <w:r>
         <w:tab/>
         <w:t xml:space="preserve">Проверка простоты </w:t>
       </w:r>
       <w:r>
         <w:rPr>
-          <w:rStyle w:val="Style15"/>
+          <w:rStyle w:val="aa"/>
         </w:rPr>
         <w:t>p</w:t>
       </w:r>
       <w:r>
-        <w:rPr/>
         <w:t xml:space="preserve"> может быть выполнена с помощью тестов, таких как Ферма или Миллера-Рабина, но для малых </w:t>
       </w:r>
       <w:r>
         <w:rPr>
-          <w:rStyle w:val="Style15"/>
+          <w:rStyle w:val="aa"/>
         </w:rPr>
         <w:t>p</w:t>
       </w:r>
       <w:r>
-        <w:rPr/>
         <w:t xml:space="preserve"> можно просто перебрать делители до </w:t>
       </w:r>
       <w:r>
         <w:rPr>
-          <w:rStyle w:val="Style15"/>
+          <w:rStyle w:val="aa"/>
         </w:rPr>
         <w:t>√p</w:t>
       </w:r>
       <w:r>
-        <w:rPr/>
         <w:t xml:space="preserve">. </w:t>
       </w:r>
     </w:p>
     <w:p>
       <w:pPr>
-        <w:pStyle w:val="Normal"/>
         <w:widowControl/>
-        <w:spacing w:lineRule="atLeast" w:line="420" w:before="0" w:after="0"/>
-        <w:ind w:hanging="0" w:start="0" w:end="0"/>
-        <w:rPr/>
-      </w:pPr>
-      <w:r>
-        <w:rPr>
-          <w:rStyle w:val="Emphasis"/>
+        <w:spacing w:line="420" w:lineRule="atLeast"/>
+        <w:ind w:firstLine="0"/>
+      </w:pPr>
+      <w:r>
+        <w:rPr>
+          <w:rStyle w:val="ab"/>
         </w:rPr>
         <w:tab/>
         <w:t>Пример:</w:t>
       </w:r>
       <w:r>
-        <w:rPr/>
         <w:t xml:space="preserve"> Для </w:t>
       </w:r>
       <w:r>
         <w:rPr>
-          <w:rStyle w:val="Style15"/>
+          <w:rStyle w:val="aa"/>
         </w:rPr>
         <w:t>p=7</w:t>
       </w:r>
       <w:r>
-        <w:rPr/>
         <w:t xml:space="preserve">, </w:t>
       </w:r>
       <w:r>
         <w:rPr>
-          <w:rStyle w:val="Style15"/>
+          <w:rStyle w:val="aa"/>
         </w:rPr>
         <w:t>p-1=6</w:t>
       </w:r>
       <w:r>
-        <w:rPr/>
         <w:t xml:space="preserve">, делители </w:t>
       </w:r>
       <w:r>
         <w:rPr>
-          <w:rStyle w:val="Style15"/>
+          <w:rStyle w:val="aa"/>
         </w:rPr>
         <w:t>q=2,3</w:t>
       </w:r>
       <w:r>
-        <w:rPr/>
         <w:t xml:space="preserve">. Проверяем </w:t>
       </w:r>
       <w:r>
         <w:rPr>
-          <w:rStyle w:val="Style15"/>
+          <w:rStyle w:val="aa"/>
         </w:rPr>
         <w:t>g=3</w:t>
       </w:r>
       <w:r>
-        <w:rPr/>
         <w:t xml:space="preserve">: </w:t>
       </w:r>
       <w:r>
         <w:rPr>
-          <w:rStyle w:val="Style15"/>
+          <w:rStyle w:val="aa"/>
         </w:rPr>
         <w:t>3^(6/2)=3^3=27≡6≠1 mod 7</w:t>
       </w:r>
       <w:r>
-        <w:rPr/>
         <w:t xml:space="preserve">, </w:t>
       </w:r>
       <w:r>
         <w:rPr>
-          <w:rStyle w:val="Style15"/>
+          <w:rStyle w:val="aa"/>
         </w:rPr>
         <w:t>3^(6/3)=3^2=9≡2≠1 mod 7</w:t>
       </w:r>
       <w:r>
-        <w:rPr/>
         <w:t>. Значит, 3 — примитивный корень по модулю 7.</w:t>
       </w:r>
     </w:p>
     <w:p>
       <w:pPr>
-        <w:pStyle w:val="Heading1"/>
-        <w:rPr/>
-      </w:pPr>
-      <w:r>
-        <w:rPr>
-          <w:rFonts w:cs="Times New Roman"/>
-          <w:color w:val="000000"/>
-          <w:sz w:val="28"/>
-          <w:szCs w:val="28"/>
+        <w:pStyle w:val="1"/>
+      </w:pPr>
+      <w:r>
+        <w:rPr>
+          <w:color w:val="000000"/>
         </w:rPr>
         <w:t xml:space="preserve">6. Объясните </w:t>
       </w:r>
       <w:r>
         <w:rPr>
-          <w:rFonts w:cs="Times New Roman"/>
           <w:i/>
           <w:iCs/>
           <w:color w:val="000000"/>
-          <w:sz w:val="28"/>
-          <w:szCs w:val="28"/>
         </w:rPr>
         <w:t xml:space="preserve">метод пробных делений </w:t>
       </w:r>
       <w:r>
         <w:rPr>
-          <w:rFonts w:cs="Times New Roman"/>
-          <w:color w:val="000000"/>
-          <w:sz w:val="28"/>
-          <w:szCs w:val="28"/>
+          <w:color w:val="000000"/>
         </w:rPr>
         <w:t xml:space="preserve">проверки простоты входного числа </w:t>
       </w:r>
       <w:r>
         <w:rPr>
-          <w:rFonts w:cs="Times New Roman"/>
           <w:i/>
           <w:iCs/>
           <w:color w:val="000000"/>
-          <w:sz w:val="28"/>
-          <w:szCs w:val="28"/>
         </w:rPr>
         <w:t>n</w:t>
       </w:r>
       <w:r>
         <w:rPr>
-          <w:rFonts w:cs="Times New Roman"/>
-          <w:color w:val="000000"/>
-          <w:sz w:val="28"/>
-          <w:szCs w:val="28"/>
+          <w:color w:val="000000"/>
         </w:rPr>
         <w:t xml:space="preserve">. </w:t>
       </w:r>
     </w:p>
     <w:p>
-      <w:pPr>
-        <w:pStyle w:val="Normal"/>
-        <w:rPr/>
-      </w:pPr>
-      <w:r>
-        <w:rPr/>
+      <w:r>
         <w:t xml:space="preserve">Это самый простой метод: чтобы проверить, является ли число </w:t>
       </w:r>
       <w:r>
         <w:rPr>
-          <w:rStyle w:val="Style15"/>
+          <w:rStyle w:val="aa"/>
         </w:rPr>
         <w:t>n</w:t>
       </w:r>
       <w:r>
-        <w:rPr/>
         <w:t xml:space="preserve"> простым, нужно попробовать разделить его на все целые числа от 2 до </w:t>
       </w:r>
       <w:r>
         <w:rPr>
-          <w:rStyle w:val="Style15"/>
+          <w:rStyle w:val="aa"/>
         </w:rPr>
         <w:t>√n</w:t>
       </w:r>
       <w:r>
-        <w:rPr/>
         <w:t xml:space="preserve">. Если ни одно из них не делит </w:t>
       </w:r>
       <w:r>
         <w:rPr>
-          <w:rStyle w:val="Style15"/>
+          <w:rStyle w:val="aa"/>
         </w:rPr>
         <w:t>n</w:t>
       </w:r>
       <w:r>
-        <w:rPr/>
         <w:t xml:space="preserve"> без остатка, то </w:t>
       </w:r>
       <w:r>
         <w:rPr>
-          <w:rStyle w:val="Style15"/>
+          <w:rStyle w:val="aa"/>
         </w:rPr>
         <w:t>n</w:t>
       </w:r>
       <w:r>
-        <w:rPr/>
         <w:t xml:space="preserve"> — простое. Сложность — </w:t>
       </w:r>
       <w:r>
         <w:rPr>
-          <w:rStyle w:val="Style15"/>
+          <w:rStyle w:val="aa"/>
         </w:rPr>
         <w:t>O(√n)</w:t>
       </w:r>
       <w:r>
-        <w:rPr/>
-        <w:t xml:space="preserve">, что делает его непрактичным для больших чисел (например, 100-значных). Однако он надежен и используется как первый шаг в более сложных тестах. </w:t>
-      </w:r>
-    </w:p>
-    <w:p>
-      <w:pPr>
-        <w:pStyle w:val="Normal"/>
-        <w:rPr/>
-      </w:pPr>
-      <w:r>
-        <w:rPr>
-          <w:rStyle w:val="Emphasis"/>
+        <w:t xml:space="preserve">, что делает </w:t>
+      </w:r>
+      <w:r>
+        <w:lastRenderedPageBreak/>
+        <w:t xml:space="preserve">его непрактичным для больших чисел (например, 100-значных). Однако он надежен и используется как первый шаг в более сложных тестах. </w:t>
+      </w:r>
+    </w:p>
+    <w:p>
+      <w:r>
+        <w:rPr>
+          <w:rStyle w:val="ab"/>
         </w:rPr>
         <w:t>Пример:</w:t>
       </w:r>
       <w:r>
-        <w:rPr/>
         <w:t xml:space="preserve"> Проверим </w:t>
       </w:r>
       <w:r>
         <w:rPr>
-          <w:rStyle w:val="Style15"/>
+          <w:rStyle w:val="aa"/>
         </w:rPr>
         <w:t>n=29</w:t>
       </w:r>
       <w:r>
-        <w:rPr/>
         <w:t xml:space="preserve">. </w:t>
       </w:r>
       <w:r>
         <w:rPr>
-          <w:rStyle w:val="Style15"/>
+          <w:rStyle w:val="aa"/>
         </w:rPr>
         <w:t>√29≈5.38</w:t>
       </w:r>
       <w:r>
-        <w:rPr/>
         <w:t>. Проверяем делители 2,3,5. 29 не делится на них, значит, 29 — простое.</w:t>
       </w:r>
     </w:p>
     <w:p>
       <w:pPr>
-        <w:pStyle w:val="Heading1"/>
-        <w:rPr/>
-      </w:pPr>
-      <w:r>
-        <w:rPr>
-          <w:rFonts w:cs="Times New Roman"/>
+        <w:pStyle w:val="1"/>
+      </w:pPr>
+      <w:r>
+        <w:rPr>
           <w:color w:val="000000"/>
           <w:spacing w:val="-4"/>
-          <w:sz w:val="28"/>
-          <w:szCs w:val="28"/>
         </w:rPr>
         <w:t>7. Расскажите о быстром современном алгоритме с названием «</w:t>
       </w:r>
       <w:r>
         <w:rPr>
-          <w:rFonts w:cs="Times New Roman"/>
           <w:i/>
           <w:iCs/>
           <w:color w:val="000000"/>
           <w:spacing w:val="-4"/>
-          <w:sz w:val="28"/>
-          <w:szCs w:val="28"/>
         </w:rPr>
         <w:t>Решето Аткина</w:t>
       </w:r>
       <w:r>
         <w:rPr>
-          <w:rFonts w:cs="Times New Roman"/>
           <w:color w:val="000000"/>
           <w:spacing w:val="-4"/>
-          <w:sz w:val="28"/>
-          <w:szCs w:val="28"/>
         </w:rPr>
         <w:t xml:space="preserve">». </w:t>
       </w:r>
     </w:p>
     <w:p>
-      <w:pPr>
-        <w:pStyle w:val="Normal"/>
-        <w:rPr/>
-      </w:pPr>
       <w:r>
         <w:rPr>
           <w:b/>
@@ -2204,273 +1915,167 @@
         <w:t>Решето Аткина</w:t>
       </w:r>
       <w:r>
-        <w:rPr/>
         <w:t xml:space="preserve"> — это оптимизированный алгоритм для нахождения всех простых чисел до </w:t>
       </w:r>
       <w:r>
         <w:rPr>
-          <w:rStyle w:val="Style15"/>
+          <w:rStyle w:val="aa"/>
         </w:rPr>
         <w:t>n</w:t>
       </w:r>
       <w:r>
-        <w:rPr/>
         <w:t xml:space="preserve">, основанный на свойствах квадратичных форм. Он использует три квадратичных уравнения и вычеркивание чисел, которые являются квадратами простых. По сравнению с Эратосфеном, он имеет лучшую теоретическую асимптотическую сложность </w:t>
       </w:r>
       <w:r>
         <w:rPr>
-          <w:rStyle w:val="Style15"/>
+          <w:rStyle w:val="aa"/>
         </w:rPr>
         <w:t>O(n / log log n)</w:t>
       </w:r>
       <w:r>
-        <w:rPr/>
         <w:t xml:space="preserve"> и требует меньше памяти, но на практике для небольших </w:t>
       </w:r>
       <w:r>
         <w:rPr>
-          <w:rStyle w:val="Style15"/>
+          <w:rStyle w:val="aa"/>
         </w:rPr>
         <w:t>n</w:t>
       </w:r>
       <w:r>
-        <w:rPr/>
         <w:t xml:space="preserve"> может быть медленнее из-за сложности реализации. </w:t>
       </w:r>
     </w:p>
     <w:p>
-      <w:pPr>
-        <w:pStyle w:val="Normal"/>
-        <w:rPr/>
-      </w:pPr>
-      <w:r>
-        <w:rPr>
-          <w:rStyle w:val="Emphasis"/>
+      <w:r>
+        <w:rPr>
+          <w:rStyle w:val="ab"/>
         </w:rPr>
         <w:t>Пример:</w:t>
       </w:r>
       <w:r>
-        <w:rPr/>
         <w:t xml:space="preserve"> Для </w:t>
       </w:r>
       <w:r>
         <w:rPr>
-          <w:rStyle w:val="Style15"/>
+          <w:rStyle w:val="aa"/>
         </w:rPr>
         <w:t>n=30</w:t>
       </w:r>
       <w:r>
-        <w:rPr/>
         <w:t xml:space="preserve"> алгоритм помечает числа, удовлетворяющие условиям типа </w:t>
       </w:r>
       <w:r>
         <w:rPr>
-          <w:rStyle w:val="Style15"/>
+          <w:rStyle w:val="aa"/>
         </w:rPr>
         <w:t>4x² + y² = n</w:t>
       </w:r>
       <w:r>
-        <w:rPr/>
         <w:t>, затем вычеркивает квадраты, оставляя простые числа.</w:t>
       </w:r>
     </w:p>
     <w:p>
       <w:pPr>
-        <w:pStyle w:val="Heading1"/>
-        <w:rPr/>
-      </w:pPr>
-      <w:r>
-        <w:rPr>
-          <w:rFonts w:cs="Times New Roman"/>
-          <w:color w:val="000000"/>
-          <w:sz w:val="28"/>
-          <w:szCs w:val="28"/>
+        <w:pStyle w:val="1"/>
+      </w:pPr>
+      <w:r>
+        <w:rPr>
+          <w:color w:val="000000"/>
         </w:rPr>
         <w:t>8</w:t>
       </w:r>
       <w:r>
         <w:rPr>
-          <w:rFonts w:cs="Times New Roman"/>
           <w:color w:val="000000"/>
           <w:spacing w:val="-2"/>
-          <w:sz w:val="28"/>
-          <w:szCs w:val="28"/>
         </w:rPr>
         <w:t>. Сформулируйте и докажите теорему Аткина, обосновывающую его алгоритм.</w:t>
       </w:r>
       <w:r>
         <w:rPr>
-          <w:rFonts w:cs="Times New Roman"/>
-          <w:color w:val="000000"/>
-          <w:sz w:val="28"/>
-          <w:szCs w:val="28"/>
+          <w:color w:val="000000"/>
         </w:rPr>
         <w:t xml:space="preserve"> </w:t>
       </w:r>
     </w:p>
     <w:p>
       <w:pPr>
-        <w:pStyle w:val="BodyText"/>
-        <w:rPr/>
-      </w:pPr>
-      <w:r>
-        <w:rPr>
-          <w:rFonts w:ascii="Times New Roman" w:hAnsi="Times New Roman"/>
-          <w:b w:val="false"/>
-          <w:i w:val="false"/>
-          <w:caps w:val="false"/>
-          <w:smallCaps w:val="false"/>
-          <w:color w:val="000000"/>
-          <w:spacing w:val="0"/>
-          <w:sz w:val="28"/>
-          <w:szCs w:val="28"/>
+        <w:pStyle w:val="a4"/>
+      </w:pPr>
+      <w:r>
+        <w:rPr>
+          <w:color w:val="000000"/>
         </w:rPr>
         <w:t xml:space="preserve">Пусть </w:t>
       </w:r>
       <w:r>
         <w:rPr>
-          <w:rFonts w:ascii="Times New Roman" w:hAnsi="Times New Roman"/>
-          <w:b w:val="false"/>
           <w:i/>
-          <w:caps w:val="false"/>
-          <w:smallCaps w:val="false"/>
-          <w:color w:val="000000"/>
-          <w:spacing w:val="0"/>
-          <w:sz w:val="28"/>
-          <w:szCs w:val="28"/>
+          <w:color w:val="000000"/>
         </w:rPr>
         <w:t>n</w:t>
       </w:r>
       <w:r>
         <w:rPr>
-          <w:rFonts w:ascii="Times New Roman" w:hAnsi="Times New Roman"/>
-          <w:b w:val="false"/>
-          <w:i w:val="false"/>
-          <w:caps w:val="false"/>
-          <w:smallCaps w:val="false"/>
-          <w:color w:val="000000"/>
-          <w:spacing w:val="0"/>
-          <w:sz w:val="28"/>
-          <w:szCs w:val="28"/>
+          <w:color w:val="000000"/>
         </w:rPr>
         <w:t xml:space="preserve"> — натуральное число, </w:t>
       </w:r>
       <w:r>
         <w:rPr>
-          <w:rFonts w:ascii="Times New Roman" w:hAnsi="Times New Roman"/>
-          <w:b w:val="false"/>
           <w:i/>
-          <w:caps w:val="false"/>
-          <w:smallCaps w:val="false"/>
-          <w:color w:val="000000"/>
-          <w:spacing w:val="0"/>
-          <w:sz w:val="28"/>
-          <w:szCs w:val="28"/>
+          <w:color w:val="000000"/>
         </w:rPr>
         <w:t>n</w:t>
       </w:r>
       <w:r>
         <w:rPr>
-          <w:rFonts w:ascii="Times New Roman" w:hAnsi="Times New Roman"/>
-          <w:b w:val="false"/>
-          <w:i w:val="false"/>
-          <w:caps w:val="false"/>
-          <w:smallCaps w:val="false"/>
-          <w:color w:val="000000"/>
-          <w:spacing w:val="0"/>
-          <w:sz w:val="28"/>
-          <w:szCs w:val="28"/>
+          <w:color w:val="000000"/>
         </w:rPr>
         <w:t xml:space="preserve">&gt;3. Тогда </w:t>
       </w:r>
       <w:r>
         <w:rPr>
-          <w:rFonts w:ascii="Times New Roman" w:hAnsi="Times New Roman"/>
-          <w:b w:val="false"/>
           <w:i/>
-          <w:caps w:val="false"/>
-          <w:smallCaps w:val="false"/>
-          <w:color w:val="000000"/>
-          <w:spacing w:val="0"/>
-          <w:sz w:val="28"/>
-          <w:szCs w:val="28"/>
+          <w:color w:val="000000"/>
         </w:rPr>
         <w:t>n</w:t>
       </w:r>
       <w:r>
         <w:rPr>
-          <w:rFonts w:ascii="Times New Roman" w:hAnsi="Times New Roman"/>
-          <w:b w:val="false"/>
-          <w:i w:val="false"/>
-          <w:caps w:val="false"/>
-          <w:smallCaps w:val="false"/>
-          <w:color w:val="000000"/>
-          <w:spacing w:val="0"/>
-          <w:sz w:val="28"/>
-          <w:szCs w:val="28"/>
+          <w:color w:val="000000"/>
         </w:rPr>
         <w:t xml:space="preserve"> является </w:t>
       </w:r>
       <w:r>
         <w:rPr>
-          <w:rStyle w:val="Strong"/>
-          <w:rFonts w:ascii="Times New Roman" w:hAnsi="Times New Roman"/>
-          <w:b/>
-          <w:i w:val="false"/>
-          <w:caps w:val="false"/>
-          <w:smallCaps w:val="false"/>
-          <w:color w:val="000000"/>
-          <w:spacing w:val="0"/>
-          <w:sz w:val="28"/>
-          <w:szCs w:val="28"/>
+          <w:rStyle w:val="ad"/>
+          <w:color w:val="000000"/>
         </w:rPr>
         <w:t>простым</w:t>
       </w:r>
       <w:r>
         <w:rPr>
-          <w:rFonts w:ascii="Times New Roman" w:hAnsi="Times New Roman"/>
-          <w:b w:val="false"/>
-          <w:i w:val="false"/>
-          <w:caps w:val="false"/>
-          <w:smallCaps w:val="false"/>
-          <w:color w:val="000000"/>
-          <w:spacing w:val="0"/>
-          <w:sz w:val="28"/>
-          <w:szCs w:val="28"/>
+          <w:color w:val="000000"/>
         </w:rPr>
         <w:t xml:space="preserve">, если выполнено </w:t>
       </w:r>
       <w:r>
         <w:rPr>
-          <w:rStyle w:val="Strong"/>
-          <w:rFonts w:ascii="Times New Roman" w:hAnsi="Times New Roman"/>
-          <w:b/>
-          <w:i w:val="false"/>
-          <w:caps w:val="false"/>
-          <w:smallCaps w:val="false"/>
-          <w:color w:val="000000"/>
-          <w:spacing w:val="0"/>
-          <w:sz w:val="28"/>
-          <w:szCs w:val="28"/>
+          <w:rStyle w:val="ad"/>
+          <w:color w:val="000000"/>
         </w:rPr>
         <w:t>нечётное</w:t>
       </w:r>
       <w:r>
         <w:rPr>
-          <w:rFonts w:ascii="Times New Roman" w:hAnsi="Times New Roman"/>
-          <w:b w:val="false"/>
-          <w:i w:val="false"/>
-          <w:caps w:val="false"/>
-          <w:smallCaps w:val="false"/>
-          <w:color w:val="000000"/>
-          <w:spacing w:val="0"/>
-          <w:sz w:val="28"/>
-          <w:szCs w:val="28"/>
+          <w:noProof/>
+          <w:color w:val="000000"/>
         </w:rPr>
         <mc:AlternateContent>
           <mc:Choice Requires="wps">
             <w:drawing>
-              <wp:anchor behindDoc="0" distT="0" distB="0" distL="0" distR="0" simplePos="0" locked="0" layoutInCell="0" allowOverlap="1" relativeHeight="3">
+              <wp:anchor distT="0" distB="0" distL="0" distR="0" simplePos="0" relativeHeight="3" behindDoc="0" locked="0" layoutInCell="0" allowOverlap="1" wp14:anchorId="51D5DEE0" wp14:editId="14D41DA8">
                 <wp:simplePos x="0" y="0"/>
                 <wp:positionH relativeFrom="character">
                   <wp:align>left</wp:align>
@@ -2482,6 +2087,7 @@
                 <wp:effectExtent l="0" t="0" r="0" b="0"/>
                 <wp:wrapNone/>
                 <wp:docPr id="1" name="Врезка1"/>
+                <wp:cNvGraphicFramePr/>
                 <a:graphic xmlns:a="http://schemas.openxmlformats.org/drawingml/2006/main">
                   <a:graphicData uri="http://schemas.microsoft.com/office/word/2010/wordprocessingShape">
                     <wps:wsp>
@@ -2495,33 +2101,35 @@
                           <a:avLst/>
                         </a:prstGeom>
                         <a:solidFill>
-                          <a:srgbClr val="ffffff"/>
+                          <a:srgbClr val="FFFFFF"/>
                         </a:solidFill>
                         <a:ln w="0">
                           <a:noFill/>
                         </a:ln>
                       </wps:spPr>
                       <wps:style>
-                        <a:lnRef idx="0"/>
-                        <a:fillRef idx="0"/>
-                        <a:effectRef idx="0"/>
+                        <a:lnRef idx="0">
+                          <a:scrgbClr r="0" g="0" b="0"/>
+                        </a:lnRef>
+                        <a:fillRef idx="0">
+                          <a:scrgbClr r="0" g="0" b="0"/>
+                        </a:fillRef>
+                        <a:effectRef idx="0">
+                          <a:scrgbClr r="0" g="0" b="0"/>
+                        </a:effectRef>
                         <a:fontRef idx="minor"/>
                       </wps:style>
                       <wps:txbx>
                         <w:txbxContent>
                           <w:p>
                             <w:pPr>
-                              <w:pStyle w:val="BodyText"/>
-                              <w:ind w:hanging="0" w:start="113" w:end="0"/>
-                              <w:rPr/>
+                              <w:pStyle w:val="a4"/>
+                              <w:ind w:firstLine="0"/>
                             </w:pPr>
-                            <w:r>
-                              <w:rPr/>
-                            </w:r>
                           </w:p>
                         </w:txbxContent>
                       </wps:txbx>
-                      <wps:bodyPr lIns="0" rIns="0" tIns="0" bIns="0" anchor="t">
+                      <wps:bodyPr lIns="0" tIns="0" rIns="0" bIns="0" anchor="t">
                         <a:noAutofit/>
                       </wps:bodyPr>
                     </wps:wsp>
@@ -2532,32 +2140,32 @@
           </mc:Choice>
           <mc:Fallback>
             <w:pict>
-              <v:rect id="shape_0" ID="Врезка1" path="m0,0l-2147483645,0l-2147483645,-2147483646l0,-2147483646xe" fillcolor="white" stroked="f" o:allowincell="f" style="position:absolute;margin-left:0pt;margin-top:-0.05pt;width:1.1pt;height:16.05pt;mso-wrap-style:none;v-text-anchor:middle;mso-position-horizontal:left;mso-position-horizontal-relative:char">
-                <v:fill o:detectmouseclick="t" type="solid" color2="black"/>
-                <v:stroke color="#3465a4" joinstyle="round" endcap="flat"/>
-                <v:textbox>
+              <v:rect w14:anchorId="51D5DEE0" id="Врезка1" o:spid="_x0000_s1026" style="position:absolute;margin-left:0;margin-top:.05pt;width:1.15pt;height:16.1pt;z-index:3;visibility:visible;mso-wrap-style:square;mso-wrap-distance-left:0;mso-wrap-distance-top:0;mso-wrap-distance-right:0;mso-wrap-distance-bottom:0;mso-position-horizontal:left;mso-position-horizontal-relative:char;mso-position-vertical:absolute;mso-position-vertical-relative:line;v-text-anchor:top" o:gfxdata="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" o:allowincell="f" stroked="f" strokeweight="0">
+                <v:textbox inset="0,0,0,0">
                   <w:txbxContent>
                     <w:p>
                       <w:pPr>
-                        <w:pStyle w:val="BodyText"/>
-                        <w:ind w:hanging="0" w:start="113" w:end="0"/>
-                        <w:rPr/>
+                        <w:pStyle w:val="a4"/>
+                        <w:ind w:firstLine="0"/>
                       </w:pPr>
-                      <w:r>
-                        <w:rPr/>
-                      </w:r>
                     </w:p>
                   </w:txbxContent>
                 </v:textbox>
-                <w10:wrap type="none"/>
+                <w10:wrap anchory="line"/>
               </v:rect>
             </w:pict>
           </mc:Fallback>
         </mc:AlternateContent>
+      </w:r>
+      <w:r>
+        <w:rPr>
+          <w:noProof/>
+          <w:color w:val="000000"/>
+        </w:rPr>
         <mc:AlternateContent>
           <mc:Choice Requires="wps">
             <w:drawing>
-              <wp:anchor behindDoc="0" distT="0" distB="0" distL="0" distR="0" simplePos="0" locked="0" layoutInCell="0" allowOverlap="1" relativeHeight="5">
+              <wp:anchor distT="0" distB="0" distL="0" distR="0" simplePos="0" relativeHeight="5" behindDoc="0" locked="0" layoutInCell="0" allowOverlap="1" wp14:anchorId="28826730" wp14:editId="2DBD55E9">
                 <wp:simplePos x="0" y="0"/>
                 <wp:positionH relativeFrom="character">
                   <wp:align>left</wp:align>
@@ -2569,6 +2177,7 @@
                 <wp:effectExtent l="0" t="0" r="0" b="0"/>
                 <wp:wrapNone/>
                 <wp:docPr id="2" name="Врезка2"/>
+                <wp:cNvGraphicFramePr/>
                 <a:graphic xmlns:a="http://schemas.openxmlformats.org/drawingml/2006/main">
                   <a:graphicData uri="http://schemas.microsoft.com/office/word/2010/wordprocessingShape">
                     <wps:wsp>
@@ -2582,33 +2191,35 @@
                           <a:avLst/>
                         </a:prstGeom>
                         <a:solidFill>
-                          <a:srgbClr val="ffffff"/>
+                          <a:srgbClr val="FFFFFF"/>
                         </a:solidFill>
                         <a:ln w="0">
                           <a:noFill/>
                         </a:ln>
                       </wps:spPr>
                       <wps:style>
-                        <a:lnRef idx="0"/>
-                        <a:fillRef idx="0"/>
-                        <a:effectRef idx="0"/>
+                        <a:lnRef idx="0">
+                          <a:scrgbClr r="0" g="0" b="0"/>
+                        </a:lnRef>
+                        <a:fillRef idx="0">
+                          <a:scrgbClr r="0" g="0" b="0"/>
+                        </a:fillRef>
+                        <a:effectRef idx="0">
+                          <a:scrgbClr r="0" g="0" b="0"/>
+                        </a:effectRef>
                         <a:fontRef idx="minor"/>
                       </wps:style>
                       <wps:txbx>
                         <w:txbxContent>
                           <w:p>
                             <w:pPr>
-                              <w:pStyle w:val="BodyText"/>
-                              <w:ind w:hanging="0" w:start="113" w:end="0"/>
-                              <w:rPr/>
+                              <w:pStyle w:val="a4"/>
+                              <w:ind w:firstLine="0"/>
                             </w:pPr>
-                            <w:r>
-                              <w:rPr/>
-                            </w:r>
                           </w:p>
                         </w:txbxContent>
                       </wps:txbx>
-                      <wps:bodyPr lIns="0" rIns="0" tIns="0" bIns="0" anchor="t">
+                      <wps:bodyPr lIns="0" tIns="0" rIns="0" bIns="0" anchor="t">
                         <a:noAutofit/>
                       </wps:bodyPr>
                     </wps:wsp>
@@ -2619,32 +2230,32 @@
           </mc:Choice>
           <mc:Fallback>
             <w:pict>
-              <v:rect id="shape_0" ID="Врезка2" path="m0,0l-2147483645,0l-2147483645,-2147483646l0,-2147483646xe" fillcolor="white" stroked="f" o:allowincell="f" style="position:absolute;margin-left:0pt;margin-top:-0.05pt;width:1.1pt;height:16.05pt;mso-wrap-style:none;v-text-anchor:middle;mso-position-horizontal:left;mso-position-horizontal-relative:char">
-                <v:fill o:detectmouseclick="t" type="solid" color2="black"/>
-                <v:stroke color="#3465a4" joinstyle="round" endcap="flat"/>
-                <v:textbox>
+              <v:rect w14:anchorId="28826730" id="Врезка2" o:spid="_x0000_s1027" style="position:absolute;margin-left:0;margin-top:.05pt;width:1.15pt;height:16.1pt;z-index:5;visibility:visible;mso-wrap-style:square;mso-wrap-distance-left:0;mso-wrap-distance-top:0;mso-wrap-distance-right:0;mso-wrap-distance-bottom:0;mso-position-horizontal:left;mso-position-horizontal-relative:char;mso-position-vertical:absolute;mso-position-vertical-relative:line;v-text-anchor:top" o:gfxdata="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" o:allowincell="f" stroked="f" strokeweight="0">
+                <v:textbox inset="0,0,0,0">
                   <w:txbxContent>
                     <w:p>
                       <w:pPr>
-                        <w:pStyle w:val="BodyText"/>
-                        <w:ind w:hanging="0" w:start="113" w:end="0"/>
-                        <w:rPr/>
+                        <w:pStyle w:val="a4"/>
+                        <w:ind w:firstLine="0"/>
                       </w:pPr>
-                      <w:r>
-                        <w:rPr/>
-                      </w:r>
                     </w:p>
                   </w:txbxContent>
                 </v:textbox>
-                <w10:wrap type="none"/>
+                <w10:wrap anchory="line"/>
               </v:rect>
             </w:pict>
           </mc:Fallback>
         </mc:AlternateContent>
+      </w:r>
+      <w:r>
+        <w:rPr>
+          <w:noProof/>
+          <w:color w:val="000000"/>
+        </w:rPr>
         <mc:AlternateContent>
           <mc:Choice Requires="wps">
             <w:drawing>
-              <wp:anchor behindDoc="0" distT="0" distB="0" distL="0" distR="0" simplePos="0" locked="0" layoutInCell="0" allowOverlap="1" relativeHeight="7">
+              <wp:anchor distT="0" distB="0" distL="0" distR="0" simplePos="0" relativeHeight="7" behindDoc="0" locked="0" layoutInCell="0" allowOverlap="1" wp14:anchorId="53958B55" wp14:editId="2B0F24DB">
                 <wp:simplePos x="0" y="0"/>
                 <wp:positionH relativeFrom="character">
                   <wp:align>left</wp:align>
@@ -2656,6 +2267,7 @@
                 <wp:effectExtent l="0" t="0" r="0" b="0"/>
                 <wp:wrapNone/>
                 <wp:docPr id="3" name="Врезка3"/>
+                <wp:cNvGraphicFramePr/>
                 <a:graphic xmlns:a="http://schemas.openxmlformats.org/drawingml/2006/main">
                   <a:graphicData uri="http://schemas.microsoft.com/office/word/2010/wordprocessingShape">
                     <wps:wsp>
@@ -2669,33 +2281,35 @@
                           <a:avLst/>
                         </a:prstGeom>
                         <a:solidFill>
-                          <a:srgbClr val="ffffff"/>
+                          <a:srgbClr val="FFFFFF"/>
                         </a:solidFill>
                         <a:ln w="0">
                           <a:noFill/>
                         </a:ln>
                       </wps:spPr>
                       <wps:style>
-                        <a:lnRef idx="0"/>
-                        <a:fillRef idx="0"/>
-                        <a:effectRef idx="0"/>
+                        <a:lnRef idx="0">
+                          <a:scrgbClr r="0" g="0" b="0"/>
+                        </a:lnRef>
+                        <a:fillRef idx="0">
+                          <a:scrgbClr r="0" g="0" b="0"/>
+                        </a:fillRef>
+                        <a:effectRef idx="0">
+                          <a:scrgbClr r="0" g="0" b="0"/>
+                        </a:effectRef>
                         <a:fontRef idx="minor"/>
                       </wps:style>
                       <wps:txbx>
                         <w:txbxContent>
                           <w:p>
                             <w:pPr>
-                              <w:pStyle w:val="BodyText"/>
-                              <w:ind w:hanging="0" w:start="113" w:end="0"/>
-                              <w:rPr/>
+                              <w:pStyle w:val="a4"/>
+                              <w:ind w:firstLine="0"/>
                             </w:pPr>
-                            <w:r>
-                              <w:rPr/>
-                            </w:r>
                           </w:p>
                         </w:txbxContent>
                       </wps:txbx>
-                      <wps:bodyPr lIns="0" rIns="0" tIns="0" bIns="0" anchor="t">
+                      <wps:bodyPr lIns="0" tIns="0" rIns="0" bIns="0" anchor="t">
                         <a:noAutofit/>
                       </wps:bodyPr>
                     </wps:wsp>
@@ -2706,24 +2320,18 @@
           </mc:Choice>
           <mc:Fallback>
             <w:pict>
-              <v:rect id="shape_0" ID="Врезка3" path="m0,0l-2147483645,0l-2147483645,-2147483646l0,-2147483646xe" fillcolor="white" stroked="f" o:allowincell="f" style="position:absolute;margin-left:0pt;margin-top:-0.05pt;width:1.1pt;height:16.05pt;mso-wrap-style:none;v-text-anchor:middle;mso-position-horizontal:left;mso-position-horizontal-relative:char">
-                <v:fill o:detectmouseclick="t" type="solid" color2="black"/>
-                <v:stroke color="#3465a4" joinstyle="round" endcap="flat"/>
-                <v:textbox>
+              <v:rect w14:anchorId="53958B55" id="Врезка3" o:spid="_x0000_s1028" style="position:absolute;margin-left:0;margin-top:.05pt;width:1.15pt;height:16.1pt;z-index:7;visibility:visible;mso-wrap-style:square;mso-wrap-distance-left:0;mso-wrap-distance-top:0;mso-wrap-distance-right:0;mso-wrap-distance-bottom:0;mso-position-horizontal:left;mso-position-horizontal-relative:char;mso-position-vertical:absolute;mso-position-vertical-relative:line;v-text-anchor:top" o:gfxdata="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" o:allowincell="f" stroked="f" strokeweight="0">
+                <v:textbox inset="0,0,0,0">
                   <w:txbxContent>
                     <w:p>
                       <w:pPr>
-                        <w:pStyle w:val="BodyText"/>
-                        <w:ind w:hanging="0" w:start="113" w:end="0"/>
-                        <w:rPr/>
+                        <w:pStyle w:val="a4"/>
+                        <w:ind w:firstLine="0"/>
                       </w:pPr>
-                      <w:r>
-                        <w:rPr/>
-                      </w:r>
                     </w:p>
                   </w:txbxContent>
                 </v:textbox>
-                <w10:wrap type="none"/>
+                <w10:wrap anchory="line"/>
               </v:rect>
             </w:pict>
           </mc:Fallback>
@@ -2731,108 +2339,57 @@
       </w:r>
       <w:r>
         <w:rPr>
-          <w:rFonts w:ascii="Times New Roman" w:hAnsi="Times New Roman"/>
-          <w:b w:val="false"/>
-          <w:i w:val="false"/>
-          <w:caps w:val="false"/>
-          <w:smallCaps w:val="false"/>
-          <w:color w:val="000000"/>
-          <w:spacing w:val="0"/>
-          <w:sz w:val="28"/>
-          <w:szCs w:val="28"/>
+          <w:color w:val="000000"/>
         </w:rPr>
         <w:t xml:space="preserve"> количество следующих условий:</w:t>
       </w:r>
     </w:p>
     <w:p>
       <w:pPr>
-        <w:pStyle w:val="BodyText"/>
+        <w:pStyle w:val="a4"/>
         <w:numPr>
           <w:ilvl w:val="0"/>
           <w:numId w:val="2"/>
         </w:numPr>
         <w:rPr>
-          <w:b w:val="false"/>
-          <w:i w:val="false"/>
-          <w:i w:val="false"/>
-          <w:caps w:val="false"/>
-          <w:smallCaps w:val="false"/>
-          <w:color w:val="000000"/>
-          <w:spacing w:val="0"/>
-        </w:rPr>
-      </w:pPr>
-      <w:r>
-        <w:rPr>
-          <w:rFonts w:ascii="Times New Roman" w:hAnsi="Times New Roman"/>
-          <w:b w:val="false"/>
-          <w:i w:val="false"/>
-          <w:caps w:val="false"/>
-          <w:smallCaps w:val="false"/>
-          <w:color w:val="000000"/>
-          <w:spacing w:val="0"/>
-          <w:sz w:val="28"/>
-          <w:szCs w:val="28"/>
+          <w:color w:val="000000"/>
+        </w:rPr>
+      </w:pPr>
+      <w:r>
+        <w:rPr>
+          <w:color w:val="000000"/>
         </w:rPr>
         <w:t xml:space="preserve">Существуют целые </w:t>
       </w:r>
       <w:r>
         <w:rPr>
-          <w:rFonts w:ascii="Times New Roman" w:hAnsi="Times New Roman"/>
-          <w:b w:val="false"/>
           <w:i/>
-          <w:caps w:val="false"/>
-          <w:smallCaps w:val="false"/>
-          <w:color w:val="000000"/>
-          <w:spacing w:val="0"/>
-          <w:sz w:val="28"/>
-          <w:szCs w:val="28"/>
+          <w:color w:val="000000"/>
         </w:rPr>
         <w:t>x</w:t>
       </w:r>
       <w:r>
         <w:rPr>
-          <w:rFonts w:ascii="Times New Roman" w:hAnsi="Times New Roman"/>
-          <w:b w:val="false"/>
-          <w:i w:val="false"/>
-          <w:caps w:val="false"/>
-          <w:smallCaps w:val="false"/>
-          <w:color w:val="000000"/>
-          <w:spacing w:val="0"/>
-          <w:sz w:val="28"/>
-          <w:szCs w:val="28"/>
+          <w:color w:val="000000"/>
         </w:rPr>
         <w:t xml:space="preserve">, </w:t>
       </w:r>
       <w:r>
         <w:rPr>
-          <w:rFonts w:ascii="Times New Roman" w:hAnsi="Times New Roman"/>
-          <w:b w:val="false"/>
           <w:i/>
-          <w:caps w:val="false"/>
-          <w:smallCaps w:val="false"/>
-          <w:color w:val="000000"/>
-          <w:spacing w:val="0"/>
-          <w:sz w:val="28"/>
-          <w:szCs w:val="28"/>
+          <w:color w:val="000000"/>
         </w:rPr>
         <w:t>y</w:t>
       </w:r>
       <w:r>
         <w:rPr>
-          <w:rFonts w:ascii="Times New Roman" w:hAnsi="Times New Roman"/>
-          <w:b w:val="false"/>
-          <w:i w:val="false"/>
-          <w:caps w:val="false"/>
-          <w:smallCaps w:val="false"/>
-          <w:color w:val="000000"/>
-          <w:spacing w:val="0"/>
-          <w:sz w:val="28"/>
-          <w:szCs w:val="28"/>
+          <w:noProof/>
+          <w:color w:val="000000"/>
         </w:rPr>
         <mc:AlternateContent>
           <mc:Choice Requires="wps">
             <w:drawing>
-              <wp:anchor behindDoc="0" distT="0" distB="0" distL="0" distR="0" simplePos="0" locked="0" layoutInCell="0" allowOverlap="1" relativeHeight="9">
+              <wp:anchor distT="0" distB="0" distL="0" distR="0" simplePos="0" relativeHeight="9" behindDoc="0" locked="0" layoutInCell="0" allowOverlap="1" wp14:anchorId="7F05AB63" wp14:editId="178D0042">
                 <wp:simplePos x="0" y="0"/>
                 <wp:positionH relativeFrom="character">
                   <wp:align>left</wp:align>
@@ -2844,6 +2401,7 @@
                 <wp:effectExtent l="0" t="0" r="0" b="0"/>
                 <wp:wrapNone/>
                 <wp:docPr id="4" name="Врезка4"/>
+                <wp:cNvGraphicFramePr/>
                 <a:graphic xmlns:a="http://schemas.openxmlformats.org/drawingml/2006/main">
                   <a:graphicData uri="http://schemas.microsoft.com/office/word/2010/wordprocessingShape">
                     <wps:wsp>
@@ -2857,33 +2415,35 @@
                           <a:avLst/>
                         </a:prstGeom>
                         <a:solidFill>
-                          <a:srgbClr val="ffffff"/>
+                          <a:srgbClr val="FFFFFF"/>
                         </a:solidFill>
                         <a:ln w="0">
                           <a:noFill/>
                         </a:ln>
                       </wps:spPr>
                       <wps:style>
-                        <a:lnRef idx="0"/>
-                        <a:fillRef idx="0"/>
-                        <a:effectRef idx="0"/>
+                        <a:lnRef idx="0">
+                          <a:scrgbClr r="0" g="0" b="0"/>
+                        </a:lnRef>
+                        <a:fillRef idx="0">
+                          <a:scrgbClr r="0" g="0" b="0"/>
+                        </a:fillRef>
+                        <a:effectRef idx="0">
+                          <a:scrgbClr r="0" g="0" b="0"/>
+                        </a:effectRef>
                         <a:fontRef idx="minor"/>
                       </wps:style>
                       <wps:txbx>
                         <w:txbxContent>
                           <w:p>
                             <w:pPr>
-                              <w:pStyle w:val="BodyText"/>
-                              <w:ind w:hanging="0" w:start="0" w:end="0"/>
-                              <w:rPr/>
+                              <w:pStyle w:val="a4"/>
+                              <w:ind w:left="0" w:firstLine="0"/>
                             </w:pPr>
-                            <w:r>
-                              <w:rPr/>
-                            </w:r>
                           </w:p>
                         </w:txbxContent>
                       </wps:txbx>
-                      <wps:bodyPr lIns="0" rIns="0" tIns="0" bIns="0" anchor="t">
+                      <wps:bodyPr lIns="0" tIns="0" rIns="0" bIns="0" anchor="t">
                         <a:noAutofit/>
                       </wps:bodyPr>
                     </wps:wsp>
@@ -2894,24 +2454,18 @@
           </mc:Choice>
           <mc:Fallback>
             <w:pict>
-              <v:rect id="shape_0" ID="Врезка4" path="m0,0l-2147483645,0l-2147483645,-2147483646l0,-2147483646xe" fillcolor="white" stroked="f" o:allowincell="f" style="position:absolute;margin-left:0pt;margin-top:-0.05pt;width:1.1pt;height:16.05pt;mso-wrap-style:none;v-text-anchor:middle;mso-position-horizontal:left;mso-position-horizontal-relative:char">
-                <v:fill o:detectmouseclick="t" type="solid" color2="black"/>
-                <v:stroke color="#3465a4" joinstyle="round" endcap="flat"/>
-                <v:textbox>
+              <v:rect w14:anchorId="7F05AB63" id="Врезка4" o:spid="_x0000_s1029" style="position:absolute;margin-left:0;margin-top:.05pt;width:1.15pt;height:16.1pt;z-index:9;visibility:visible;mso-wrap-style:square;mso-wrap-distance-left:0;mso-wrap-distance-top:0;mso-wrap-distance-right:0;mso-wrap-distance-bottom:0;mso-position-horizontal:left;mso-position-horizontal-relative:char;mso-position-vertical:absolute;mso-position-vertical-relative:line;v-text-anchor:top" o:gfxdata="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" o:allowincell="f" stroked="f" strokeweight="0">
+                <v:textbox inset="0,0,0,0">
                   <w:txbxContent>
                     <w:p>
                       <w:pPr>
-                        <w:pStyle w:val="BodyText"/>
-                        <w:ind w:hanging="0" w:start="0" w:end="0"/>
-                        <w:rPr/>
+                        <w:pStyle w:val="a4"/>
+                        <w:ind w:left="0" w:firstLine="0"/>
                       </w:pPr>
-                      <w:r>
-                        <w:rPr/>
-                      </w:r>
                     </w:p>
                   </w:txbxContent>
                 </v:textbox>
-                <w10:wrap type="none"/>
+                <w10:wrap anchory="line"/>
               </v:rect>
             </w:pict>
           </mc:Fallback>
@@ -2919,171 +2473,84 @@
       </w:r>
       <w:r>
         <w:rPr>
-          <w:rFonts w:ascii="Times New Roman" w:hAnsi="Times New Roman"/>
-          <w:b w:val="false"/>
-          <w:i w:val="false"/>
-          <w:caps w:val="false"/>
-          <w:smallCaps w:val="false"/>
-          <w:color w:val="000000"/>
-          <w:spacing w:val="0"/>
-          <w:sz w:val="28"/>
-          <w:szCs w:val="28"/>
+          <w:color w:val="000000"/>
         </w:rPr>
         <w:t>&gt;0, такие что</w:t>
       </w:r>
     </w:p>
     <w:p>
       <w:pPr>
-        <w:pStyle w:val="BodyText"/>
+        <w:pStyle w:val="a4"/>
         <w:jc w:val="center"/>
-        <w:rPr>
-          <w:rFonts w:ascii="Times New Roman" w:hAnsi="Times New Roman"/>
-          <w:sz w:val="28"/>
-          <w:szCs w:val="28"/>
-        </w:rPr>
-      </w:pPr>
-      <w:r>
-        <w:rPr>
-          <w:rFonts w:ascii="Times New Roman" w:hAnsi="Times New Roman"/>
-          <w:b w:val="false"/>
+      </w:pPr>
+      <w:r>
+        <w:rPr>
           <w:i/>
-          <w:caps w:val="false"/>
-          <w:smallCaps w:val="false"/>
-          <w:color w:val="000000"/>
-          <w:spacing w:val="0"/>
-          <w:sz w:val="28"/>
-          <w:szCs w:val="28"/>
+          <w:color w:val="000000"/>
         </w:rPr>
         <w:t xml:space="preserve">n </w:t>
       </w:r>
       <w:r>
         <w:rPr>
-          <w:rFonts w:ascii="Times New Roman" w:hAnsi="Times New Roman"/>
-          <w:b w:val="false"/>
-          <w:i w:val="false"/>
-          <w:caps w:val="false"/>
-          <w:smallCaps w:val="false"/>
-          <w:color w:val="000000"/>
-          <w:spacing w:val="0"/>
-          <w:sz w:val="28"/>
-          <w:szCs w:val="28"/>
+          <w:color w:val="000000"/>
         </w:rPr>
         <w:t>= 4</w:t>
       </w:r>
       <w:r>
         <w:rPr>
-          <w:rFonts w:ascii="Times New Roman" w:hAnsi="Times New Roman"/>
-          <w:b w:val="false"/>
           <w:i/>
-          <w:caps w:val="false"/>
-          <w:smallCaps w:val="false"/>
-          <w:color w:val="000000"/>
-          <w:spacing w:val="0"/>
-          <w:sz w:val="28"/>
-          <w:szCs w:val="28"/>
+          <w:color w:val="000000"/>
         </w:rPr>
         <w:t>x^</w:t>
       </w:r>
       <w:r>
         <w:rPr>
-          <w:rFonts w:ascii="Times New Roman" w:hAnsi="Times New Roman"/>
-          <w:b w:val="false"/>
-          <w:i w:val="false"/>
-          <w:caps w:val="false"/>
-          <w:smallCaps w:val="false"/>
-          <w:color w:val="000000"/>
-          <w:spacing w:val="0"/>
-          <w:sz w:val="28"/>
-          <w:szCs w:val="28"/>
+          <w:color w:val="000000"/>
         </w:rPr>
         <w:t xml:space="preserve">2 + </w:t>
       </w:r>
       <w:r>
         <w:rPr>
-          <w:rFonts w:ascii="Times New Roman" w:hAnsi="Times New Roman"/>
-          <w:b w:val="false"/>
           <w:i/>
-          <w:caps w:val="false"/>
-          <w:smallCaps w:val="false"/>
-          <w:color w:val="000000"/>
-          <w:spacing w:val="0"/>
-          <w:sz w:val="28"/>
-          <w:szCs w:val="28"/>
+          <w:color w:val="000000"/>
         </w:rPr>
         <w:t>y^</w:t>
       </w:r>
       <w:r>
         <w:rPr>
-          <w:rFonts w:ascii="Times New Roman" w:hAnsi="Times New Roman"/>
-          <w:b w:val="false"/>
-          <w:i w:val="false"/>
-          <w:caps w:val="false"/>
-          <w:smallCaps w:val="false"/>
-          <w:color w:val="000000"/>
-          <w:spacing w:val="0"/>
-          <w:sz w:val="28"/>
-          <w:szCs w:val="28"/>
+          <w:color w:val="000000"/>
         </w:rPr>
         <w:t xml:space="preserve">2 и </w:t>
       </w:r>
       <w:r>
         <w:rPr>
-          <w:rFonts w:ascii="Times New Roman" w:hAnsi="Times New Roman"/>
-          <w:b w:val="false"/>
           <w:i/>
-          <w:caps w:val="false"/>
-          <w:smallCaps w:val="false"/>
-          <w:color w:val="000000"/>
-          <w:spacing w:val="0"/>
-          <w:sz w:val="28"/>
-          <w:szCs w:val="28"/>
+          <w:color w:val="000000"/>
         </w:rPr>
         <w:t xml:space="preserve">n </w:t>
       </w:r>
       <w:r>
         <w:rPr>
-          <w:rFonts w:ascii="Times New Roman" w:hAnsi="Times New Roman"/>
-          <w:b w:val="false"/>
-          <w:i w:val="false"/>
-          <w:caps w:val="false"/>
-          <w:smallCaps w:val="false"/>
-          <w:color w:val="000000"/>
-          <w:spacing w:val="0"/>
-          <w:sz w:val="28"/>
-          <w:szCs w:val="28"/>
+          <w:color w:val="000000"/>
         </w:rPr>
         <w:t>≡ 1 (mod 12) или </w:t>
       </w:r>
       <w:r>
         <w:rPr>
-          <w:rFonts w:ascii="Times New Roman" w:hAnsi="Times New Roman"/>
-          <w:b w:val="false"/>
           <w:i/>
-          <w:caps w:val="false"/>
-          <w:smallCaps w:val="false"/>
-          <w:color w:val="000000"/>
-          <w:spacing w:val="0"/>
-          <w:sz w:val="28"/>
-          <w:szCs w:val="28"/>
+          <w:color w:val="000000"/>
         </w:rPr>
         <w:t xml:space="preserve">n </w:t>
       </w:r>
       <w:r>
         <w:rPr>
-          <w:rFonts w:ascii="Times New Roman" w:hAnsi="Times New Roman"/>
-          <w:b w:val="false"/>
-          <w:i w:val="false"/>
-          <w:caps w:val="false"/>
-          <w:smallCaps w:val="false"/>
-          <w:color w:val="000000"/>
-          <w:spacing w:val="0"/>
-          <w:sz w:val="28"/>
-          <w:szCs w:val="28"/>
+          <w:noProof/>
+          <w:color w:val="000000"/>
         </w:rPr>
         <mc:AlternateContent>
           <mc:Choice Requires="wps">
             <w:drawing>
-              <wp:anchor behindDoc="0" distT="0" distB="0" distL="0" distR="0" simplePos="0" locked="0" layoutInCell="0" allowOverlap="1" relativeHeight="11">
+              <wp:anchor distT="0" distB="0" distL="0" distR="0" simplePos="0" relativeHeight="11" behindDoc="0" locked="0" layoutInCell="0" allowOverlap="1" wp14:anchorId="174FB13B" wp14:editId="674EE253">
                 <wp:simplePos x="0" y="0"/>
                 <wp:positionH relativeFrom="character">
                   <wp:align>left</wp:align>
@@ -3095,6 +2562,7 @@
                 <wp:effectExtent l="0" t="0" r="0" b="0"/>
                 <wp:wrapNone/>
                 <wp:docPr id="5" name="Врезка5"/>
+                <wp:cNvGraphicFramePr/>
                 <a:graphic xmlns:a="http://schemas.openxmlformats.org/drawingml/2006/main">
                   <a:graphicData uri="http://schemas.microsoft.com/office/word/2010/wordprocessingShape">
                     <wps:wsp>
@@ -3108,33 +2576,35 @@
                           <a:avLst/>
                         </a:prstGeom>
                         <a:solidFill>
-                          <a:srgbClr val="ffffff"/>
+                          <a:srgbClr val="FFFFFF"/>
                         </a:solidFill>
                         <a:ln w="0">
                           <a:noFill/>
                         </a:ln>
                       </wps:spPr>
                       <wps:style>
-                        <a:lnRef idx="0"/>
-                        <a:fillRef idx="0"/>
-                        <a:effectRef idx="0"/>
+                        <a:lnRef idx="0">
+                          <a:scrgbClr r="0" g="0" b="0"/>
+                        </a:lnRef>
+                        <a:fillRef idx="0">
+                          <a:scrgbClr r="0" g="0" b="0"/>
+                        </a:fillRef>
+                        <a:effectRef idx="0">
+                          <a:scrgbClr r="0" g="0" b="0"/>
+                        </a:effectRef>
                         <a:fontRef idx="minor"/>
                       </wps:style>
                       <wps:txbx>
                         <w:txbxContent>
                           <w:p>
                             <w:pPr>
-                              <w:pStyle w:val="BodyText"/>
-                              <w:ind w:hanging="0" w:start="0" w:end="0"/>
-                              <w:rPr/>
+                              <w:pStyle w:val="a4"/>
+                              <w:ind w:left="0" w:firstLine="0"/>
                             </w:pPr>
-                            <w:r>
-                              <w:rPr/>
-                            </w:r>
                           </w:p>
                         </w:txbxContent>
                       </wps:txbx>
-                      <wps:bodyPr lIns="0" rIns="0" tIns="0" bIns="0" anchor="t">
+                      <wps:bodyPr lIns="0" tIns="0" rIns="0" bIns="0" anchor="t">
                         <a:noAutofit/>
                       </wps:bodyPr>
                     </wps:wsp>
@@ -3145,24 +2615,18 @@
           </mc:Choice>
           <mc:Fallback>
             <w:pict>
-              <v:rect id="shape_0" ID="Врезка5" path="m0,0l-2147483645,0l-2147483645,-2147483646l0,-2147483646xe" fillcolor="white" stroked="f" o:allowincell="f" style="position:absolute;margin-left:0pt;margin-top:-0.05pt;width:1.1pt;height:16.05pt;mso-wrap-style:none;v-text-anchor:middle;mso-position-horizontal:left;mso-position-horizontal-relative:char">
-                <v:fill o:detectmouseclick="t" type="solid" color2="black"/>
-                <v:stroke color="#3465a4" joinstyle="round" endcap="flat"/>
-                <v:textbox>
+              <v:rect w14:anchorId="174FB13B" id="Врезка5" o:spid="_x0000_s1030" style="position:absolute;margin-left:0;margin-top:.05pt;width:1.15pt;height:16.1pt;z-index:11;visibility:visible;mso-wrap-style:square;mso-wrap-distance-left:0;mso-wrap-distance-top:0;mso-wrap-distance-right:0;mso-wrap-distance-bottom:0;mso-position-horizontal:left;mso-position-horizontal-relative:char;mso-position-vertical:absolute;mso-position-vertical-relative:line;v-text-anchor:top" o:gfxdata="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" o:allowincell="f" stroked="f" strokeweight="0">
+                <v:textbox inset="0,0,0,0">
                   <w:txbxContent>
                     <w:p>
                       <w:pPr>
-                        <w:pStyle w:val="BodyText"/>
-                        <w:ind w:hanging="0" w:start="0" w:end="0"/>
-                        <w:rPr/>
+                        <w:pStyle w:val="a4"/>
+                        <w:ind w:left="0" w:firstLine="0"/>
                       </w:pPr>
-                      <w:r>
-                        <w:rPr/>
-                      </w:r>
                     </w:p>
                   </w:txbxContent>
                 </v:textbox>
-                <w10:wrap type="none"/>
+                <w10:wrap anchory="line"/>
               </v:rect>
             </w:pict>
           </mc:Fallback>
@@ -3170,108 +2634,57 @@
       </w:r>
       <w:r>
         <w:rPr>
-          <w:rFonts w:ascii="Times New Roman" w:hAnsi="Times New Roman"/>
-          <w:b w:val="false"/>
-          <w:i w:val="false"/>
-          <w:caps w:val="false"/>
-          <w:smallCaps w:val="false"/>
-          <w:color w:val="000000"/>
-          <w:spacing w:val="0"/>
-          <w:sz w:val="28"/>
-          <w:szCs w:val="28"/>
+          <w:color w:val="000000"/>
         </w:rPr>
         <w:t>≡ 5 (mod12).</w:t>
       </w:r>
     </w:p>
     <w:p>
       <w:pPr>
-        <w:pStyle w:val="BodyText"/>
+        <w:pStyle w:val="a4"/>
         <w:numPr>
           <w:ilvl w:val="0"/>
           <w:numId w:val="3"/>
         </w:numPr>
         <w:rPr>
-          <w:b w:val="false"/>
-          <w:i w:val="false"/>
-          <w:i w:val="false"/>
-          <w:caps w:val="false"/>
-          <w:smallCaps w:val="false"/>
-          <w:color w:val="000000"/>
-          <w:spacing w:val="0"/>
-        </w:rPr>
-      </w:pPr>
-      <w:r>
-        <w:rPr>
-          <w:rFonts w:ascii="Times New Roman" w:hAnsi="Times New Roman"/>
-          <w:b w:val="false"/>
-          <w:i w:val="false"/>
-          <w:caps w:val="false"/>
-          <w:smallCaps w:val="false"/>
-          <w:color w:val="000000"/>
-          <w:spacing w:val="0"/>
-          <w:sz w:val="28"/>
-          <w:szCs w:val="28"/>
+          <w:color w:val="000000"/>
+        </w:rPr>
+      </w:pPr>
+      <w:r>
+        <w:rPr>
+          <w:color w:val="000000"/>
         </w:rPr>
         <w:t xml:space="preserve">Существуют целые </w:t>
       </w:r>
       <w:r>
         <w:rPr>
-          <w:rFonts w:ascii="Times New Roman" w:hAnsi="Times New Roman"/>
-          <w:b w:val="false"/>
           <w:i/>
-          <w:caps w:val="false"/>
-          <w:smallCaps w:val="false"/>
-          <w:color w:val="000000"/>
-          <w:spacing w:val="0"/>
-          <w:sz w:val="28"/>
-          <w:szCs w:val="28"/>
+          <w:color w:val="000000"/>
         </w:rPr>
         <w:t>x</w:t>
       </w:r>
       <w:r>
         <w:rPr>
-          <w:rFonts w:ascii="Times New Roman" w:hAnsi="Times New Roman"/>
-          <w:b w:val="false"/>
-          <w:i w:val="false"/>
-          <w:caps w:val="false"/>
-          <w:smallCaps w:val="false"/>
-          <w:color w:val="000000"/>
-          <w:spacing w:val="0"/>
-          <w:sz w:val="28"/>
-          <w:szCs w:val="28"/>
+          <w:color w:val="000000"/>
         </w:rPr>
         <w:t xml:space="preserve">, </w:t>
       </w:r>
       <w:r>
         <w:rPr>
-          <w:rFonts w:ascii="Times New Roman" w:hAnsi="Times New Roman"/>
-          <w:b w:val="false"/>
           <w:i/>
-          <w:caps w:val="false"/>
-          <w:smallCaps w:val="false"/>
-          <w:color w:val="000000"/>
-          <w:spacing w:val="0"/>
-          <w:sz w:val="28"/>
-          <w:szCs w:val="28"/>
+          <w:color w:val="000000"/>
         </w:rPr>
         <w:t xml:space="preserve">y </w:t>
       </w:r>
       <w:r>
         <w:rPr>
-          <w:rFonts w:ascii="Times New Roman" w:hAnsi="Times New Roman"/>
-          <w:b w:val="false"/>
-          <w:i w:val="false"/>
-          <w:caps w:val="false"/>
-          <w:smallCaps w:val="false"/>
-          <w:color w:val="000000"/>
-          <w:spacing w:val="0"/>
-          <w:sz w:val="28"/>
-          <w:szCs w:val="28"/>
+          <w:noProof/>
+          <w:color w:val="000000"/>
         </w:rPr>
         <mc:AlternateContent>
           <mc:Choice Requires="wps">
             <w:drawing>
-              <wp:anchor behindDoc="0" distT="0" distB="0" distL="0" distR="0" simplePos="0" locked="0" layoutInCell="0" allowOverlap="1" relativeHeight="13">
+              <wp:anchor distT="0" distB="0" distL="0" distR="0" simplePos="0" relativeHeight="13" behindDoc="0" locked="0" layoutInCell="0" allowOverlap="1" wp14:anchorId="584D6557" wp14:editId="2C35969E">
                 <wp:simplePos x="0" y="0"/>
                 <wp:positionH relativeFrom="character">
                   <wp:align>left</wp:align>
@@ -3283,6 +2696,7 @@
                 <wp:effectExtent l="0" t="0" r="0" b="0"/>
                 <wp:wrapNone/>
                 <wp:docPr id="6" name="Врезка6"/>
+                <wp:cNvGraphicFramePr/>
                 <a:graphic xmlns:a="http://schemas.openxmlformats.org/drawingml/2006/main">
                   <a:graphicData uri="http://schemas.microsoft.com/office/word/2010/wordprocessingShape">
                     <wps:wsp>
@@ -3296,33 +2710,35 @@
                           <a:avLst/>
                         </a:prstGeom>
                         <a:solidFill>
-                          <a:srgbClr val="ffffff"/>
+                          <a:srgbClr val="FFFFFF"/>
                         </a:solidFill>
                         <a:ln w="0">
                           <a:noFill/>
                         </a:ln>
                       </wps:spPr>
                       <wps:style>
-                        <a:lnRef idx="0"/>
-                        <a:fillRef idx="0"/>
-                        <a:effectRef idx="0"/>
+                        <a:lnRef idx="0">
+                          <a:scrgbClr r="0" g="0" b="0"/>
+                        </a:lnRef>
+                        <a:fillRef idx="0">
+                          <a:scrgbClr r="0" g="0" b="0"/>
+                        </a:fillRef>
+                        <a:effectRef idx="0">
+                          <a:scrgbClr r="0" g="0" b="0"/>
+                        </a:effectRef>
                         <a:fontRef idx="minor"/>
                       </wps:style>
                       <wps:txbx>
                         <w:txbxContent>
                           <w:p>
                             <w:pPr>
-                              <w:pStyle w:val="BodyText"/>
-                              <w:ind w:hanging="0" w:start="0" w:end="0"/>
-                              <w:rPr/>
+                              <w:pStyle w:val="a4"/>
+                              <w:ind w:left="0" w:firstLine="0"/>
                             </w:pPr>
-                            <w:r>
-                              <w:rPr/>
-                            </w:r>
                           </w:p>
                         </w:txbxContent>
                       </wps:txbx>
-                      <wps:bodyPr lIns="0" rIns="0" tIns="0" bIns="0" anchor="t">
+                      <wps:bodyPr lIns="0" tIns="0" rIns="0" bIns="0" anchor="t">
                         <a:noAutofit/>
                       </wps:bodyPr>
                     </wps:wsp>
@@ -3333,24 +2749,18 @@
           </mc:Choice>
           <mc:Fallback>
             <w:pict>
-              <v:rect id="shape_0" ID="Врезка6" path="m0,0l-2147483645,0l-2147483645,-2147483646l0,-2147483646xe" fillcolor="white" stroked="f" o:allowincell="f" style="position:absolute;margin-left:0pt;margin-top:-0.05pt;width:1.1pt;height:16.05pt;mso-wrap-style:none;v-text-anchor:middle;mso-position-horizontal:left;mso-position-horizontal-relative:char">
-                <v:fill o:detectmouseclick="t" type="solid" color2="black"/>
-                <v:stroke color="#3465a4" joinstyle="round" endcap="flat"/>
-                <v:textbox>
+              <v:rect w14:anchorId="584D6557" id="Врезка6" o:spid="_x0000_s1031" style="position:absolute;margin-left:0;margin-top:.05pt;width:1.15pt;height:16.1pt;z-index:13;visibility:visible;mso-wrap-style:square;mso-wrap-distance-left:0;mso-wrap-distance-top:0;mso-wrap-distance-right:0;mso-wrap-distance-bottom:0;mso-position-horizontal:left;mso-position-horizontal-relative:char;mso-position-vertical:absolute;mso-position-vertical-relative:line;v-text-anchor:top" o:gfxdata="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" o:allowincell="f" stroked="f" strokeweight="0">
+                <v:textbox inset="0,0,0,0">
                   <w:txbxContent>
                     <w:p>
                       <w:pPr>
-                        <w:pStyle w:val="BodyText"/>
-                        <w:ind w:hanging="0" w:start="0" w:end="0"/>
-                        <w:rPr/>
+                        <w:pStyle w:val="a4"/>
+                        <w:ind w:left="0" w:firstLine="0"/>
                       </w:pPr>
-                      <w:r>
-                        <w:rPr/>
-                      </w:r>
                     </w:p>
                   </w:txbxContent>
                 </v:textbox>
-                <w10:wrap type="none"/>
+                <w10:wrap anchory="line"/>
               </v:rect>
             </w:pict>
           </mc:Fallback>
@@ -3358,143 +2768,71 @@
       </w:r>
       <w:r>
         <w:rPr>
-          <w:rFonts w:ascii="Times New Roman" w:hAnsi="Times New Roman"/>
-          <w:b w:val="false"/>
-          <w:i w:val="false"/>
-          <w:caps w:val="false"/>
-          <w:smallCaps w:val="false"/>
-          <w:color w:val="000000"/>
-          <w:spacing w:val="0"/>
-          <w:sz w:val="28"/>
-          <w:szCs w:val="28"/>
+          <w:color w:val="000000"/>
         </w:rPr>
         <w:t>&gt; 0, такие что</w:t>
       </w:r>
     </w:p>
     <w:p>
       <w:pPr>
-        <w:pStyle w:val="BodyText"/>
+        <w:pStyle w:val="a4"/>
         <w:jc w:val="center"/>
-        <w:rPr>
-          <w:rFonts w:ascii="Times New Roman" w:hAnsi="Times New Roman"/>
-          <w:sz w:val="28"/>
-          <w:szCs w:val="28"/>
-        </w:rPr>
-      </w:pPr>
-      <w:r>
-        <w:rPr>
-          <w:rFonts w:ascii="Times New Roman" w:hAnsi="Times New Roman"/>
-          <w:b w:val="false"/>
+      </w:pPr>
+      <w:r>
+        <w:rPr>
           <w:i/>
-          <w:caps w:val="false"/>
-          <w:smallCaps w:val="false"/>
-          <w:color w:val="000000"/>
-          <w:spacing w:val="0"/>
-          <w:sz w:val="28"/>
-          <w:szCs w:val="28"/>
+          <w:color w:val="000000"/>
         </w:rPr>
         <w:t xml:space="preserve">n </w:t>
       </w:r>
       <w:r>
         <w:rPr>
-          <w:rFonts w:ascii="Times New Roman" w:hAnsi="Times New Roman"/>
-          <w:b w:val="false"/>
-          <w:i w:val="false"/>
-          <w:caps w:val="false"/>
-          <w:smallCaps w:val="false"/>
-          <w:color w:val="000000"/>
-          <w:spacing w:val="0"/>
-          <w:sz w:val="28"/>
-          <w:szCs w:val="28"/>
+          <w:color w:val="000000"/>
         </w:rPr>
         <w:t>= 3</w:t>
       </w:r>
       <w:r>
         <w:rPr>
-          <w:rFonts w:ascii="Times New Roman" w:hAnsi="Times New Roman"/>
-          <w:b w:val="false"/>
           <w:i/>
-          <w:caps w:val="false"/>
-          <w:smallCaps w:val="false"/>
-          <w:color w:val="000000"/>
-          <w:spacing w:val="0"/>
-          <w:sz w:val="28"/>
-          <w:szCs w:val="28"/>
+          <w:color w:val="000000"/>
         </w:rPr>
         <w:t>x^</w:t>
       </w:r>
       <w:r>
         <w:rPr>
-          <w:rFonts w:ascii="Times New Roman" w:hAnsi="Times New Roman"/>
-          <w:b w:val="false"/>
-          <w:i w:val="false"/>
-          <w:caps w:val="false"/>
-          <w:smallCaps w:val="false"/>
-          <w:color w:val="000000"/>
-          <w:spacing w:val="0"/>
-          <w:sz w:val="28"/>
-          <w:szCs w:val="28"/>
+          <w:color w:val="000000"/>
         </w:rPr>
         <w:t xml:space="preserve">2 + </w:t>
       </w:r>
       <w:r>
         <w:rPr>
-          <w:rFonts w:ascii="Times New Roman" w:hAnsi="Times New Roman"/>
-          <w:b w:val="false"/>
           <w:i/>
-          <w:caps w:val="false"/>
-          <w:smallCaps w:val="false"/>
-          <w:color w:val="000000"/>
-          <w:spacing w:val="0"/>
-          <w:sz w:val="28"/>
-          <w:szCs w:val="28"/>
+          <w:color w:val="000000"/>
         </w:rPr>
         <w:t>y^</w:t>
       </w:r>
       <w:r>
         <w:rPr>
-          <w:rFonts w:ascii="Times New Roman" w:hAnsi="Times New Roman"/>
-          <w:b w:val="false"/>
-          <w:i w:val="false"/>
-          <w:caps w:val="false"/>
-          <w:smallCaps w:val="false"/>
-          <w:color w:val="000000"/>
-          <w:spacing w:val="0"/>
-          <w:sz w:val="28"/>
-          <w:szCs w:val="28"/>
+          <w:color w:val="000000"/>
         </w:rPr>
         <w:t xml:space="preserve">2 и </w:t>
       </w:r>
       <w:r>
         <w:rPr>
-          <w:rFonts w:ascii="Times New Roman" w:hAnsi="Times New Roman"/>
-          <w:b w:val="false"/>
           <w:i/>
-          <w:caps w:val="false"/>
-          <w:smallCaps w:val="false"/>
-          <w:color w:val="000000"/>
-          <w:spacing w:val="0"/>
-          <w:sz w:val="28"/>
-          <w:szCs w:val="28"/>
+          <w:color w:val="000000"/>
         </w:rPr>
         <w:t xml:space="preserve">n </w:t>
       </w:r>
       <w:r>
         <w:rPr>
-          <w:rFonts w:ascii="Times New Roman" w:hAnsi="Times New Roman"/>
-          <w:b w:val="false"/>
-          <w:i w:val="false"/>
-          <w:caps w:val="false"/>
-          <w:smallCaps w:val="false"/>
-          <w:color w:val="000000"/>
-          <w:spacing w:val="0"/>
-          <w:sz w:val="28"/>
-          <w:szCs w:val="28"/>
+          <w:noProof/>
+          <w:color w:val="000000"/>
         </w:rPr>
         <mc:AlternateContent>
           <mc:Choice Requires="wps">
             <w:drawing>
-              <wp:anchor behindDoc="0" distT="0" distB="0" distL="0" distR="0" simplePos="0" locked="0" layoutInCell="0" allowOverlap="1" relativeHeight="15">
+              <wp:anchor distT="0" distB="0" distL="0" distR="0" simplePos="0" relativeHeight="15" behindDoc="0" locked="0" layoutInCell="0" allowOverlap="1" wp14:anchorId="1EE00756" wp14:editId="13864337">
                 <wp:simplePos x="0" y="0"/>
                 <wp:positionH relativeFrom="character">
                   <wp:align>left</wp:align>
@@ -3506,6 +2844,7 @@
                 <wp:effectExtent l="0" t="0" r="0" b="0"/>
                 <wp:wrapNone/>
                 <wp:docPr id="7" name="Врезка7"/>
+                <wp:cNvGraphicFramePr/>
                 <a:graphic xmlns:a="http://schemas.openxmlformats.org/drawingml/2006/main">
                   <a:graphicData uri="http://schemas.microsoft.com/office/word/2010/wordprocessingShape">
                     <wps:wsp>
@@ -3519,33 +2858,35 @@
                           <a:avLst/>
                         </a:prstGeom>
                         <a:solidFill>
-                          <a:srgbClr val="ffffff"/>
+                          <a:srgbClr val="FFFFFF"/>
                         </a:solidFill>
                         <a:ln w="0">
                           <a:noFill/>
                         </a:ln>
                       </wps:spPr>
                       <wps:style>
-                        <a:lnRef idx="0"/>
-                        <a:fillRef idx="0"/>
-                        <a:effectRef idx="0"/>
+                        <a:lnRef idx="0">
+                          <a:scrgbClr r="0" g="0" b="0"/>
+                        </a:lnRef>
+                        <a:fillRef idx="0">
+                          <a:scrgbClr r="0" g="0" b="0"/>
+                        </a:fillRef>
+                        <a:effectRef idx="0">
+                          <a:scrgbClr r="0" g="0" b="0"/>
+                        </a:effectRef>
                         <a:fontRef idx="minor"/>
                       </wps:style>
                       <wps:txbx>
                         <w:txbxContent>
                           <w:p>
                             <w:pPr>
-                              <w:pStyle w:val="BodyText"/>
-                              <w:ind w:hanging="0" w:start="0" w:end="0"/>
-                              <w:rPr/>
+                              <w:pStyle w:val="a4"/>
+                              <w:ind w:left="0" w:firstLine="0"/>
                             </w:pPr>
-                            <w:r>
-                              <w:rPr/>
-                            </w:r>
                           </w:p>
                         </w:txbxContent>
                       </wps:txbx>
-                      <wps:bodyPr lIns="0" rIns="0" tIns="0" bIns="0" anchor="t">
+                      <wps:bodyPr lIns="0" tIns="0" rIns="0" bIns="0" anchor="t">
                         <a:noAutofit/>
                       </wps:bodyPr>
                     </wps:wsp>
@@ -3556,24 +2897,18 @@
           </mc:Choice>
           <mc:Fallback>
             <w:pict>
-              <v:rect id="shape_0" ID="Врезка7" path="m0,0l-2147483645,0l-2147483645,-2147483646l0,-2147483646xe" fillcolor="white" stroked="f" o:allowincell="f" style="position:absolute;margin-left:0pt;margin-top:-0.05pt;width:1.1pt;height:16.05pt;mso-wrap-style:none;v-text-anchor:middle;mso-position-horizontal:left;mso-position-horizontal-relative:char">
-                <v:fill o:detectmouseclick="t" type="solid" color2="black"/>
-                <v:stroke color="#3465a4" joinstyle="round" endcap="flat"/>
-                <v:textbox>
+              <v:rect w14:anchorId="1EE00756" id="Врезка7" o:spid="_x0000_s1032" style="position:absolute;margin-left:0;margin-top:.05pt;width:1.15pt;height:16.1pt;z-index:15;visibility:visible;mso-wrap-style:square;mso-wrap-distance-left:0;mso-wrap-distance-top:0;mso-wrap-distance-right:0;mso-wrap-distance-bottom:0;mso-position-horizontal:left;mso-position-horizontal-relative:char;mso-position-vertical:absolute;mso-position-vertical-relative:line;v-text-anchor:top" o:gfxdata="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" o:allowincell="f" stroked="f" strokeweight="0">
+                <v:textbox inset="0,0,0,0">
                   <w:txbxContent>
                     <w:p>
                       <w:pPr>
-                        <w:pStyle w:val="BodyText"/>
-                        <w:ind w:hanging="0" w:start="0" w:end="0"/>
-                        <w:rPr/>
+                        <w:pStyle w:val="a4"/>
+                        <w:ind w:left="0" w:firstLine="0"/>
                       </w:pPr>
-                      <w:r>
-                        <w:rPr/>
-                      </w:r>
                     </w:p>
                   </w:txbxContent>
                 </v:textbox>
-                <w10:wrap type="none"/>
+                <w10:wrap anchory="line"/>
               </v:rect>
             </w:pict>
           </mc:Fallback>
@@ -3581,108 +2916,57 @@
       </w:r>
       <w:r>
         <w:rPr>
-          <w:rFonts w:ascii="Times New Roman" w:hAnsi="Times New Roman"/>
-          <w:b w:val="false"/>
-          <w:i w:val="false"/>
-          <w:caps w:val="false"/>
-          <w:smallCaps w:val="false"/>
-          <w:color w:val="000000"/>
-          <w:spacing w:val="0"/>
-          <w:sz w:val="28"/>
-          <w:szCs w:val="28"/>
+          <w:color w:val="000000"/>
         </w:rPr>
         <w:t>≡ 7 (mod12).</w:t>
       </w:r>
     </w:p>
     <w:p>
       <w:pPr>
-        <w:pStyle w:val="BodyText"/>
+        <w:pStyle w:val="a4"/>
         <w:numPr>
           <w:ilvl w:val="0"/>
           <w:numId w:val="4"/>
         </w:numPr>
         <w:rPr>
-          <w:b w:val="false"/>
-          <w:i w:val="false"/>
-          <w:i w:val="false"/>
-          <w:caps w:val="false"/>
-          <w:smallCaps w:val="false"/>
-          <w:color w:val="000000"/>
-          <w:spacing w:val="0"/>
-        </w:rPr>
-      </w:pPr>
-      <w:r>
-        <w:rPr>
-          <w:rFonts w:ascii="Times New Roman" w:hAnsi="Times New Roman"/>
-          <w:b w:val="false"/>
-          <w:i w:val="false"/>
-          <w:caps w:val="false"/>
-          <w:smallCaps w:val="false"/>
-          <w:color w:val="000000"/>
-          <w:spacing w:val="0"/>
-          <w:sz w:val="28"/>
-          <w:szCs w:val="28"/>
+          <w:color w:val="000000"/>
+        </w:rPr>
+      </w:pPr>
+      <w:r>
+        <w:rPr>
+          <w:color w:val="000000"/>
         </w:rPr>
         <w:t xml:space="preserve">Существуют целые </w:t>
       </w:r>
       <w:r>
         <w:rPr>
-          <w:rFonts w:ascii="Times New Roman" w:hAnsi="Times New Roman"/>
-          <w:b w:val="false"/>
           <w:i/>
-          <w:caps w:val="false"/>
-          <w:smallCaps w:val="false"/>
-          <w:color w:val="000000"/>
-          <w:spacing w:val="0"/>
-          <w:sz w:val="28"/>
-          <w:szCs w:val="28"/>
+          <w:color w:val="000000"/>
         </w:rPr>
         <w:t>x</w:t>
       </w:r>
       <w:r>
         <w:rPr>
-          <w:rFonts w:ascii="Times New Roman" w:hAnsi="Times New Roman"/>
-          <w:b w:val="false"/>
-          <w:i w:val="false"/>
-          <w:caps w:val="false"/>
-          <w:smallCaps w:val="false"/>
-          <w:color w:val="000000"/>
-          <w:spacing w:val="0"/>
-          <w:sz w:val="28"/>
-          <w:szCs w:val="28"/>
+          <w:color w:val="000000"/>
         </w:rPr>
         <w:t xml:space="preserve">, </w:t>
       </w:r>
       <w:r>
         <w:rPr>
-          <w:rFonts w:ascii="Times New Roman" w:hAnsi="Times New Roman"/>
-          <w:b w:val="false"/>
           <w:i/>
-          <w:caps w:val="false"/>
-          <w:smallCaps w:val="false"/>
-          <w:color w:val="000000"/>
-          <w:spacing w:val="0"/>
-          <w:sz w:val="28"/>
-          <w:szCs w:val="28"/>
+          <w:color w:val="000000"/>
         </w:rPr>
         <w:t xml:space="preserve">y </w:t>
       </w:r>
       <w:r>
         <w:rPr>
-          <w:rFonts w:ascii="Times New Roman" w:hAnsi="Times New Roman"/>
-          <w:b w:val="false"/>
-          <w:i w:val="false"/>
-          <w:caps w:val="false"/>
-          <w:smallCaps w:val="false"/>
-          <w:color w:val="000000"/>
-          <w:spacing w:val="0"/>
-          <w:sz w:val="28"/>
-          <w:szCs w:val="28"/>
+          <w:noProof/>
+          <w:color w:val="000000"/>
         </w:rPr>
         <mc:AlternateContent>
           <mc:Choice Requires="wps">
             <w:drawing>
-              <wp:anchor behindDoc="0" distT="0" distB="0" distL="0" distR="0" simplePos="0" locked="0" layoutInCell="0" allowOverlap="1" relativeHeight="17">
+              <wp:anchor distT="0" distB="0" distL="0" distR="0" simplePos="0" relativeHeight="17" behindDoc="0" locked="0" layoutInCell="0" allowOverlap="1" wp14:anchorId="20CD47B6" wp14:editId="7E44C377">
                 <wp:simplePos x="0" y="0"/>
                 <wp:positionH relativeFrom="character">
                   <wp:align>left</wp:align>
@@ -3694,6 +2978,7 @@
                 <wp:effectExtent l="0" t="0" r="0" b="0"/>
                 <wp:wrapNone/>
                 <wp:docPr id="8" name="Врезка8"/>
+                <wp:cNvGraphicFramePr/>
                 <a:graphic xmlns:a="http://schemas.openxmlformats.org/drawingml/2006/main">
                   <a:graphicData uri="http://schemas.microsoft.com/office/word/2010/wordprocessingShape">
                     <wps:wsp>
@@ -3707,33 +2992,35 @@
                           <a:avLst/>
                         </a:prstGeom>
                         <a:solidFill>
-                          <a:srgbClr val="ffffff"/>
+                          <a:srgbClr val="FFFFFF"/>
                         </a:solidFill>
                         <a:ln w="0">
                           <a:noFill/>
                         </a:ln>
                       </wps:spPr>
                       <wps:style>
-                        <a:lnRef idx="0"/>
-                        <a:fillRef idx="0"/>
-                        <a:effectRef idx="0"/>
+                        <a:lnRef idx="0">
+                          <a:scrgbClr r="0" g="0" b="0"/>
+                        </a:lnRef>
+                        <a:fillRef idx="0">
+                          <a:scrgbClr r="0" g="0" b="0"/>
+                        </a:fillRef>
+                        <a:effectRef idx="0">
+                          <a:scrgbClr r="0" g="0" b="0"/>
+                        </a:effectRef>
                         <a:fontRef idx="minor"/>
                       </wps:style>
                       <wps:txbx>
                         <w:txbxContent>
                           <w:p>
                             <w:pPr>
-                              <w:pStyle w:val="BodyText"/>
-                              <w:ind w:hanging="0" w:start="0" w:end="0"/>
-                              <w:rPr/>
+                              <w:pStyle w:val="a4"/>
+                              <w:ind w:left="0" w:firstLine="0"/>
                             </w:pPr>
-                            <w:r>
-                              <w:rPr/>
-                            </w:r>
                           </w:p>
                         </w:txbxContent>
                       </wps:txbx>
-                      <wps:bodyPr lIns="0" rIns="0" tIns="0" bIns="0" anchor="t">
+                      <wps:bodyPr lIns="0" tIns="0" rIns="0" bIns="0" anchor="t">
                         <a:noAutofit/>
                       </wps:bodyPr>
                     </wps:wsp>
@@ -3744,24 +3031,18 @@
           </mc:Choice>
           <mc:Fallback>
             <w:pict>
-              <v:rect id="shape_0" ID="Врезка8" path="m0,0l-2147483645,0l-2147483645,-2147483646l0,-2147483646xe" fillcolor="white" stroked="f" o:allowincell="f" style="position:absolute;margin-left:0pt;margin-top:-0.05pt;width:1.1pt;height:16.05pt;mso-wrap-style:none;v-text-anchor:middle;mso-position-horizontal:left;mso-position-horizontal-relative:char">
-                <v:fill o:detectmouseclick="t" type="solid" color2="black"/>
-                <v:stroke color="#3465a4" joinstyle="round" endcap="flat"/>
-                <v:textbox>
+              <v:rect w14:anchorId="20CD47B6" id="Врезка8" o:spid="_x0000_s1033" style="position:absolute;margin-left:0;margin-top:.05pt;width:1.15pt;height:16.1pt;z-index:17;visibility:visible;mso-wrap-style:square;mso-wrap-distance-left:0;mso-wrap-distance-top:0;mso-wrap-distance-right:0;mso-wrap-distance-bottom:0;mso-position-horizontal:left;mso-position-horizontal-relative:char;mso-position-vertical:absolute;mso-position-vertical-relative:line;v-text-anchor:top" o:gfxdata="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" o:allowincell="f" stroked="f" strokeweight="0">
+                <v:textbox inset="0,0,0,0">
                   <w:txbxContent>
                     <w:p>
                       <w:pPr>
-                        <w:pStyle w:val="BodyText"/>
-                        <w:ind w:hanging="0" w:start="0" w:end="0"/>
-                        <w:rPr/>
+                        <w:pStyle w:val="a4"/>
+                        <w:ind w:left="0" w:firstLine="0"/>
                       </w:pPr>
-                      <w:r>
-                        <w:rPr/>
-                      </w:r>
                     </w:p>
                   </w:txbxContent>
                 </v:textbox>
-                <w10:wrap type="none"/>
+                <w10:wrap anchory="line"/>
               </v:rect>
             </w:pict>
           </mc:Fallback>
@@ -3769,199 +3050,97 @@
       </w:r>
       <w:r>
         <w:rPr>
-          <w:rFonts w:ascii="Times New Roman" w:hAnsi="Times New Roman"/>
-          <w:b w:val="false"/>
-          <w:i w:val="false"/>
-          <w:caps w:val="false"/>
-          <w:smallCaps w:val="false"/>
-          <w:color w:val="000000"/>
-          <w:spacing w:val="0"/>
-          <w:sz w:val="28"/>
-          <w:szCs w:val="28"/>
+          <w:color w:val="000000"/>
         </w:rPr>
         <w:t>&gt; 0, такие что</w:t>
       </w:r>
     </w:p>
     <w:p>
       <w:pPr>
-        <w:pStyle w:val="BodyText"/>
+        <w:pStyle w:val="a4"/>
         <w:jc w:val="center"/>
-        <w:rPr>
-          <w:rFonts w:ascii="Times New Roman" w:hAnsi="Times New Roman"/>
-          <w:sz w:val="28"/>
-          <w:szCs w:val="28"/>
-        </w:rPr>
-      </w:pPr>
-      <w:r>
-        <w:rPr>
-          <w:rFonts w:ascii="Times New Roman" w:hAnsi="Times New Roman"/>
-          <w:b w:val="false"/>
+      </w:pPr>
+      <w:r>
+        <w:rPr>
           <w:i/>
-          <w:caps w:val="false"/>
-          <w:smallCaps w:val="false"/>
-          <w:color w:val="000000"/>
-          <w:spacing w:val="0"/>
-          <w:sz w:val="28"/>
-          <w:szCs w:val="28"/>
+          <w:color w:val="000000"/>
         </w:rPr>
         <w:t xml:space="preserve">n </w:t>
       </w:r>
       <w:r>
         <w:rPr>
-          <w:rFonts w:ascii="Times New Roman" w:hAnsi="Times New Roman"/>
-          <w:b w:val="false"/>
-          <w:i w:val="false"/>
-          <w:caps w:val="false"/>
-          <w:smallCaps w:val="false"/>
-          <w:color w:val="000000"/>
-          <w:spacing w:val="0"/>
-          <w:sz w:val="28"/>
-          <w:szCs w:val="28"/>
+          <w:color w:val="000000"/>
         </w:rPr>
         <w:t>= 3</w:t>
       </w:r>
       <w:r>
         <w:rPr>
-          <w:rFonts w:ascii="Times New Roman" w:hAnsi="Times New Roman"/>
-          <w:b w:val="false"/>
           <w:i/>
-          <w:caps w:val="false"/>
-          <w:smallCaps w:val="false"/>
-          <w:color w:val="000000"/>
-          <w:spacing w:val="0"/>
-          <w:sz w:val="28"/>
-          <w:szCs w:val="28"/>
+          <w:color w:val="000000"/>
         </w:rPr>
         <w:t>x^</w:t>
       </w:r>
       <w:r>
         <w:rPr>
-          <w:rFonts w:ascii="Times New Roman" w:hAnsi="Times New Roman"/>
-          <w:b w:val="false"/>
-          <w:i w:val="false"/>
-          <w:caps w:val="false"/>
-          <w:smallCaps w:val="false"/>
-          <w:color w:val="000000"/>
-          <w:spacing w:val="0"/>
-          <w:sz w:val="28"/>
-          <w:szCs w:val="28"/>
+          <w:color w:val="000000"/>
         </w:rPr>
         <w:t xml:space="preserve">2 − </w:t>
       </w:r>
       <w:r>
         <w:rPr>
-          <w:rFonts w:ascii="Times New Roman" w:hAnsi="Times New Roman"/>
-          <w:b w:val="false"/>
           <w:i/>
-          <w:caps w:val="false"/>
-          <w:smallCaps w:val="false"/>
-          <w:color w:val="000000"/>
-          <w:spacing w:val="0"/>
-          <w:sz w:val="28"/>
-          <w:szCs w:val="28"/>
+          <w:color w:val="000000"/>
         </w:rPr>
         <w:t>y^</w:t>
       </w:r>
       <w:r>
         <w:rPr>
-          <w:rFonts w:ascii="Times New Roman" w:hAnsi="Times New Roman"/>
-          <w:b w:val="false"/>
-          <w:i w:val="false"/>
-          <w:caps w:val="false"/>
-          <w:smallCaps w:val="false"/>
-          <w:color w:val="000000"/>
-          <w:spacing w:val="0"/>
-          <w:sz w:val="28"/>
-          <w:szCs w:val="28"/>
+          <w:color w:val="000000"/>
         </w:rPr>
         <w:t>2 с </w:t>
       </w:r>
       <w:r>
         <w:rPr>
-          <w:rFonts w:ascii="Times New Roman" w:hAnsi="Times New Roman"/>
-          <w:b w:val="false"/>
           <w:i/>
-          <w:caps w:val="false"/>
-          <w:smallCaps w:val="false"/>
-          <w:color w:val="000000"/>
-          <w:spacing w:val="0"/>
-          <w:sz w:val="28"/>
-          <w:szCs w:val="28"/>
+          <w:color w:val="000000"/>
         </w:rPr>
         <w:t xml:space="preserve">x </w:t>
       </w:r>
       <w:r>
         <w:rPr>
-          <w:rFonts w:ascii="Times New Roman" w:hAnsi="Times New Roman"/>
-          <w:b w:val="false"/>
-          <w:i w:val="false"/>
-          <w:caps w:val="false"/>
-          <w:smallCaps w:val="false"/>
-          <w:color w:val="000000"/>
-          <w:spacing w:val="0"/>
-          <w:sz w:val="28"/>
-          <w:szCs w:val="28"/>
+          <w:color w:val="000000"/>
         </w:rPr>
         <w:t xml:space="preserve">&gt; </w:t>
       </w:r>
       <w:r>
         <w:rPr>
-          <w:rFonts w:ascii="Times New Roman" w:hAnsi="Times New Roman"/>
-          <w:b w:val="false"/>
           <w:i/>
-          <w:caps w:val="false"/>
-          <w:smallCaps w:val="false"/>
-          <w:color w:val="000000"/>
-          <w:spacing w:val="0"/>
-          <w:sz w:val="28"/>
-          <w:szCs w:val="28"/>
+          <w:color w:val="000000"/>
         </w:rPr>
         <w:t xml:space="preserve">y </w:t>
       </w:r>
       <w:r>
         <w:rPr>
-          <w:rFonts w:ascii="Times New Roman" w:hAnsi="Times New Roman"/>
-          <w:b w:val="false"/>
-          <w:i w:val="false"/>
-          <w:caps w:val="false"/>
-          <w:smallCaps w:val="false"/>
-          <w:color w:val="000000"/>
-          <w:spacing w:val="0"/>
-          <w:sz w:val="28"/>
-          <w:szCs w:val="28"/>
+          <w:color w:val="000000"/>
         </w:rPr>
         <w:t xml:space="preserve">и </w:t>
       </w:r>
       <w:r>
         <w:rPr>
-          <w:rFonts w:ascii="Times New Roman" w:hAnsi="Times New Roman"/>
-          <w:b w:val="false"/>
           <w:i/>
-          <w:caps w:val="false"/>
-          <w:smallCaps w:val="false"/>
-          <w:color w:val="000000"/>
-          <w:spacing w:val="0"/>
-          <w:sz w:val="28"/>
-          <w:szCs w:val="28"/>
+          <w:color w:val="000000"/>
         </w:rPr>
         <w:t xml:space="preserve">n </w:t>
       </w:r>
       <w:r>
         <w:rPr>
-          <w:rFonts w:ascii="Times New Roman" w:hAnsi="Times New Roman"/>
-          <w:b w:val="false"/>
-          <w:i w:val="false"/>
-          <w:caps w:val="false"/>
-          <w:smallCaps w:val="false"/>
-          <w:color w:val="000000"/>
-          <w:spacing w:val="0"/>
-          <w:sz w:val="28"/>
-          <w:szCs w:val="28"/>
+          <w:noProof/>
+          <w:color w:val="000000"/>
         </w:rPr>
         <mc:AlternateContent>
           <mc:Choice Requires="wps">
             <w:drawing>
-              <wp:anchor behindDoc="0" distT="0" distB="0" distL="0" distR="0" simplePos="0" locked="0" layoutInCell="0" allowOverlap="1" relativeHeight="19">
+              <wp:anchor distT="0" distB="0" distL="0" distR="0" simplePos="0" relativeHeight="19" behindDoc="0" locked="0" layoutInCell="0" allowOverlap="1" wp14:anchorId="2F0BAED5" wp14:editId="6E3EEBEE">
                 <wp:simplePos x="0" y="0"/>
                 <wp:positionH relativeFrom="character">
                   <wp:align>left</wp:align>
@@ -3973,6 +3152,7 @@
                 <wp:effectExtent l="0" t="0" r="0" b="0"/>
                 <wp:wrapNone/>
                 <wp:docPr id="9" name="Врезка9"/>
+                <wp:cNvGraphicFramePr/>
                 <a:graphic xmlns:a="http://schemas.openxmlformats.org/drawingml/2006/main">
                   <a:graphicData uri="http://schemas.microsoft.com/office/word/2010/wordprocessingShape">
                     <wps:wsp>
@@ -3986,33 +3166,35 @@
                           <a:avLst/>
                         </a:prstGeom>
                         <a:solidFill>
-                          <a:srgbClr val="ffffff"/>
+                          <a:srgbClr val="FFFFFF"/>
                         </a:solidFill>
                         <a:ln w="0">
                           <a:noFill/>
                         </a:ln>
                       </wps:spPr>
                       <wps:style>
-                        <a:lnRef idx="0"/>
-                        <a:fillRef idx="0"/>
-                        <a:effectRef idx="0"/>
+                        <a:lnRef idx="0">
+                          <a:scrgbClr r="0" g="0" b="0"/>
+                        </a:lnRef>
+                        <a:fillRef idx="0">
+                          <a:scrgbClr r="0" g="0" b="0"/>
+                        </a:fillRef>
+                        <a:effectRef idx="0">
+                          <a:scrgbClr r="0" g="0" b="0"/>
+                        </a:effectRef>
                         <a:fontRef idx="minor"/>
                       </wps:style>
                       <wps:txbx>
                         <w:txbxContent>
                           <w:p>
                             <w:pPr>
-                              <w:pStyle w:val="BodyText"/>
-                              <w:ind w:hanging="0" w:start="0" w:end="0"/>
-                              <w:rPr/>
+                              <w:pStyle w:val="a4"/>
+                              <w:ind w:left="0" w:firstLine="0"/>
                             </w:pPr>
-                            <w:r>
-                              <w:rPr/>
-                            </w:r>
                           </w:p>
                         </w:txbxContent>
                       </wps:txbx>
-                      <wps:bodyPr lIns="0" rIns="0" tIns="0" bIns="0" anchor="t">
+                      <wps:bodyPr lIns="0" tIns="0" rIns="0" bIns="0" anchor="t">
                         <a:noAutofit/>
                       </wps:bodyPr>
                     </wps:wsp>
@@ -4023,24 +3205,18 @@
           </mc:Choice>
           <mc:Fallback>
             <w:pict>
-              <v:rect id="shape_0" ID="Врезка9" path="m0,0l-2147483645,0l-2147483645,-2147483646l0,-2147483646xe" fillcolor="white" stroked="f" o:allowincell="f" style="position:absolute;margin-left:0pt;margin-top:-0.05pt;width:1.1pt;height:16.05pt;mso-wrap-style:none;v-text-anchor:middle;mso-position-horizontal:left;mso-position-horizontal-relative:char">
-                <v:fill o:detectmouseclick="t" type="solid" color2="black"/>
-                <v:stroke color="#3465a4" joinstyle="round" endcap="flat"/>
-                <v:textbox>
+              <v:rect w14:anchorId="2F0BAED5" id="Врезка9" o:spid="_x0000_s1034" style="position:absolute;margin-left:0;margin-top:.05pt;width:1.15pt;height:16.1pt;z-index:19;visibility:visible;mso-wrap-style:square;mso-wrap-distance-left:0;mso-wrap-distance-top:0;mso-wrap-distance-right:0;mso-wrap-distance-bottom:0;mso-position-horizontal:left;mso-position-horizontal-relative:char;mso-position-vertical:absolute;mso-position-vertical-relative:line;v-text-anchor:top" o:gfxdata="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" o:allowincell="f" stroked="f" strokeweight="0">
+                <v:textbox inset="0,0,0,0">
                   <w:txbxContent>
                     <w:p>
                       <w:pPr>
-                        <w:pStyle w:val="BodyText"/>
-                        <w:ind w:hanging="0" w:start="0" w:end="0"/>
-                        <w:rPr/>
+                        <w:pStyle w:val="a4"/>
+                        <w:ind w:left="0" w:firstLine="0"/>
                       </w:pPr>
-                      <w:r>
-                        <w:rPr/>
-                      </w:r>
                     </w:p>
                   </w:txbxContent>
                 </v:textbox>
-                <w10:wrap type="none"/>
+                <w10:wrap anchory="line"/>
               </v:rect>
             </w:pict>
           </mc:Fallback>
@@ -4048,97 +3224,50 @@
       </w:r>
       <w:r>
         <w:rPr>
-          <w:rFonts w:ascii="Times New Roman" w:hAnsi="Times New Roman"/>
-          <w:b w:val="false"/>
-          <w:i w:val="false"/>
-          <w:caps w:val="false"/>
-          <w:smallCaps w:val="false"/>
-          <w:color w:val="000000"/>
-          <w:spacing w:val="0"/>
-          <w:sz w:val="28"/>
-          <w:szCs w:val="28"/>
+          <w:color w:val="000000"/>
         </w:rPr>
         <w:t>≡ 11 (mod12).</w:t>
       </w:r>
     </w:p>
     <w:p>
       <w:pPr>
-        <w:pStyle w:val="BodyText"/>
-        <w:rPr/>
-      </w:pPr>
-      <w:r>
-        <w:rPr>
-          <w:rFonts w:ascii="Times New Roman" w:hAnsi="Times New Roman"/>
-          <w:b w:val="false"/>
-          <w:i w:val="false"/>
-          <w:caps w:val="false"/>
-          <w:smallCaps w:val="false"/>
-          <w:color w:val="000000"/>
-          <w:spacing w:val="0"/>
-          <w:sz w:val="28"/>
-          <w:szCs w:val="28"/>
+        <w:pStyle w:val="a4"/>
+      </w:pPr>
+      <w:r>
+        <w:rPr>
+          <w:color w:val="000000"/>
         </w:rPr>
         <w:t xml:space="preserve">Если хотя бы одно из условий выполнено </w:t>
       </w:r>
       <w:r>
         <w:rPr>
-          <w:rStyle w:val="Strong"/>
-          <w:rFonts w:ascii="Times New Roman" w:hAnsi="Times New Roman"/>
-          <w:b/>
-          <w:i w:val="false"/>
-          <w:caps w:val="false"/>
-          <w:smallCaps w:val="false"/>
-          <w:color w:val="000000"/>
-          <w:spacing w:val="0"/>
-          <w:sz w:val="28"/>
-          <w:szCs w:val="28"/>
+          <w:rStyle w:val="ad"/>
+          <w:color w:val="000000"/>
         </w:rPr>
         <w:t>нечётное число раз</w:t>
       </w:r>
       <w:r>
         <w:rPr>
-          <w:rFonts w:ascii="Times New Roman" w:hAnsi="Times New Roman"/>
-          <w:b w:val="false"/>
-          <w:i w:val="false"/>
-          <w:caps w:val="false"/>
-          <w:smallCaps w:val="false"/>
-          <w:color w:val="000000"/>
-          <w:spacing w:val="0"/>
-          <w:sz w:val="28"/>
-          <w:szCs w:val="28"/>
+          <w:color w:val="000000"/>
         </w:rPr>
         <w:t xml:space="preserve">, то </w:t>
       </w:r>
       <w:r>
         <w:rPr>
-          <w:rFonts w:ascii="Times New Roman" w:hAnsi="Times New Roman"/>
-          <w:b w:val="false"/>
           <w:i/>
-          <w:caps w:val="false"/>
-          <w:smallCaps w:val="false"/>
-          <w:color w:val="000000"/>
-          <w:spacing w:val="0"/>
-          <w:sz w:val="28"/>
-          <w:szCs w:val="28"/>
+          <w:color w:val="000000"/>
         </w:rPr>
         <w:t>n</w:t>
       </w:r>
       <w:r>
         <w:rPr>
-          <w:rFonts w:ascii="Times New Roman" w:hAnsi="Times New Roman"/>
-          <w:b w:val="false"/>
-          <w:i w:val="false"/>
-          <w:caps w:val="false"/>
-          <w:smallCaps w:val="false"/>
-          <w:color w:val="000000"/>
-          <w:spacing w:val="0"/>
-          <w:sz w:val="28"/>
-          <w:szCs w:val="28"/>
+          <w:noProof/>
+          <w:color w:val="000000"/>
         </w:rPr>
         <mc:AlternateContent>
           <mc:Choice Requires="wps">
             <w:drawing>
-              <wp:anchor behindDoc="0" distT="0" distB="0" distL="0" distR="0" simplePos="0" locked="0" layoutInCell="0" allowOverlap="1" relativeHeight="21">
+              <wp:anchor distT="0" distB="0" distL="0" distR="0" simplePos="0" relativeHeight="21" behindDoc="0" locked="0" layoutInCell="0" allowOverlap="1" wp14:anchorId="7EEDFF65" wp14:editId="0B6BC24D">
                 <wp:simplePos x="0" y="0"/>
                 <wp:positionH relativeFrom="character">
                   <wp:align>left</wp:align>
@@ -4150,6 +3279,7 @@
                 <wp:effectExtent l="0" t="0" r="0" b="0"/>
                 <wp:wrapNone/>
                 <wp:docPr id="10" name="Врезка10"/>
+                <wp:cNvGraphicFramePr/>
                 <a:graphic xmlns:a="http://schemas.openxmlformats.org/drawingml/2006/main">
                   <a:graphicData uri="http://schemas.microsoft.com/office/word/2010/wordprocessingShape">
                     <wps:wsp>
@@ -4163,33 +3293,35 @@
                           <a:avLst/>
                         </a:prstGeom>
                         <a:solidFill>
-                          <a:srgbClr val="ffffff"/>
+                          <a:srgbClr val="FFFFFF"/>
                         </a:solidFill>
                         <a:ln w="0">
                           <a:noFill/>
                         </a:ln>
                       </wps:spPr>
                       <wps:style>
-                        <a:lnRef idx="0"/>
-                        <a:fillRef idx="0"/>
-                        <a:effectRef idx="0"/>
+                        <a:lnRef idx="0">
+                          <a:scrgbClr r="0" g="0" b="0"/>
+                        </a:lnRef>
+                        <a:fillRef idx="0">
+                          <a:scrgbClr r="0" g="0" b="0"/>
+                        </a:fillRef>
+                        <a:effectRef idx="0">
+                          <a:scrgbClr r="0" g="0" b="0"/>
+                        </a:effectRef>
                         <a:fontRef idx="minor"/>
                       </wps:style>
                       <wps:txbx>
                         <w:txbxContent>
                           <w:p>
                             <w:pPr>
-                              <w:pStyle w:val="BodyText"/>
-                              <w:ind w:hanging="0" w:start="113" w:end="0"/>
-                              <w:rPr/>
+                              <w:pStyle w:val="a4"/>
+                              <w:ind w:firstLine="0"/>
                             </w:pPr>
-                            <w:r>
-                              <w:rPr/>
-                            </w:r>
                           </w:p>
                         </w:txbxContent>
                       </wps:txbx>
-                      <wps:bodyPr lIns="0" rIns="0" tIns="0" bIns="0" anchor="t">
+                      <wps:bodyPr lIns="0" tIns="0" rIns="0" bIns="0" anchor="t">
                         <a:noAutofit/>
                       </wps:bodyPr>
                     </wps:wsp>
@@ -4200,24 +3332,18 @@
           </mc:Choice>
           <mc:Fallback>
             <w:pict>
-              <v:rect id="shape_0" ID="Врезка10" path="m0,0l-2147483645,0l-2147483645,-2147483646l0,-2147483646xe" fillcolor="white" stroked="f" o:allowincell="f" style="position:absolute;margin-left:0pt;margin-top:-0.05pt;width:1.1pt;height:16.05pt;mso-wrap-style:none;v-text-anchor:middle;mso-position-horizontal:left;mso-position-horizontal-relative:char">
-                <v:fill o:detectmouseclick="t" type="solid" color2="black"/>
-                <v:stroke color="#3465a4" joinstyle="round" endcap="flat"/>
-                <v:textbox>
+              <v:rect w14:anchorId="7EEDFF65" id="Врезка10" o:spid="_x0000_s1035" style="position:absolute;margin-left:0;margin-top:.05pt;width:1.15pt;height:16.1pt;z-index:21;visibility:visible;mso-wrap-style:square;mso-wrap-distance-left:0;mso-wrap-distance-top:0;mso-wrap-distance-right:0;mso-wrap-distance-bottom:0;mso-position-horizontal:left;mso-position-horizontal-relative:char;mso-position-vertical:absolute;mso-position-vertical-relative:line;v-text-anchor:top" o:gfxdata="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" o:allowincell="f" stroked="f" strokeweight="0">
+                <v:textbox inset="0,0,0,0">
                   <w:txbxContent>
                     <w:p>
                       <w:pPr>
-                        <w:pStyle w:val="BodyText"/>
-                        <w:ind w:hanging="0" w:start="113" w:end="0"/>
-                        <w:rPr/>
+                        <w:pStyle w:val="a4"/>
+                        <w:ind w:firstLine="0"/>
                       </w:pPr>
-                      <w:r>
-                        <w:rPr/>
-                      </w:r>
                     </w:p>
                   </w:txbxContent>
                 </v:textbox>
-                <w10:wrap type="none"/>
+                <w10:wrap anchory="line"/>
               </v:rect>
             </w:pict>
           </mc:Fallback>
@@ -4225,126 +3351,67 @@
       </w:r>
       <w:r>
         <w:rPr>
-          <w:rFonts w:ascii="Times New Roman" w:hAnsi="Times New Roman"/>
-          <w:b w:val="false"/>
-          <w:i w:val="false"/>
-          <w:caps w:val="false"/>
-          <w:smallCaps w:val="false"/>
-          <w:color w:val="000000"/>
-          <w:spacing w:val="0"/>
-          <w:sz w:val="28"/>
-          <w:szCs w:val="28"/>
+          <w:color w:val="000000"/>
         </w:rPr>
         <w:t xml:space="preserve"> — простое. Иначе — составное.</w:t>
       </w:r>
     </w:p>
     <w:p>
       <w:pPr>
-        <w:pStyle w:val="BodyText"/>
-        <w:rPr/>
-      </w:pPr>
-      <w:r>
-        <w:rPr>
-          <w:rFonts w:ascii="Times New Roman" w:hAnsi="Times New Roman"/>
-          <w:b w:val="false"/>
-          <w:i w:val="false"/>
-          <w:caps w:val="false"/>
-          <w:smallCaps w:val="false"/>
-          <w:spacing w:val="0"/>
-          <w:sz w:val="28"/>
-          <w:szCs w:val="28"/>
-        </w:rPr>
+        <w:pStyle w:val="a4"/>
+      </w:pPr>
+      <w:r>
         <w:t xml:space="preserve">Доказательство основано на следующих фактах из </w:t>
       </w:r>
       <w:r>
         <w:rPr>
-          <w:rStyle w:val="Strong"/>
-          <w:rFonts w:ascii="Times New Roman" w:hAnsi="Times New Roman"/>
-          <w:b/>
-          <w:i w:val="false"/>
-          <w:caps w:val="false"/>
-          <w:smallCaps w:val="false"/>
-          <w:spacing w:val="0"/>
-          <w:sz w:val="28"/>
-          <w:szCs w:val="28"/>
+          <w:rStyle w:val="ad"/>
         </w:rPr>
         <w:t>алгебраической теории чисел</w:t>
       </w:r>
       <w:r>
-        <w:rPr>
-          <w:rFonts w:ascii="Times New Roman" w:hAnsi="Times New Roman"/>
-          <w:b w:val="false"/>
-          <w:i w:val="false"/>
-          <w:caps w:val="false"/>
-          <w:smallCaps w:val="false"/>
-          <w:spacing w:val="0"/>
-          <w:sz w:val="28"/>
-          <w:szCs w:val="28"/>
-        </w:rPr>
         <w:t>:</w:t>
       </w:r>
     </w:p>
     <w:p>
       <w:pPr>
-        <w:pStyle w:val="BodyText"/>
+        <w:pStyle w:val="a4"/>
         <w:numPr>
           <w:ilvl w:val="0"/>
           <w:numId w:val="5"/>
         </w:numPr>
         <w:tabs>
-          <w:tab w:val="clear" w:pos="708"/>
-          <w:tab w:val="left" w:pos="0" w:leader="none"/>
+          <w:tab w:val="left" w:pos="0"/>
         </w:tabs>
-        <w:ind w:firstLine="709" w:start="113"/>
-        <w:rPr/>
-      </w:pPr>
-      <w:r>
-        <w:rPr>
-          <w:rFonts w:ascii="Times New Roman" w:hAnsi="Times New Roman"/>
-          <w:b w:val="false"/>
-          <w:i w:val="false"/>
-          <w:caps w:val="false"/>
-          <w:smallCaps w:val="false"/>
-          <w:color w:val="000000"/>
-          <w:spacing w:val="0"/>
-          <w:sz w:val="28"/>
-          <w:szCs w:val="28"/>
+        <w:ind w:left="113" w:firstLine="709"/>
+      </w:pPr>
+      <w:r>
+        <w:rPr>
+          <w:color w:val="000000"/>
         </w:rPr>
         <w:t>Простые числа обладают строго определённым поведением в кольцах целых квадратичных полей, например Z[</w:t>
       </w:r>
       <w:r>
         <w:rPr>
-          <w:rFonts w:ascii="Times New Roman" w:hAnsi="Times New Roman"/>
-          <w:b w:val="false"/>
           <w:i/>
-          <w:caps w:val="false"/>
-          <w:smallCaps w:val="false"/>
-          <w:color w:val="000000"/>
-          <w:spacing w:val="0"/>
-          <w:sz w:val="28"/>
-          <w:szCs w:val="28"/>
+          <w:color w:val="000000"/>
         </w:rPr>
         <w:t>i</w:t>
       </w:r>
       <w:r>
         <w:rPr>
-          <w:rFonts w:ascii="Times New Roman" w:hAnsi="Times New Roman"/>
-          <w:b w:val="false"/>
-          <w:i w:val="false"/>
-          <w:caps w:val="false"/>
-          <w:smallCaps w:val="false"/>
-          <w:color w:val="000000"/>
-          <w:spacing w:val="0"/>
-          <w:sz w:val="28"/>
-          <w:szCs w:val="28"/>
+          <w:color w:val="000000"/>
         </w:rPr>
         <w:t>] или Z[−3​].</w:t>
       </w:r>
       <w:r>
+        <w:rPr>
+          <w:noProof/>
+        </w:rPr>
         <mc:AlternateContent>
           <mc:Choice Requires="wps">
             <w:drawing>
-              <wp:anchor behindDoc="0" distT="0" distB="0" distL="0" distR="0" simplePos="0" locked="0" layoutInCell="0" allowOverlap="1" relativeHeight="23">
+              <wp:anchor distT="0" distB="0" distL="0" distR="0" simplePos="0" relativeHeight="23" behindDoc="0" locked="0" layoutInCell="0" allowOverlap="1" wp14:anchorId="4009BA25" wp14:editId="503703CB">
                 <wp:simplePos x="0" y="0"/>
                 <wp:positionH relativeFrom="character">
                   <wp:align>left</wp:align>
@@ -4356,6 +3423,7 @@
                 <wp:effectExtent l="0" t="0" r="0" b="0"/>
                 <wp:wrapNone/>
                 <wp:docPr id="11" name="Врезка11"/>
+                <wp:cNvGraphicFramePr/>
                 <a:graphic xmlns:a="http://schemas.openxmlformats.org/drawingml/2006/main">
                   <a:graphicData uri="http://schemas.microsoft.com/office/word/2010/wordprocessingShape">
                     <wps:wsp>
@@ -4365,7 +3433,9 @@
                           <a:off x="0" y="0"/>
                           <a:ext cx="14605" cy="204470"/>
                         </a:xfrm>
-                        <a:prstGeom prst="rect"/>
+                        <a:prstGeom prst="rect">
+                          <a:avLst/>
+                        </a:prstGeom>
                         <a:solidFill>
                           <a:srgbClr val="FFFFFF"/>
                         </a:solidFill>
@@ -4374,17 +3444,13 @@
                         <w:txbxContent>
                           <w:p>
                             <w:pPr>
-                              <w:pStyle w:val="BodyText"/>
-                              <w:ind w:hanging="0" w:start="0" w:end="0"/>
-                              <w:rPr/>
+                              <w:pStyle w:val="a4"/>
+                              <w:ind w:left="0" w:firstLine="0"/>
                             </w:pPr>
-                            <w:r>
-                              <w:rPr/>
-                            </w:r>
                           </w:p>
                         </w:txbxContent>
                       </wps:txbx>
-                      <wps:bodyPr anchor="t" lIns="0" tIns="0" rIns="0" bIns="0">
+                      <wps:bodyPr lIns="0" tIns="0" rIns="0" bIns="0" anchor="t">
                         <a:noAutofit/>
                       </wps:bodyPr>
                     </wps:wsp>
@@ -4395,32 +3461,35 @@
           </mc:Choice>
           <mc:Fallback>
             <w:pict>
-              <v:rect style="position:absolute;rotation:-0;width:1.15pt;height:16.1pt;mso-wrap-distance-left:0pt;mso-wrap-distance-right:0pt;mso-wrap-distance-top:0pt;mso-wrap-distance-bottom:0pt;margin-top:0pt;mso-position-vertical:top;mso-position-vertical-relative:text;margin-left:0pt;mso-position-horizontal:left;mso-position-horizontal-relative:text">
-                <v:textbox inset="0in,0in,0in,0in">
+              <v:shapetype w14:anchorId="4009BA25" id="_x0000_t202" coordsize="21600,21600" o:spt="202" path="m,l,21600r21600,l21600,xe">
+                <v:stroke joinstyle="miter"/>
+                <v:path gradientshapeok="t" o:connecttype="rect"/>
+              </v:shapetype>
+              <v:shape id="Врезка11" o:spid="_x0000_s1036" type="#_x0000_t202" style="position:absolute;margin-left:0;margin-top:.05pt;width:1.15pt;height:16.1pt;z-index:23;visibility:visible;mso-wrap-style:square;mso-wrap-distance-left:0;mso-wrap-distance-top:0;mso-wrap-distance-right:0;mso-wrap-distance-bottom:0;mso-position-horizontal:left;mso-position-horizontal-relative:char;mso-position-vertical:absolute;mso-position-vertical-relative:line;v-text-anchor:top" o:gfxdata="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" o:allowincell="f" stroked="f">
+                <v:textbox inset="0,0,0,0">
                   <w:txbxContent>
                     <w:p>
                       <w:pPr>
-                        <w:pStyle w:val="BodyText"/>
-                        <w:ind w:hanging="0" w:start="0" w:end="0"/>
-                        <w:rPr/>
+                        <w:pStyle w:val="a4"/>
+                        <w:ind w:left="0" w:firstLine="0"/>
                       </w:pPr>
-                      <w:r>
-                        <w:rPr/>
-                      </w:r>
                     </w:p>
                   </w:txbxContent>
                 </v:textbox>
-                <w10:wrap type="none"/>
-              </v:rect>
+                <w10:wrap anchory="line"/>
+              </v:shape>
             </w:pict>
           </mc:Fallback>
         </mc:AlternateContent>
       </w:r>
       <w:r>
+        <w:rPr>
+          <w:noProof/>
+        </w:rPr>
         <mc:AlternateContent>
           <mc:Choice Requires="wps">
             <w:drawing>
-              <wp:anchor behindDoc="0" distT="0" distB="0" distL="0" distR="0" simplePos="0" locked="0" layoutInCell="0" allowOverlap="1" relativeHeight="24">
+              <wp:anchor distT="0" distB="0" distL="0" distR="0" simplePos="0" relativeHeight="24" behindDoc="0" locked="0" layoutInCell="0" allowOverlap="1" wp14:anchorId="6999613A" wp14:editId="3C33F025">
                 <wp:simplePos x="0" y="0"/>
                 <wp:positionH relativeFrom="character">
                   <wp:align>left</wp:align>
@@ -4432,6 +3501,7 @@
                 <wp:effectExtent l="0" t="0" r="0" b="0"/>
                 <wp:wrapNone/>
                 <wp:docPr id="12" name="Врезка12"/>
+                <wp:cNvGraphicFramePr/>
                 <a:graphic xmlns:a="http://schemas.openxmlformats.org/drawingml/2006/main">
                   <a:graphicData uri="http://schemas.microsoft.com/office/word/2010/wordprocessingShape">
                     <wps:wsp>
@@ -4441,7 +3511,9 @@
                           <a:off x="0" y="0"/>
                           <a:ext cx="14605" cy="204470"/>
                         </a:xfrm>
-                        <a:prstGeom prst="rect"/>
+                        <a:prstGeom prst="rect">
+                          <a:avLst/>
+                        </a:prstGeom>
                         <a:solidFill>
                           <a:srgbClr val="FFFFFF"/>
                         </a:solidFill>
@@ -4450,17 +3522,13 @@
                         <w:txbxContent>
                           <w:p>
                             <w:pPr>
-                              <w:pStyle w:val="BodyText"/>
-                              <w:ind w:hanging="0" w:start="0" w:end="0"/>
-                              <w:rPr/>
+                              <w:pStyle w:val="a4"/>
+                              <w:ind w:left="0" w:firstLine="0"/>
                             </w:pPr>
-                            <w:r>
-                              <w:rPr/>
-                            </w:r>
                           </w:p>
                         </w:txbxContent>
                       </wps:txbx>
-                      <wps:bodyPr anchor="t" lIns="0" tIns="0" rIns="0" bIns="0">
+                      <wps:bodyPr lIns="0" tIns="0" rIns="0" bIns="0" anchor="t">
                         <a:noAutofit/>
                       </wps:bodyPr>
                     </wps:wsp>
@@ -4471,23 +3539,19 @@
           </mc:Choice>
           <mc:Fallback>
             <w:pict>
-              <v:rect style="position:absolute;rotation:-0;width:1.15pt;height:16.1pt;mso-wrap-distance-left:0pt;mso-wrap-distance-right:0pt;mso-wrap-distance-top:0pt;mso-wrap-distance-bottom:0pt;margin-top:0pt;mso-position-vertical:top;mso-position-vertical-relative:text;margin-left:0pt;mso-position-horizontal:left;mso-position-horizontal-relative:text">
-                <v:textbox inset="0in,0in,0in,0in">
+              <v:shape w14:anchorId="6999613A" id="Врезка12" o:spid="_x0000_s1037" type="#_x0000_t202" style="position:absolute;margin-left:0;margin-top:.05pt;width:1.15pt;height:16.1pt;z-index:24;visibility:visible;mso-wrap-style:square;mso-wrap-distance-left:0;mso-wrap-distance-top:0;mso-wrap-distance-right:0;mso-wrap-distance-bottom:0;mso-position-horizontal:left;mso-position-horizontal-relative:char;mso-position-vertical:absolute;mso-position-vertical-relative:line;v-text-anchor:top" o:gfxdata="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" o:allowincell="f" stroked="f">
+                <v:textbox inset="0,0,0,0">
                   <w:txbxContent>
                     <w:p>
                       <w:pPr>
-                        <w:pStyle w:val="BodyText"/>
-                        <w:ind w:hanging="0" w:start="0" w:end="0"/>
-                        <w:rPr/>
+                        <w:pStyle w:val="a4"/>
+                        <w:ind w:left="0" w:firstLine="0"/>
                       </w:pPr>
-                      <w:r>
-                        <w:rPr/>
-                      </w:r>
                     </w:p>
                   </w:txbxContent>
                 </v:textbox>
-                <w10:wrap type="none"/>
-              </v:rect>
+                <w10:wrap anchory="line"/>
+              </v:shape>
             </w:pict>
           </mc:Fallback>
         </mc:AlternateContent>
@@ -4495,142 +3559,85 @@
     </w:p>
     <w:p>
       <w:pPr>
-        <w:pStyle w:val="BodyText"/>
+        <w:pStyle w:val="a4"/>
         <w:numPr>
           <w:ilvl w:val="0"/>
           <w:numId w:val="5"/>
         </w:numPr>
         <w:tabs>
-          <w:tab w:val="clear" w:pos="708"/>
-          <w:tab w:val="left" w:pos="0" w:leader="none"/>
+          <w:tab w:val="left" w:pos="0"/>
         </w:tabs>
-        <w:ind w:firstLine="709" w:start="113"/>
-        <w:rPr/>
-      </w:pPr>
-      <w:r>
-        <w:rPr/>
+        <w:ind w:left="113" w:firstLine="709"/>
+      </w:pPr>
+      <w:r>
         <w:t>Количество представлений числа квадратичной формой связано с характерами Дирихле и функциями теории модулярных форм.</w:t>
       </w:r>
     </w:p>
     <w:p>
       <w:pPr>
-        <w:pStyle w:val="BodyText"/>
+        <w:pStyle w:val="a4"/>
         <w:numPr>
           <w:ilvl w:val="0"/>
           <w:numId w:val="5"/>
         </w:numPr>
         <w:tabs>
-          <w:tab w:val="clear" w:pos="708"/>
-          <w:tab w:val="left" w:pos="0" w:leader="none"/>
+          <w:tab w:val="left" w:pos="0"/>
         </w:tabs>
-        <w:ind w:firstLine="709" w:start="113"/>
-        <w:rPr/>
-      </w:pPr>
-      <w:r>
-        <w:rPr>
-          <w:rFonts w:ascii="Times New Roman" w:hAnsi="Times New Roman"/>
-          <w:b w:val="false"/>
-          <w:i w:val="false"/>
-          <w:caps w:val="false"/>
-          <w:smallCaps w:val="false"/>
-          <w:color w:val="000000"/>
-          <w:spacing w:val="0"/>
-          <w:sz w:val="28"/>
-          <w:szCs w:val="28"/>
+        <w:ind w:left="113" w:firstLine="709"/>
+      </w:pPr>
+      <w:r>
+        <w:rPr>
+          <w:color w:val="000000"/>
         </w:rPr>
         <w:t xml:space="preserve">Для простых </w:t>
       </w:r>
       <w:r>
         <w:rPr>
-          <w:rFonts w:ascii="Times New Roman" w:hAnsi="Times New Roman"/>
-          <w:b w:val="false"/>
           <w:i/>
-          <w:caps w:val="false"/>
-          <w:smallCaps w:val="false"/>
-          <w:color w:val="000000"/>
-          <w:spacing w:val="0"/>
-          <w:sz w:val="28"/>
-          <w:szCs w:val="28"/>
+          <w:color w:val="000000"/>
         </w:rPr>
         <w:t>p</w:t>
       </w:r>
       <w:r>
         <w:rPr>
-          <w:rFonts w:ascii="Times New Roman" w:hAnsi="Times New Roman"/>
-          <w:b w:val="false"/>
-          <w:i w:val="false"/>
-          <w:caps w:val="false"/>
-          <w:smallCaps w:val="false"/>
-          <w:color w:val="000000"/>
-          <w:spacing w:val="0"/>
-          <w:sz w:val="28"/>
-          <w:szCs w:val="28"/>
+          <w:color w:val="000000"/>
         </w:rPr>
         <w:t xml:space="preserve">, удовлетворяющих определённым сравнениям по модулю 12, существуют </w:t>
       </w:r>
       <w:r>
         <w:rPr>
-          <w:rStyle w:val="Strong"/>
-          <w:rFonts w:ascii="Times New Roman" w:hAnsi="Times New Roman"/>
-          <w:b/>
-          <w:i w:val="false"/>
-          <w:caps w:val="false"/>
-          <w:smallCaps w:val="false"/>
-          <w:color w:val="000000"/>
-          <w:spacing w:val="0"/>
-          <w:sz w:val="28"/>
-          <w:szCs w:val="28"/>
+          <w:rStyle w:val="ad"/>
+          <w:color w:val="000000"/>
         </w:rPr>
         <w:t>уникальные</w:t>
       </w:r>
       <w:r>
         <w:rPr>
-          <w:rFonts w:ascii="Times New Roman" w:hAnsi="Times New Roman"/>
-          <w:b w:val="false"/>
-          <w:i w:val="false"/>
-          <w:caps w:val="false"/>
-          <w:smallCaps w:val="false"/>
-          <w:color w:val="000000"/>
-          <w:spacing w:val="0"/>
-          <w:sz w:val="28"/>
-          <w:szCs w:val="28"/>
+          <w:color w:val="000000"/>
         </w:rPr>
         <w:t xml:space="preserve"> или </w:t>
       </w:r>
       <w:r>
         <w:rPr>
-          <w:rStyle w:val="Strong"/>
-          <w:rFonts w:ascii="Times New Roman" w:hAnsi="Times New Roman"/>
-          <w:b/>
-          <w:i w:val="false"/>
-          <w:caps w:val="false"/>
-          <w:smallCaps w:val="false"/>
-          <w:color w:val="000000"/>
-          <w:spacing w:val="0"/>
-          <w:sz w:val="28"/>
-          <w:szCs w:val="28"/>
+          <w:rStyle w:val="ad"/>
+          <w:color w:val="000000"/>
         </w:rPr>
         <w:t>нечётные</w:t>
       </w:r>
       <w:r>
         <w:rPr>
-          <w:rFonts w:ascii="Times New Roman" w:hAnsi="Times New Roman"/>
-          <w:b w:val="false"/>
-          <w:i w:val="false"/>
-          <w:caps w:val="false"/>
-          <w:smallCaps w:val="false"/>
-          <w:color w:val="000000"/>
-          <w:spacing w:val="0"/>
-          <w:sz w:val="28"/>
-          <w:szCs w:val="28"/>
+          <w:color w:val="000000"/>
         </w:rPr>
         <w:t xml:space="preserve"> способы представления в одной из форм выше.</w:t>
       </w:r>
       <w:r>
+        <w:rPr>
+          <w:noProof/>
+        </w:rPr>
         <mc:AlternateContent>
           <mc:Choice Requires="wps">
             <w:drawing>
-              <wp:anchor behindDoc="0" distT="0" distB="0" distL="0" distR="0" simplePos="0" locked="0" layoutInCell="0" allowOverlap="1" relativeHeight="25">
+              <wp:anchor distT="0" distB="0" distL="0" distR="0" simplePos="0" relativeHeight="25" behindDoc="0" locked="0" layoutInCell="0" allowOverlap="1" wp14:anchorId="2F90A1DF" wp14:editId="5A9EA71A">
                 <wp:simplePos x="0" y="0"/>
                 <wp:positionH relativeFrom="character">
                   <wp:align>left</wp:align>
@@ -4642,6 +3649,7 @@
                 <wp:effectExtent l="0" t="0" r="0" b="0"/>
                 <wp:wrapNone/>
                 <wp:docPr id="13" name="Врезка13"/>
+                <wp:cNvGraphicFramePr/>
                 <a:graphic xmlns:a="http://schemas.openxmlformats.org/drawingml/2006/main">
                   <a:graphicData uri="http://schemas.microsoft.com/office/word/2010/wordprocessingShape">
                     <wps:wsp>
@@ -4651,7 +3659,9 @@
                           <a:off x="0" y="0"/>
                           <a:ext cx="14605" cy="204470"/>
                         </a:xfrm>
-                        <a:prstGeom prst="rect"/>
+                        <a:prstGeom prst="rect">
+                          <a:avLst/>
+                        </a:prstGeom>
                         <a:solidFill>
                           <a:srgbClr val="FFFFFF"/>
                         </a:solidFill>
@@ -4660,17 +3670,13 @@
                         <w:txbxContent>
                           <w:p>
                             <w:pPr>
-                              <w:pStyle w:val="BodyText"/>
-                              <w:ind w:hanging="0" w:start="0" w:end="0"/>
-                              <w:rPr/>
+                              <w:pStyle w:val="a4"/>
+                              <w:ind w:left="0" w:firstLine="0"/>
                             </w:pPr>
-                            <w:r>
-                              <w:rPr/>
-                            </w:r>
                           </w:p>
                         </w:txbxContent>
                       </wps:txbx>
-                      <wps:bodyPr anchor="t" lIns="0" tIns="0" rIns="0" bIns="0">
+                      <wps:bodyPr lIns="0" tIns="0" rIns="0" bIns="0" anchor="t">
                         <a:noAutofit/>
                       </wps:bodyPr>
                     </wps:wsp>
@@ -4681,32 +3687,31 @@
           </mc:Choice>
           <mc:Fallback>
             <w:pict>
-              <v:rect style="position:absolute;rotation:-0;width:1.15pt;height:16.1pt;mso-wrap-distance-left:0pt;mso-wrap-distance-right:0pt;mso-wrap-distance-top:0pt;mso-wrap-distance-bottom:0pt;margin-top:0pt;mso-position-vertical:top;mso-position-vertical-relative:text;margin-left:0pt;mso-position-horizontal:left;mso-position-horizontal-relative:text">
-                <v:textbox inset="0in,0in,0in,0in">
+              <v:shape w14:anchorId="2F90A1DF" id="Врезка13" o:spid="_x0000_s1038" type="#_x0000_t202" style="position:absolute;margin-left:0;margin-top:.05pt;width:1.15pt;height:16.1pt;z-index:25;visibility:visible;mso-wrap-style:square;mso-wrap-distance-left:0;mso-wrap-distance-top:0;mso-wrap-distance-right:0;mso-wrap-distance-bottom:0;mso-position-horizontal:left;mso-position-horizontal-relative:char;mso-position-vertical:absolute;mso-position-vertical-relative:line;v-text-anchor:top" o:gfxdata="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" o:allowincell="f" stroked="f">
+                <v:textbox inset="0,0,0,0">
                   <w:txbxContent>
                     <w:p>
                       <w:pPr>
-                        <w:pStyle w:val="BodyText"/>
-                        <w:ind w:hanging="0" w:start="0" w:end="0"/>
-                        <w:rPr/>
+                        <w:pStyle w:val="a4"/>
+                        <w:ind w:left="0" w:firstLine="0"/>
                       </w:pPr>
-                      <w:r>
-                        <w:rPr/>
-                      </w:r>
                     </w:p>
                   </w:txbxContent>
                 </v:textbox>
-                <w10:wrap type="none"/>
-              </v:rect>
+                <w10:wrap anchory="line"/>
+              </v:shape>
             </w:pict>
           </mc:Fallback>
         </mc:AlternateContent>
       </w:r>
       <w:r>
+        <w:rPr>
+          <w:noProof/>
+        </w:rPr>
         <mc:AlternateContent>
           <mc:Choice Requires="wps">
             <w:drawing>
-              <wp:anchor behindDoc="0" distT="0" distB="0" distL="0" distR="0" simplePos="0" locked="0" layoutInCell="0" allowOverlap="1" relativeHeight="26">
+              <wp:anchor distT="0" distB="0" distL="0" distR="0" simplePos="0" relativeHeight="26" behindDoc="0" locked="0" layoutInCell="0" allowOverlap="1" wp14:anchorId="137D680A" wp14:editId="4D0D0812">
                 <wp:simplePos x="0" y="0"/>
                 <wp:positionH relativeFrom="character">
                   <wp:align>left</wp:align>
@@ -4718,6 +3723,7 @@
                 <wp:effectExtent l="0" t="0" r="0" b="0"/>
                 <wp:wrapNone/>
                 <wp:docPr id="14" name="Врезка14"/>
+                <wp:cNvGraphicFramePr/>
                 <a:graphic xmlns:a="http://schemas.openxmlformats.org/drawingml/2006/main">
                   <a:graphicData uri="http://schemas.microsoft.com/office/word/2010/wordprocessingShape">
                     <wps:wsp>
@@ -4727,7 +3733,9 @@
                           <a:off x="0" y="0"/>
                           <a:ext cx="14605" cy="204470"/>
                         </a:xfrm>
-                        <a:prstGeom prst="rect"/>
+                        <a:prstGeom prst="rect">
+                          <a:avLst/>
+                        </a:prstGeom>
                         <a:solidFill>
                           <a:srgbClr val="FFFFFF"/>
                         </a:solidFill>
@@ -4736,17 +3744,13 @@
                         <w:txbxContent>
                           <w:p>
                             <w:pPr>
-                              <w:pStyle w:val="BodyText"/>
-                              <w:ind w:hanging="0" w:start="0" w:end="0"/>
-                              <w:rPr/>
+                              <w:pStyle w:val="a4"/>
+                              <w:ind w:left="0" w:firstLine="0"/>
                             </w:pPr>
-                            <w:r>
-                              <w:rPr/>
-                            </w:r>
                           </w:p>
                         </w:txbxContent>
                       </wps:txbx>
-                      <wps:bodyPr anchor="t" lIns="0" tIns="0" rIns="0" bIns="0">
+                      <wps:bodyPr lIns="0" tIns="0" rIns="0" bIns="0" anchor="t">
                         <a:noAutofit/>
                       </wps:bodyPr>
                     </wps:wsp>
@@ -4757,23 +3761,19 @@
           </mc:Choice>
           <mc:Fallback>
             <w:pict>
-              <v:rect style="position:absolute;rotation:-0;width:1.15pt;height:16.1pt;mso-wrap-distance-left:0pt;mso-wrap-distance-right:0pt;mso-wrap-distance-top:0pt;mso-wrap-distance-bottom:0pt;margin-top:0pt;mso-position-vertical:top;mso-position-vertical-relative:text;margin-left:0pt;mso-position-horizontal:left;mso-position-horizontal-relative:text">
-                <v:textbox inset="0in,0in,0in,0in">
+              <v:shape w14:anchorId="137D680A" id="Врезка14" o:spid="_x0000_s1039" type="#_x0000_t202" style="position:absolute;margin-left:0;margin-top:.05pt;width:1.15pt;height:16.1pt;z-index:26;visibility:visible;mso-wrap-style:square;mso-wrap-distance-left:0;mso-wrap-distance-top:0;mso-wrap-distance-right:0;mso-wrap-distance-bottom:0;mso-position-horizontal:left;mso-position-horizontal-relative:char;mso-position-vertical:absolute;mso-position-vertical-relative:line;v-text-anchor:top" o:gfxdata="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" o:allowincell="f" stroked="f">
+                <v:textbox inset="0,0,0,0">
                   <w:txbxContent>
                     <w:p>
                       <w:pPr>
-                        <w:pStyle w:val="BodyText"/>
-                        <w:ind w:hanging="0" w:start="0" w:end="0"/>
-                        <w:rPr/>
+                        <w:pStyle w:val="a4"/>
+                        <w:ind w:left="0" w:firstLine="0"/>
                       </w:pPr>
-                      <w:r>
-                        <w:rPr/>
-                      </w:r>
                     </w:p>
                   </w:txbxContent>
                 </v:textbox>
-                <w10:wrap type="none"/>
-              </v:rect>
+                <w10:wrap anchory="line"/>
+              </v:shape>
             </w:pict>
           </mc:Fallback>
         </mc:AlternateContent>
@@ -4781,367 +3781,184 @@
     </w:p>
     <w:p>
       <w:pPr>
-        <w:pStyle w:val="BodyText"/>
+        <w:pStyle w:val="a4"/>
         <w:numPr>
           <w:ilvl w:val="0"/>
           <w:numId w:val="5"/>
         </w:numPr>
         <w:tabs>
-          <w:tab w:val="clear" w:pos="708"/>
-          <w:tab w:val="left" w:pos="0" w:leader="none"/>
+          <w:tab w:val="left" w:pos="0"/>
         </w:tabs>
-        <w:ind w:firstLine="709" w:start="113"/>
-        <w:rPr/>
-      </w:pPr>
-      <w:r>
-        <w:rPr>
-          <w:rFonts w:ascii="Times New Roman" w:hAnsi="Times New Roman"/>
-          <w:b w:val="false"/>
-          <w:i w:val="false"/>
-          <w:caps w:val="false"/>
-          <w:smallCaps w:val="false"/>
-          <w:color w:val="000000"/>
-          <w:spacing w:val="0"/>
-          <w:sz w:val="28"/>
-          <w:szCs w:val="28"/>
+        <w:ind w:left="113" w:firstLine="709"/>
+      </w:pPr>
+      <w:r>
+        <w:rPr>
+          <w:color w:val="000000"/>
         </w:rPr>
         <w:t xml:space="preserve">Для составных чисел такие представления либо отсутствуют, либо появляются </w:t>
       </w:r>
       <w:r>
         <w:rPr>
-          <w:rStyle w:val="Strong"/>
-          <w:rFonts w:ascii="Times New Roman" w:hAnsi="Times New Roman"/>
-          <w:b/>
-          <w:i w:val="false"/>
-          <w:caps w:val="false"/>
-          <w:smallCaps w:val="false"/>
-          <w:color w:val="000000"/>
-          <w:spacing w:val="0"/>
-          <w:sz w:val="28"/>
-          <w:szCs w:val="28"/>
+          <w:rStyle w:val="ad"/>
+          <w:color w:val="000000"/>
         </w:rPr>
         <w:t>чётное</w:t>
       </w:r>
       <w:r>
         <w:rPr>
-          <w:rFonts w:ascii="Times New Roman" w:hAnsi="Times New Roman"/>
-          <w:b w:val="false"/>
-          <w:i w:val="false"/>
-          <w:caps w:val="false"/>
-          <w:smallCaps w:val="false"/>
-          <w:color w:val="000000"/>
-          <w:spacing w:val="0"/>
-          <w:sz w:val="28"/>
-          <w:szCs w:val="28"/>
+          <w:color w:val="000000"/>
         </w:rPr>
         <w:t xml:space="preserve"> число раз (из-за мультипликативности).</w:t>
       </w:r>
     </w:p>
     <w:p>
       <w:pPr>
-        <w:pStyle w:val="BodyText"/>
-        <w:rPr/>
-      </w:pPr>
-      <w:r>
-        <w:rPr>
-          <w:rFonts w:ascii="Times New Roman" w:hAnsi="Times New Roman"/>
-          <w:b w:val="false"/>
-          <w:i w:val="false"/>
-          <w:caps w:val="false"/>
-          <w:smallCaps w:val="false"/>
-          <w:color w:val="000000"/>
-          <w:spacing w:val="0"/>
-          <w:sz w:val="28"/>
-          <w:szCs w:val="28"/>
+        <w:pStyle w:val="a4"/>
+      </w:pPr>
+      <w:r>
+        <w:rPr>
+          <w:color w:val="000000"/>
         </w:rPr>
         <w:t xml:space="preserve">Таким образом, </w:t>
       </w:r>
       <w:r>
         <w:rPr>
-          <w:rStyle w:val="Strong"/>
-          <w:rFonts w:ascii="Times New Roman" w:hAnsi="Times New Roman"/>
-          <w:b/>
-          <w:i w:val="false"/>
-          <w:caps w:val="false"/>
-          <w:smallCaps w:val="false"/>
-          <w:color w:val="000000"/>
-          <w:spacing w:val="0"/>
-          <w:sz w:val="28"/>
-          <w:szCs w:val="28"/>
+          <w:rStyle w:val="ad"/>
+          <w:color w:val="000000"/>
         </w:rPr>
         <w:t>чётность числа решений</w:t>
       </w:r>
       <w:r>
         <w:rPr>
-          <w:rFonts w:ascii="Times New Roman" w:hAnsi="Times New Roman"/>
-          <w:b w:val="false"/>
-          <w:i w:val="false"/>
-          <w:caps w:val="false"/>
-          <w:smallCaps w:val="false"/>
-          <w:color w:val="000000"/>
-          <w:spacing w:val="0"/>
-          <w:sz w:val="28"/>
-          <w:szCs w:val="28"/>
+          <w:color w:val="000000"/>
         </w:rPr>
         <w:t xml:space="preserve"> уравнений 4</w:t>
       </w:r>
       <w:r>
         <w:rPr>
-          <w:rFonts w:ascii="Times New Roman" w:hAnsi="Times New Roman"/>
-          <w:b w:val="false"/>
           <w:i/>
-          <w:caps w:val="false"/>
-          <w:smallCaps w:val="false"/>
-          <w:color w:val="000000"/>
-          <w:spacing w:val="0"/>
-          <w:sz w:val="28"/>
-          <w:szCs w:val="28"/>
+          <w:color w:val="000000"/>
         </w:rPr>
         <w:t>x</w:t>
       </w:r>
       <w:r>
         <w:rPr>
-          <w:rFonts w:ascii="Times New Roman" w:hAnsi="Times New Roman"/>
-          <w:b w:val="false"/>
-          <w:i w:val="false"/>
-          <w:caps w:val="false"/>
-          <w:smallCaps w:val="false"/>
-          <w:color w:val="000000"/>
-          <w:spacing w:val="0"/>
-          <w:sz w:val="28"/>
-          <w:szCs w:val="28"/>
+          <w:color w:val="000000"/>
         </w:rPr>
         <w:t>2+</w:t>
       </w:r>
       <w:r>
         <w:rPr>
-          <w:rFonts w:ascii="Times New Roman" w:hAnsi="Times New Roman"/>
-          <w:b w:val="false"/>
           <w:i/>
-          <w:caps w:val="false"/>
-          <w:smallCaps w:val="false"/>
-          <w:color w:val="000000"/>
-          <w:spacing w:val="0"/>
-          <w:sz w:val="28"/>
-          <w:szCs w:val="28"/>
+          <w:color w:val="000000"/>
         </w:rPr>
         <w:t>y</w:t>
       </w:r>
       <w:r>
         <w:rPr>
-          <w:rFonts w:ascii="Times New Roman" w:hAnsi="Times New Roman"/>
-          <w:b w:val="false"/>
-          <w:i w:val="false"/>
-          <w:caps w:val="false"/>
-          <w:smallCaps w:val="false"/>
-          <w:color w:val="000000"/>
-          <w:spacing w:val="0"/>
-          <w:sz w:val="28"/>
-          <w:szCs w:val="28"/>
+          <w:color w:val="000000"/>
         </w:rPr>
         <w:t>2=</w:t>
       </w:r>
       <w:r>
         <w:rPr>
-          <w:rFonts w:ascii="Times New Roman" w:hAnsi="Times New Roman"/>
-          <w:b w:val="false"/>
           <w:i/>
-          <w:caps w:val="false"/>
-          <w:smallCaps w:val="false"/>
-          <w:color w:val="000000"/>
-          <w:spacing w:val="0"/>
-          <w:sz w:val="28"/>
-          <w:szCs w:val="28"/>
+          <w:color w:val="000000"/>
         </w:rPr>
         <w:t>n</w:t>
       </w:r>
       <w:r>
         <w:rPr>
-          <w:rFonts w:ascii="Times New Roman" w:hAnsi="Times New Roman"/>
-          <w:b w:val="false"/>
-          <w:i w:val="false"/>
-          <w:caps w:val="false"/>
-          <w:smallCaps w:val="false"/>
-          <w:color w:val="000000"/>
-          <w:spacing w:val="0"/>
-          <w:sz w:val="28"/>
-          <w:szCs w:val="28"/>
+          <w:color w:val="000000"/>
         </w:rPr>
         <w:t>, 3</w:t>
       </w:r>
       <w:r>
         <w:rPr>
-          <w:rFonts w:ascii="Times New Roman" w:hAnsi="Times New Roman"/>
-          <w:b w:val="false"/>
           <w:i/>
-          <w:caps w:val="false"/>
-          <w:smallCaps w:val="false"/>
-          <w:color w:val="000000"/>
-          <w:spacing w:val="0"/>
-          <w:sz w:val="28"/>
-          <w:szCs w:val="28"/>
+          <w:color w:val="000000"/>
         </w:rPr>
         <w:t>x</w:t>
       </w:r>
       <w:r>
         <w:rPr>
-          <w:rFonts w:ascii="Times New Roman" w:hAnsi="Times New Roman"/>
-          <w:b w:val="false"/>
-          <w:i w:val="false"/>
-          <w:caps w:val="false"/>
-          <w:smallCaps w:val="false"/>
-          <w:color w:val="000000"/>
-          <w:spacing w:val="0"/>
-          <w:sz w:val="28"/>
-          <w:szCs w:val="28"/>
+          <w:color w:val="000000"/>
         </w:rPr>
         <w:t>2+</w:t>
       </w:r>
       <w:r>
         <w:rPr>
-          <w:rFonts w:ascii="Times New Roman" w:hAnsi="Times New Roman"/>
-          <w:b w:val="false"/>
           <w:i/>
-          <w:caps w:val="false"/>
-          <w:smallCaps w:val="false"/>
-          <w:color w:val="000000"/>
-          <w:spacing w:val="0"/>
-          <w:sz w:val="28"/>
-          <w:szCs w:val="28"/>
+          <w:color w:val="000000"/>
         </w:rPr>
         <w:t>y</w:t>
       </w:r>
       <w:r>
         <w:rPr>
-          <w:rFonts w:ascii="Times New Roman" w:hAnsi="Times New Roman"/>
-          <w:b w:val="false"/>
-          <w:i w:val="false"/>
-          <w:caps w:val="false"/>
-          <w:smallCaps w:val="false"/>
-          <w:color w:val="000000"/>
-          <w:spacing w:val="0"/>
-          <w:sz w:val="28"/>
-          <w:szCs w:val="28"/>
+          <w:color w:val="000000"/>
         </w:rPr>
         <w:t>2=</w:t>
       </w:r>
       <w:r>
         <w:rPr>
-          <w:rFonts w:ascii="Times New Roman" w:hAnsi="Times New Roman"/>
-          <w:b w:val="false"/>
           <w:i/>
-          <w:caps w:val="false"/>
-          <w:smallCaps w:val="false"/>
-          <w:color w:val="000000"/>
-          <w:spacing w:val="0"/>
-          <w:sz w:val="28"/>
-          <w:szCs w:val="28"/>
+          <w:color w:val="000000"/>
         </w:rPr>
         <w:t>n</w:t>
       </w:r>
       <w:r>
         <w:rPr>
-          <w:rFonts w:ascii="Times New Roman" w:hAnsi="Times New Roman"/>
-          <w:b w:val="false"/>
-          <w:i w:val="false"/>
-          <w:caps w:val="false"/>
-          <w:smallCaps w:val="false"/>
-          <w:color w:val="000000"/>
-          <w:spacing w:val="0"/>
-          <w:sz w:val="28"/>
-          <w:szCs w:val="28"/>
+          <w:color w:val="000000"/>
         </w:rPr>
         <w:t>, 3</w:t>
       </w:r>
       <w:r>
         <w:rPr>
-          <w:rFonts w:ascii="Times New Roman" w:hAnsi="Times New Roman"/>
-          <w:b w:val="false"/>
           <w:i/>
-          <w:caps w:val="false"/>
-          <w:smallCaps w:val="false"/>
-          <w:color w:val="000000"/>
-          <w:spacing w:val="0"/>
-          <w:sz w:val="28"/>
-          <w:szCs w:val="28"/>
+          <w:color w:val="000000"/>
         </w:rPr>
         <w:t>x</w:t>
       </w:r>
       <w:r>
         <w:rPr>
-          <w:rFonts w:ascii="Times New Roman" w:hAnsi="Times New Roman"/>
-          <w:b w:val="false"/>
-          <w:i w:val="false"/>
-          <w:caps w:val="false"/>
-          <w:smallCaps w:val="false"/>
-          <w:color w:val="000000"/>
-          <w:spacing w:val="0"/>
-          <w:sz w:val="28"/>
-          <w:szCs w:val="28"/>
+          <w:color w:val="000000"/>
         </w:rPr>
         <w:t>2−</w:t>
       </w:r>
       <w:r>
         <w:rPr>
-          <w:rFonts w:ascii="Times New Roman" w:hAnsi="Times New Roman"/>
-          <w:b w:val="false"/>
           <w:i/>
-          <w:caps w:val="false"/>
-          <w:smallCaps w:val="false"/>
-          <w:color w:val="000000"/>
-          <w:spacing w:val="0"/>
-          <w:sz w:val="28"/>
-          <w:szCs w:val="28"/>
+          <w:color w:val="000000"/>
         </w:rPr>
         <w:t>y</w:t>
       </w:r>
       <w:r>
         <w:rPr>
-          <w:rFonts w:ascii="Times New Roman" w:hAnsi="Times New Roman"/>
-          <w:b w:val="false"/>
-          <w:i w:val="false"/>
-          <w:caps w:val="false"/>
-          <w:smallCaps w:val="false"/>
-          <w:color w:val="000000"/>
-          <w:spacing w:val="0"/>
-          <w:sz w:val="28"/>
-          <w:szCs w:val="28"/>
+          <w:color w:val="000000"/>
         </w:rPr>
         <w:t>2=</w:t>
       </w:r>
       <w:r>
         <w:rPr>
-          <w:rFonts w:ascii="Times New Roman" w:hAnsi="Times New Roman"/>
-          <w:b w:val="false"/>
           <w:i/>
-          <w:caps w:val="false"/>
-          <w:smallCaps w:val="false"/>
-          <w:color w:val="000000"/>
-          <w:spacing w:val="0"/>
-          <w:sz w:val="28"/>
-          <w:szCs w:val="28"/>
+          <w:color w:val="000000"/>
         </w:rPr>
         <w:t>n</w:t>
       </w:r>
       <w:r>
         <w:rPr>
-          <w:rFonts w:ascii="Times New Roman" w:hAnsi="Times New Roman"/>
-          <w:b w:val="false"/>
-          <w:i w:val="false"/>
-          <w:caps w:val="false"/>
-          <w:smallCaps w:val="false"/>
-          <w:color w:val="000000"/>
-          <w:spacing w:val="0"/>
-          <w:sz w:val="28"/>
-          <w:szCs w:val="28"/>
+          <w:color w:val="000000"/>
         </w:rPr>
         <w:t xml:space="preserve"> в указанных остаточных классах позволяет отличить простые числа от составных.</w:t>
       </w:r>
       <w:r>
+        <w:rPr>
+          <w:noProof/>
+        </w:rPr>
         <mc:AlternateContent>
           <mc:Choice Requires="wps">
             <w:drawing>
-              <wp:anchor behindDoc="0" distT="0" distB="0" distL="0" distR="0" simplePos="0" locked="0" layoutInCell="0" allowOverlap="1" relativeHeight="27">
+              <wp:anchor distT="0" distB="0" distL="0" distR="0" simplePos="0" relativeHeight="27" behindDoc="0" locked="0" layoutInCell="0" allowOverlap="1" wp14:anchorId="07FB7C79" wp14:editId="55E2F0F1">
                 <wp:simplePos x="0" y="0"/>
                 <wp:positionH relativeFrom="character">
                   <wp:align>left</wp:align>
@@ -5153,6 +3970,7 @@
                 <wp:effectExtent l="0" t="0" r="0" b="0"/>
                 <wp:wrapNone/>
                 <wp:docPr id="15" name="Врезка15"/>
+                <wp:cNvGraphicFramePr/>
                 <a:graphic xmlns:a="http://schemas.openxmlformats.org/drawingml/2006/main">
                   <a:graphicData uri="http://schemas.microsoft.com/office/word/2010/wordprocessingShape">
                     <wps:wsp>
@@ -5162,7 +3980,9 @@
                           <a:off x="0" y="0"/>
                           <a:ext cx="14605" cy="204470"/>
                         </a:xfrm>
-                        <a:prstGeom prst="rect"/>
+                        <a:prstGeom prst="rect">
+                          <a:avLst/>
+                        </a:prstGeom>
                         <a:solidFill>
                           <a:srgbClr val="FFFFFF"/>
                         </a:solidFill>
@@ -5171,17 +3991,13 @@
                         <w:txbxContent>
                           <w:p>
                             <w:pPr>
-                              <w:pStyle w:val="BodyText"/>
-                              <w:ind w:hanging="0" w:start="113" w:end="0"/>
-                              <w:rPr/>
+                              <w:pStyle w:val="a4"/>
+                              <w:ind w:firstLine="0"/>
                             </w:pPr>
-                            <w:r>
-                              <w:rPr/>
-                            </w:r>
                           </w:p>
                         </w:txbxContent>
                       </wps:txbx>
-                      <wps:bodyPr anchor="t" lIns="0" tIns="0" rIns="0" bIns="0">
+                      <wps:bodyPr lIns="0" tIns="0" rIns="0" bIns="0" anchor="t">
                         <a:noAutofit/>
                       </wps:bodyPr>
                     </wps:wsp>
@@ -5192,32 +4008,31 @@
           </mc:Choice>
           <mc:Fallback>
             <w:pict>
-              <v:rect style="position:absolute;rotation:-0;width:1.15pt;height:16.1pt;mso-wrap-distance-left:0pt;mso-wrap-distance-right:0pt;mso-wrap-distance-top:0pt;mso-wrap-distance-bottom:0pt;margin-top:0pt;mso-position-vertical:top;mso-position-vertical-relative:text;margin-left:0pt;mso-position-horizontal:left;mso-position-horizontal-relative:text">
-                <v:textbox inset="0in,0in,0in,0in">
+              <v:shape w14:anchorId="07FB7C79" id="Врезка15" o:spid="_x0000_s1040" type="#_x0000_t202" style="position:absolute;margin-left:0;margin-top:.05pt;width:1.15pt;height:16.1pt;z-index:27;visibility:visible;mso-wrap-style:square;mso-wrap-distance-left:0;mso-wrap-distance-top:0;mso-wrap-distance-right:0;mso-wrap-distance-bottom:0;mso-position-horizontal:left;mso-position-horizontal-relative:char;mso-position-vertical:absolute;mso-position-vertical-relative:line;v-text-anchor:top" o:gfxdata="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" o:allowincell="f" stroked="f">
+                <v:textbox inset="0,0,0,0">
                   <w:txbxContent>
                     <w:p>
                       <w:pPr>
-                        <w:pStyle w:val="BodyText"/>
-                        <w:ind w:hanging="0" w:start="113" w:end="0"/>
-                        <w:rPr/>
+                        <w:pStyle w:val="a4"/>
+                        <w:ind w:firstLine="0"/>
                       </w:pPr>
-                      <w:r>
-                        <w:rPr/>
-                      </w:r>
                     </w:p>
                   </w:txbxContent>
                 </v:textbox>
-                <w10:wrap type="none"/>
-              </v:rect>
+                <w10:wrap anchory="line"/>
+              </v:shape>
             </w:pict>
           </mc:Fallback>
         </mc:AlternateContent>
       </w:r>
       <w:r>
+        <w:rPr>
+          <w:noProof/>
+        </w:rPr>
         <mc:AlternateContent>
           <mc:Choice Requires="wps">
             <w:drawing>
-              <wp:anchor behindDoc="0" distT="0" distB="0" distL="0" distR="0" simplePos="0" locked="0" layoutInCell="0" allowOverlap="1" relativeHeight="28">
+              <wp:anchor distT="0" distB="0" distL="0" distR="0" simplePos="0" relativeHeight="28" behindDoc="0" locked="0" layoutInCell="0" allowOverlap="1" wp14:anchorId="7E423639" wp14:editId="4D271F65">
                 <wp:simplePos x="0" y="0"/>
                 <wp:positionH relativeFrom="character">
                   <wp:align>left</wp:align>
@@ -5229,6 +4044,7 @@
                 <wp:effectExtent l="0" t="0" r="0" b="0"/>
                 <wp:wrapNone/>
                 <wp:docPr id="16" name="Врезка16"/>
+                <wp:cNvGraphicFramePr/>
                 <a:graphic xmlns:a="http://schemas.openxmlformats.org/drawingml/2006/main">
                   <a:graphicData uri="http://schemas.microsoft.com/office/word/2010/wordprocessingShape">
                     <wps:wsp>
@@ -5238,7 +4054,9 @@
                           <a:off x="0" y="0"/>
                           <a:ext cx="14605" cy="204470"/>
                         </a:xfrm>
-                        <a:prstGeom prst="rect"/>
+                        <a:prstGeom prst="rect">
+                          <a:avLst/>
+                        </a:prstGeom>
                         <a:solidFill>
                           <a:srgbClr val="FFFFFF"/>
                         </a:solidFill>
@@ -5247,17 +4065,13 @@
                         <w:txbxContent>
                           <w:p>
                             <w:pPr>
-                              <w:pStyle w:val="BodyText"/>
-                              <w:ind w:hanging="0" w:start="113" w:end="0"/>
-                              <w:rPr/>
+                              <w:pStyle w:val="a4"/>
+                              <w:ind w:firstLine="0"/>
                             </w:pPr>
-                            <w:r>
-                              <w:rPr/>
-                            </w:r>
                           </w:p>
                         </w:txbxContent>
                       </wps:txbx>
-                      <wps:bodyPr anchor="t" lIns="0" tIns="0" rIns="0" bIns="0">
+                      <wps:bodyPr lIns="0" tIns="0" rIns="0" bIns="0" anchor="t">
                         <a:noAutofit/>
                       </wps:bodyPr>
                     </wps:wsp>
@@ -5268,32 +4082,31 @@
           </mc:Choice>
           <mc:Fallback>
             <w:pict>
-              <v:rect style="position:absolute;rotation:-0;width:1.15pt;height:16.1pt;mso-wrap-distance-left:0pt;mso-wrap-distance-right:0pt;mso-wrap-distance-top:0pt;mso-wrap-distance-bottom:0pt;margin-top:0pt;mso-position-vertical:top;mso-position-vertical-relative:text;margin-left:0pt;mso-position-horizontal:left;mso-position-horizontal-relative:text">
-                <v:textbox inset="0in,0in,0in,0in">
+              <v:shape w14:anchorId="7E423639" id="Врезка16" o:spid="_x0000_s1041" type="#_x0000_t202" style="position:absolute;margin-left:0;margin-top:.05pt;width:1.15pt;height:16.1pt;z-index:28;visibility:visible;mso-wrap-style:square;mso-wrap-distance-left:0;mso-wrap-distance-top:0;mso-wrap-distance-right:0;mso-wrap-distance-bottom:0;mso-position-horizontal:left;mso-position-horizontal-relative:char;mso-position-vertical:absolute;mso-position-vertical-relative:line;v-text-anchor:top" o:gfxdata="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" o:allowincell="f" stroked="f">
+                <v:textbox inset="0,0,0,0">
                   <w:txbxContent>
                     <w:p>
                       <w:pPr>
-                        <w:pStyle w:val="BodyText"/>
-                        <w:ind w:hanging="0" w:start="113" w:end="0"/>
-                        <w:rPr/>
+                        <w:pStyle w:val="a4"/>
+                        <w:ind w:firstLine="0"/>
                       </w:pPr>
-                      <w:r>
-                        <w:rPr/>
-                      </w:r>
                     </w:p>
                   </w:txbxContent>
                 </v:textbox>
-                <w10:wrap type="none"/>
-              </v:rect>
+                <w10:wrap anchory="line"/>
+              </v:shape>
             </w:pict>
           </mc:Fallback>
         </mc:AlternateContent>
       </w:r>
       <w:r>
+        <w:rPr>
+          <w:noProof/>
+        </w:rPr>
         <mc:AlternateContent>
           <mc:Choice Requires="wps">
             <w:drawing>
-              <wp:anchor behindDoc="0" distT="0" distB="0" distL="0" distR="0" simplePos="0" locked="0" layoutInCell="0" allowOverlap="1" relativeHeight="29">
+              <wp:anchor distT="0" distB="0" distL="0" distR="0" simplePos="0" relativeHeight="29" behindDoc="0" locked="0" layoutInCell="0" allowOverlap="1" wp14:anchorId="70EC34BD" wp14:editId="30B028B4">
                 <wp:simplePos x="0" y="0"/>
                 <wp:positionH relativeFrom="character">
                   <wp:align>left</wp:align>
@@ -5305,6 +4118,7 @@
                 <wp:effectExtent l="0" t="0" r="0" b="0"/>
                 <wp:wrapNone/>
                 <wp:docPr id="17" name="Врезка17"/>
+                <wp:cNvGraphicFramePr/>
                 <a:graphic xmlns:a="http://schemas.openxmlformats.org/drawingml/2006/main">
                   <a:graphicData uri="http://schemas.microsoft.com/office/word/2010/wordprocessingShape">
                     <wps:wsp>
@@ -5314,7 +4128,9 @@
                           <a:off x="0" y="0"/>
                           <a:ext cx="14605" cy="204470"/>
                         </a:xfrm>
-                        <a:prstGeom prst="rect"/>
+                        <a:prstGeom prst="rect">
+                          <a:avLst/>
+                        </a:prstGeom>
                         <a:solidFill>
                           <a:srgbClr val="FFFFFF"/>
                         </a:solidFill>
@@ -5323,17 +4139,13 @@
                         <w:txbxContent>
                           <w:p>
                             <w:pPr>
-                              <w:pStyle w:val="BodyText"/>
-                              <w:ind w:hanging="0" w:start="113" w:end="0"/>
-                              <w:rPr/>
+                              <w:pStyle w:val="a4"/>
+                              <w:ind w:firstLine="0"/>
                             </w:pPr>
-                            <w:r>
-                              <w:rPr/>
-                            </w:r>
                           </w:p>
                         </w:txbxContent>
                       </wps:txbx>
-                      <wps:bodyPr anchor="t" lIns="0" tIns="0" rIns="0" bIns="0">
+                      <wps:bodyPr lIns="0" tIns="0" rIns="0" bIns="0" anchor="t">
                         <a:noAutofit/>
                       </wps:bodyPr>
                     </wps:wsp>
@@ -5344,23 +4156,19 @@
           </mc:Choice>
           <mc:Fallback>
             <w:pict>
-              <v:rect style="position:absolute;rotation:-0;width:1.15pt;height:16.1pt;mso-wrap-distance-left:0pt;mso-wrap-distance-right:0pt;mso-wrap-distance-top:0pt;mso-wrap-distance-bottom:0pt;margin-top:0pt;mso-position-vertical:top;mso-position-vertical-relative:text;margin-left:0pt;mso-position-horizontal:left;mso-position-horizontal-relative:text">
-                <v:textbox inset="0in,0in,0in,0in">
+              <v:shape w14:anchorId="70EC34BD" id="Врезка17" o:spid="_x0000_s1042" type="#_x0000_t202" style="position:absolute;margin-left:0;margin-top:.05pt;width:1.15pt;height:16.1pt;z-index:29;visibility:visible;mso-wrap-style:square;mso-wrap-distance-left:0;mso-wrap-distance-top:0;mso-wrap-distance-right:0;mso-wrap-distance-bottom:0;mso-position-horizontal:left;mso-position-horizontal-relative:char;mso-position-vertical:absolute;mso-position-vertical-relative:line;v-text-anchor:top" o:gfxdata="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" o:allowincell="f" stroked="f">
+                <v:textbox inset="0,0,0,0">
                   <w:txbxContent>
                     <w:p>
                       <w:pPr>
-                        <w:pStyle w:val="BodyText"/>
-                        <w:ind w:hanging="0" w:start="113" w:end="0"/>
-                        <w:rPr/>
+                        <w:pStyle w:val="a4"/>
+                        <w:ind w:firstLine="0"/>
                       </w:pPr>
-                      <w:r>
-                        <w:rPr/>
-                      </w:r>
                     </w:p>
                   </w:txbxContent>
                 </v:textbox>
-                <w10:wrap type="none"/>
-              </v:rect>
+                <w10:wrap anchory="line"/>
+              </v:shape>
             </w:pict>
           </mc:Fallback>
         </mc:AlternateContent>
@@ -5368,12 +4176,15 @@
     </w:p>
     <w:p>
       <w:pPr>
-        <w:pStyle w:val="Heading1"/>
-        <w:rPr/>
-      </w:pPr>
-      <w:r>
+        <w:pStyle w:val="1"/>
+      </w:pPr>
+      <w:r>
+        <w:rPr>
+          <w:noProof/>
+        </w:rPr>
+        <w:lastRenderedPageBreak/>
         <w:drawing>
-          <wp:anchor behindDoc="0" distT="0" distB="0" distL="0" distR="0" simplePos="0" locked="0" layoutInCell="0" allowOverlap="1" relativeHeight="30">
+          <wp:anchor distT="0" distB="0" distL="0" distR="0" simplePos="0" relativeHeight="30" behindDoc="0" locked="0" layoutInCell="0" allowOverlap="1" wp14:anchorId="7116468C" wp14:editId="7E9D5BCC">
             <wp:simplePos x="0" y="0"/>
             <wp:positionH relativeFrom="column">
               <wp:posOffset>0</wp:posOffset>
@@ -5384,7 +4195,7 @@
             <wp:extent cx="6119495" cy="2624455"/>
             <wp:effectExtent l="0" t="0" r="0" b="0"/>
             <wp:wrapSquare wrapText="largest"/>
-            <wp:docPr id="18" name="Изображение1" descr="" title=""/>
+            <wp:docPr id="18" name="Изображение1"/>
             <wp:cNvGraphicFramePr>
               <a:graphicFrameLocks xmlns:a="http://schemas.openxmlformats.org/drawingml/2006/main" noChangeAspect="1"/>
             </wp:cNvGraphicFramePr>
@@ -5392,13 +4203,13 @@
               <a:graphicData uri="http://schemas.openxmlformats.org/drawingml/2006/picture">
                 <pic:pic xmlns:pic="http://schemas.openxmlformats.org/drawingml/2006/picture">
                   <pic:nvPicPr>
-                    <pic:cNvPr id="18" name="Изображение1" descr="" title=""/>
+                    <pic:cNvPr id="18" name="Изображение1"/>
                     <pic:cNvPicPr>
                       <a:picLocks noChangeAspect="1" noChangeArrowheads="1"/>
                     </pic:cNvPicPr>
                   </pic:nvPicPr>
                   <pic:blipFill>
-                    <a:blip r:embed="rId2"/>
+                    <a:blip r:embed="rId8"/>
                     <a:stretch>
                       <a:fillRect/>
                     </a:stretch>
@@ -5419,188 +4230,150 @@
         </w:drawing>
       </w:r>
       <w:r>
-        <w:rPr/>
         <w:t xml:space="preserve">9. Дайте оценку асимптотической сложности быстрого алгоритма «решета Аткина». В чём преимущества этого алгоритма по экономии памяти? </w:t>
       </w:r>
     </w:p>
     <w:p>
       <w:pPr>
-        <w:pStyle w:val="BodyText"/>
-        <w:rPr/>
-      </w:pPr>
-      <w:r>
-        <w:rPr/>
+        <w:pStyle w:val="a4"/>
+      </w:pPr>
+      <w:r>
         <w:t xml:space="preserve">Асимптотическая сложность решета Аткина — </w:t>
       </w:r>
       <w:r>
         <w:rPr>
-          <w:rStyle w:val="Style15"/>
+          <w:rStyle w:val="aa"/>
         </w:rPr>
         <w:t>O(n / log log n)</w:t>
       </w:r>
       <w:r>
-        <w:rPr/>
         <w:t xml:space="preserve">, что лучше, чем </w:t>
       </w:r>
       <w:r>
         <w:rPr>
-          <w:rStyle w:val="Style15"/>
+          <w:rStyle w:val="aa"/>
         </w:rPr>
         <w:t>O(n log log n)</w:t>
       </w:r>
       <w:r>
-        <w:rPr/>
         <w:t xml:space="preserve"> у Эратосфена. Преимущество по памяти заключается в том, что оно использует меньший массив для хранения состояния чисел (только </w:t>
       </w:r>
       <w:r>
         <w:rPr>
-          <w:rStyle w:val="Style15"/>
+          <w:rStyle w:val="aa"/>
         </w:rPr>
         <w:t>n</w:t>
       </w:r>
       <w:r>
-        <w:rPr/>
         <w:t xml:space="preserve"> бит вместо </w:t>
       </w:r>
       <w:r>
         <w:rPr>
-          <w:rStyle w:val="Style15"/>
+          <w:rStyle w:val="aa"/>
         </w:rPr>
         <w:t>n</w:t>
       </w:r>
       <w:r>
-        <w:rPr/>
         <w:t xml:space="preserve"> байт для Эратосфена в некоторых реализациях) и выполняет меньше операций вычеркивания. Однако практическая эффективность зависит от реализации и размера </w:t>
       </w:r>
       <w:r>
         <w:rPr>
-          <w:rStyle w:val="Style15"/>
+          <w:rStyle w:val="aa"/>
         </w:rPr>
         <w:t>n</w:t>
       </w:r>
       <w:r>
-        <w:rPr/>
         <w:t xml:space="preserve">. Для очень больших </w:t>
       </w:r>
       <w:r>
         <w:rPr>
-          <w:rStyle w:val="Style15"/>
+          <w:rStyle w:val="aa"/>
         </w:rPr>
         <w:t>n</w:t>
       </w:r>
       <w:r>
-        <w:rPr/>
         <w:t xml:space="preserve"> оно может быть выгоднее, но для малых — проигрывает по скорости из-за сложности логики.</w:t>
       </w:r>
     </w:p>
     <w:p>
       <w:pPr>
-        <w:pStyle w:val="Heading1"/>
-        <w:rPr/>
-      </w:pPr>
-      <w:r>
-        <w:rPr>
-          <w:rFonts w:cs="Times New Roman"/>
+        <w:pStyle w:val="1"/>
+      </w:pPr>
+      <w:r>
+        <w:rPr>
           <w:color w:val="000000"/>
           <w:spacing w:val="2"/>
-          <w:sz w:val="28"/>
-          <w:szCs w:val="28"/>
         </w:rPr>
         <w:t xml:space="preserve">10. Сформулируйте и докажите </w:t>
       </w:r>
       <w:r>
         <w:rPr>
-          <w:rFonts w:cs="Times New Roman"/>
           <w:i/>
           <w:iCs/>
           <w:color w:val="000000"/>
           <w:spacing w:val="2"/>
-          <w:sz w:val="28"/>
-          <w:szCs w:val="28"/>
         </w:rPr>
         <w:t xml:space="preserve">теорему </w:t>
       </w:r>
       <w:r>
         <w:rPr>
-          <w:rFonts w:cs="Times New Roman"/>
           <w:color w:val="000000"/>
           <w:spacing w:val="2"/>
-          <w:sz w:val="28"/>
-          <w:szCs w:val="28"/>
         </w:rPr>
         <w:t>(</w:t>
       </w:r>
       <w:r>
         <w:rPr>
-          <w:rFonts w:cs="Times New Roman"/>
           <w:i/>
           <w:iCs/>
           <w:color w:val="000000"/>
           <w:spacing w:val="2"/>
-          <w:sz w:val="28"/>
-          <w:szCs w:val="28"/>
         </w:rPr>
         <w:t>тест простоты</w:t>
       </w:r>
       <w:r>
         <w:rPr>
-          <w:rFonts w:cs="Times New Roman"/>
           <w:color w:val="000000"/>
           <w:spacing w:val="2"/>
-          <w:sz w:val="28"/>
-          <w:szCs w:val="28"/>
         </w:rPr>
         <w:t xml:space="preserve">) </w:t>
       </w:r>
       <w:r>
         <w:rPr>
-          <w:rFonts w:cs="Times New Roman"/>
           <w:i/>
           <w:iCs/>
           <w:color w:val="000000"/>
           <w:spacing w:val="2"/>
-          <w:sz w:val="28"/>
-          <w:szCs w:val="28"/>
         </w:rPr>
         <w:t xml:space="preserve">Поклингтона </w:t>
       </w:r>
       <w:r>
         <w:rPr>
-          <w:rFonts w:cs="Times New Roman"/>
           <w:color w:val="000000"/>
           <w:spacing w:val="2"/>
-          <w:sz w:val="28"/>
-          <w:szCs w:val="28"/>
         </w:rPr>
         <w:t xml:space="preserve">о </w:t>
       </w:r>
       <w:r>
         <w:rPr>
-          <w:rFonts w:cs="Times New Roman"/>
           <w:i/>
           <w:iCs/>
           <w:color w:val="000000"/>
           <w:spacing w:val="2"/>
-          <w:sz w:val="28"/>
-          <w:szCs w:val="28"/>
         </w:rPr>
         <w:t>простых делителях</w:t>
       </w:r>
       <w:r>
         <w:rPr>
-          <w:rFonts w:cs="Times New Roman"/>
           <w:color w:val="000000"/>
           <w:spacing w:val="2"/>
-          <w:sz w:val="28"/>
-          <w:szCs w:val="28"/>
         </w:rPr>
         <w:t>. Надёжен ли этот тест? Возможны ли ошибки?</w:t>
       </w:r>
     </w:p>
     <w:p>
       <w:pPr>
-        <w:pStyle w:val="BodyText"/>
-        <w:rPr/>
+        <w:pStyle w:val="a4"/>
       </w:pPr>
       <w:r>
         <w:rPr>
@@ -5610,631 +4383,546 @@
         <w:t>Теорема Поклингтона</w:t>
       </w:r>
       <w:r>
-        <w:rPr/>
         <w:t xml:space="preserve">: Пусть </w:t>
       </w:r>
       <w:r>
         <w:rPr>
-          <w:rStyle w:val="Style15"/>
+          <w:rStyle w:val="aa"/>
         </w:rPr>
         <w:t>n-1 = FR</w:t>
       </w:r>
       <w:r>
-        <w:rPr/>
         <w:t xml:space="preserve">, где </w:t>
       </w:r>
       <w:r>
         <w:rPr>
-          <w:rStyle w:val="Style15"/>
+          <w:rStyle w:val="aa"/>
         </w:rPr>
         <w:t>F &gt; R</w:t>
       </w:r>
       <w:r>
-        <w:rPr/>
         <w:t xml:space="preserve">, </w:t>
       </w:r>
       <w:r>
         <w:rPr>
-          <w:rStyle w:val="Style15"/>
+          <w:rStyle w:val="aa"/>
         </w:rPr>
         <w:t>gcd(F,R)=1</w:t>
       </w:r>
       <w:r>
-        <w:rPr/>
         <w:t xml:space="preserve">, и для каждого простого делителя </w:t>
       </w:r>
       <w:r>
         <w:rPr>
-          <w:rStyle w:val="Style15"/>
+          <w:rStyle w:val="aa"/>
         </w:rPr>
         <w:t>q</w:t>
       </w:r>
       <w:r>
-        <w:rPr/>
         <w:t xml:space="preserve"> числа </w:t>
       </w:r>
       <w:r>
         <w:rPr>
-          <w:rStyle w:val="Style15"/>
+          <w:rStyle w:val="aa"/>
         </w:rPr>
         <w:t>F</w:t>
       </w:r>
       <w:r>
-        <w:rPr/>
         <w:t xml:space="preserve"> существует целое </w:t>
       </w:r>
       <w:r>
         <w:rPr>
-          <w:rStyle w:val="Style15"/>
+          <w:rStyle w:val="aa"/>
         </w:rPr>
         <w:t>a</w:t>
       </w:r>
       <w:r>
-        <w:rPr/>
         <w:t xml:space="preserve"> такое, что </w:t>
       </w:r>
       <w:r>
         <w:rPr>
-          <w:rStyle w:val="Style15"/>
+          <w:rStyle w:val="aa"/>
         </w:rPr>
         <w:t>a^(n-1) ≡ 1 mod n</w:t>
       </w:r>
       <w:r>
-        <w:rPr/>
         <w:t xml:space="preserve"> и </w:t>
       </w:r>
       <w:r>
         <w:rPr>
-          <w:rStyle w:val="Style15"/>
+          <w:rStyle w:val="aa"/>
         </w:rPr>
         <w:t>gcd(a^((n-1)/q) - 1, n) = 1</w:t>
       </w:r>
       <w:r>
-        <w:rPr/>
         <w:t xml:space="preserve">. Тогда любой делитель </w:t>
       </w:r>
       <w:r>
         <w:rPr>
-          <w:rStyle w:val="Style15"/>
+          <w:rStyle w:val="aa"/>
         </w:rPr>
         <w:t>n</w:t>
       </w:r>
       <w:r>
-        <w:rPr/>
         <w:t xml:space="preserve"> имеет вид </w:t>
       </w:r>
       <w:r>
         <w:rPr>
-          <w:rStyle w:val="Style15"/>
+          <w:rStyle w:val="aa"/>
         </w:rPr>
         <w:t>kF + 1</w:t>
       </w:r>
       <w:r>
-        <w:rPr/>
         <w:t xml:space="preserve">. Если </w:t>
       </w:r>
       <w:r>
         <w:rPr>
-          <w:rStyle w:val="Style15"/>
+          <w:rStyle w:val="aa"/>
         </w:rPr>
         <w:t>F &gt; √n</w:t>
       </w:r>
       <w:r>
-        <w:rPr/>
         <w:t xml:space="preserve">, то </w:t>
       </w:r>
       <w:r>
         <w:rPr>
-          <w:rStyle w:val="Style15"/>
+          <w:rStyle w:val="aa"/>
         </w:rPr>
         <w:t>n</w:t>
       </w:r>
       <w:r>
-        <w:rPr/>
         <w:t xml:space="preserve"> — простое. Тест надежен, так как дает детерминированный результат при правильном выборе </w:t>
       </w:r>
       <w:r>
         <w:rPr>
-          <w:rStyle w:val="Style15"/>
+          <w:rStyle w:val="aa"/>
         </w:rPr>
         <w:t>F</w:t>
       </w:r>
       <w:r>
-        <w:rPr/>
         <w:t xml:space="preserve">. Ошибки возможны, если </w:t>
       </w:r>
       <w:r>
         <w:rPr>
-          <w:rStyle w:val="Style15"/>
+          <w:rStyle w:val="aa"/>
         </w:rPr>
         <w:t>F</w:t>
       </w:r>
       <w:r>
-        <w:rPr/>
         <w:t xml:space="preserve"> выбрано слишком маленьким или не удовлетворяет условиям. </w:t>
       </w:r>
     </w:p>
     <w:p>
       <w:pPr>
-        <w:pStyle w:val="BodyText"/>
-        <w:rPr/>
-      </w:pPr>
-      <w:r>
-        <w:rPr>
-          <w:rStyle w:val="Emphasis"/>
+        <w:pStyle w:val="a4"/>
+      </w:pPr>
+      <w:r>
+        <w:rPr>
+          <w:rStyle w:val="ab"/>
         </w:rPr>
         <w:t>Пример:</w:t>
       </w:r>
       <w:r>
-        <w:rPr/>
         <w:t xml:space="preserve"> Для </w:t>
       </w:r>
       <w:r>
         <w:rPr>
-          <w:rStyle w:val="Style15"/>
+          <w:rStyle w:val="aa"/>
         </w:rPr>
         <w:t>n=31</w:t>
       </w:r>
       <w:r>
-        <w:rPr/>
         <w:t xml:space="preserve">, </w:t>
       </w:r>
       <w:r>
         <w:rPr>
-          <w:rStyle w:val="Style15"/>
+          <w:rStyle w:val="aa"/>
         </w:rPr>
         <w:t>n-1=30=2*3*5</w:t>
       </w:r>
       <w:r>
-        <w:rPr/>
         <w:t xml:space="preserve">. Берем </w:t>
       </w:r>
       <w:r>
         <w:rPr>
-          <w:rStyle w:val="Style15"/>
+          <w:rStyle w:val="aa"/>
         </w:rPr>
         <w:t>F=15&gt;√31≈5.56</w:t>
       </w:r>
       <w:r>
-        <w:rPr/>
         <w:t xml:space="preserve">. Проверяем </w:t>
       </w:r>
       <w:r>
         <w:rPr>
-          <w:rStyle w:val="Style15"/>
+          <w:rStyle w:val="aa"/>
         </w:rPr>
         <w:t>a=2</w:t>
       </w:r>
       <w:r>
-        <w:rPr/>
         <w:t xml:space="preserve">: </w:t>
       </w:r>
       <w:r>
         <w:rPr>
-          <w:rStyle w:val="Style15"/>
+          <w:rStyle w:val="aa"/>
         </w:rPr>
         <w:t>2^30≡1 mod 31</w:t>
       </w:r>
       <w:r>
-        <w:rPr/>
         <w:t xml:space="preserve">, </w:t>
       </w:r>
       <w:r>
         <w:rPr>
-          <w:rStyle w:val="Style15"/>
+          <w:rStyle w:val="aa"/>
         </w:rPr>
         <w:t>gcd(2^15-1,31)=gcd(32767,31)=1</w:t>
       </w:r>
       <w:r>
-        <w:rPr/>
         <w:t xml:space="preserve">, </w:t>
       </w:r>
       <w:r>
         <w:rPr>
-          <w:rStyle w:val="Style15"/>
+          <w:rStyle w:val="aa"/>
         </w:rPr>
         <w:t>gcd(2^10-1,31)=gcd(1023,31)=1</w:t>
       </w:r>
       <w:r>
-        <w:rPr/>
         <w:t>. Условия выполнены, значит, 31 — простое.</w:t>
       </w:r>
     </w:p>
     <w:p>
       <w:pPr>
-        <w:pStyle w:val="Heading1"/>
-        <w:rPr/>
-      </w:pPr>
-      <w:r>
-        <w:rPr>
-          <w:rFonts w:cs="Times New Roman"/>
+        <w:pStyle w:val="1"/>
+      </w:pPr>
+      <w:r>
+        <w:rPr>
           <w:color w:val="000000"/>
           <w:spacing w:val="-4"/>
-          <w:sz w:val="28"/>
-          <w:szCs w:val="28"/>
         </w:rPr>
         <w:t xml:space="preserve">11. Расскажите о способе генерации больших простых чисел, основанном на тесте </w:t>
       </w:r>
       <w:r>
         <w:rPr>
-          <w:rFonts w:cs="Times New Roman"/>
-          <w:color w:val="000000"/>
-          <w:sz w:val="28"/>
-          <w:szCs w:val="28"/>
+          <w:color w:val="000000"/>
         </w:rPr>
         <w:t>Поклингтона. Каков алгоритм его работы? Дайте оценку его эффективности.</w:t>
       </w:r>
     </w:p>
     <w:p>
       <w:pPr>
-        <w:pStyle w:val="BodyText"/>
-        <w:rPr/>
-      </w:pPr>
-      <w:r>
-        <w:rPr/>
+        <w:pStyle w:val="a4"/>
+      </w:pPr>
+      <w:r>
         <w:t xml:space="preserve">Алгоритм: </w:t>
       </w:r>
     </w:p>
     <w:p>
       <w:pPr>
-        <w:pStyle w:val="BodyText"/>
-        <w:rPr/>
-      </w:pPr>
-      <w:r>
-        <w:rPr/>
+        <w:pStyle w:val="a4"/>
+      </w:pPr>
+      <w:r>
         <w:t xml:space="preserve">1) Сгенерировать случайное нечетное число </w:t>
       </w:r>
       <w:r>
         <w:rPr>
-          <w:rStyle w:val="Style15"/>
+          <w:rStyle w:val="aa"/>
         </w:rPr>
         <w:t>n</w:t>
       </w:r>
       <w:r>
-        <w:rPr/>
         <w:t>.</w:t>
       </w:r>
     </w:p>
     <w:p>
       <w:pPr>
-        <w:pStyle w:val="BodyText"/>
-        <w:rPr/>
-      </w:pPr>
-      <w:r>
-        <w:rPr/>
+        <w:pStyle w:val="a4"/>
+      </w:pPr>
+      <w:r>
         <w:t xml:space="preserve">2) Разложить </w:t>
       </w:r>
       <w:r>
         <w:rPr>
-          <w:rStyle w:val="Style15"/>
+          <w:rStyle w:val="aa"/>
         </w:rPr>
         <w:t>n-1</w:t>
       </w:r>
       <w:r>
-        <w:rPr/>
         <w:t xml:space="preserve"> на множители </w:t>
       </w:r>
       <w:r>
         <w:rPr>
-          <w:rStyle w:val="Style15"/>
+          <w:rStyle w:val="aa"/>
         </w:rPr>
         <w:t>F*R</w:t>
       </w:r>
       <w:r>
-        <w:rPr/>
         <w:t xml:space="preserve">, где </w:t>
       </w:r>
       <w:r>
         <w:rPr>
-          <w:rStyle w:val="Style15"/>
+          <w:rStyle w:val="aa"/>
         </w:rPr>
         <w:t>F</w:t>
       </w:r>
       <w:r>
-        <w:rPr/>
-        <w:t xml:space="preserve"> — произведение известных простых чисел (можно взять </w:t>
-      </w:r>
-      <w:r>
-        <w:rPr>
-          <w:rStyle w:val="Style15"/>
+        <w:t xml:space="preserve"> — произведение известных </w:t>
+      </w:r>
+      <w:r>
+        <w:lastRenderedPageBreak/>
+        <w:t xml:space="preserve">простых чисел (можно взять </w:t>
+      </w:r>
+      <w:r>
+        <w:rPr>
+          <w:rStyle w:val="aa"/>
         </w:rPr>
         <w:t>F</w:t>
       </w:r>
       <w:r>
-        <w:rPr/>
         <w:t xml:space="preserve"> как произведение первых нескольких простых или использовать рекурсию).</w:t>
       </w:r>
     </w:p>
     <w:p>
       <w:pPr>
-        <w:pStyle w:val="BodyText"/>
-        <w:rPr/>
-      </w:pPr>
-      <w:r>
-        <w:rPr/>
+        <w:pStyle w:val="a4"/>
+      </w:pPr>
+      <w:r>
         <w:t xml:space="preserve">3) Проверить условия теоремы Поклингтона для </w:t>
       </w:r>
       <w:r>
         <w:rPr>
-          <w:rStyle w:val="Style15"/>
+          <w:rStyle w:val="aa"/>
         </w:rPr>
         <w:t>n</w:t>
       </w:r>
       <w:r>
-        <w:rPr/>
         <w:t>.</w:t>
       </w:r>
     </w:p>
     <w:p>
       <w:pPr>
-        <w:pStyle w:val="BodyText"/>
-        <w:rPr/>
-      </w:pPr>
-      <w:r>
-        <w:rPr/>
+        <w:pStyle w:val="a4"/>
+      </w:pPr>
+      <w:r>
         <w:t xml:space="preserve">4) Если </w:t>
       </w:r>
       <w:r>
         <w:rPr>
-          <w:rStyle w:val="Style15"/>
+          <w:rStyle w:val="aa"/>
         </w:rPr>
         <w:t>F &gt; √n</w:t>
       </w:r>
       <w:r>
-        <w:rPr/>
         <w:t xml:space="preserve">, то </w:t>
       </w:r>
       <w:r>
         <w:rPr>
-          <w:rStyle w:val="Style15"/>
+          <w:rStyle w:val="aa"/>
         </w:rPr>
         <w:t>n</w:t>
       </w:r>
       <w:r>
-        <w:rPr/>
         <w:t xml:space="preserve"> — простое. Иначе, увеличить </w:t>
       </w:r>
       <w:r>
         <w:rPr>
-          <w:rStyle w:val="Style15"/>
+          <w:rStyle w:val="aa"/>
         </w:rPr>
         <w:t>F</w:t>
       </w:r>
       <w:r>
-        <w:rPr/>
         <w:t xml:space="preserve"> или выбрать новое </w:t>
       </w:r>
       <w:r>
         <w:rPr>
-          <w:rStyle w:val="Style15"/>
+          <w:rStyle w:val="aa"/>
         </w:rPr>
         <w:t>n</w:t>
       </w:r>
       <w:r>
-        <w:rPr/>
         <w:t>.</w:t>
       </w:r>
     </w:p>
     <w:p>
       <w:pPr>
-        <w:pStyle w:val="BodyText"/>
-        <w:rPr/>
-      </w:pPr>
-      <w:r>
-        <w:rPr/>
+        <w:pStyle w:val="a4"/>
+      </w:pPr>
+      <w:r>
         <w:t xml:space="preserve">Эффективность зависит от того, насколько легко факторизовать </w:t>
       </w:r>
       <w:r>
         <w:rPr>
-          <w:rStyle w:val="Style15"/>
+          <w:rStyle w:val="aa"/>
         </w:rPr>
         <w:t>n-1</w:t>
       </w:r>
       <w:r>
-        <w:rPr/>
         <w:t xml:space="preserve">. Для случайных </w:t>
       </w:r>
       <w:r>
         <w:rPr>
-          <w:rStyle w:val="Style15"/>
+          <w:rStyle w:val="aa"/>
         </w:rPr>
         <w:t>n</w:t>
       </w:r>
       <w:r>
-        <w:rPr/>
         <w:t xml:space="preserve"> это сложно, поэтому обычно используют специальные формы </w:t>
       </w:r>
       <w:r>
         <w:rPr>
-          <w:rStyle w:val="Style15"/>
+          <w:rStyle w:val="aa"/>
         </w:rPr>
         <w:t>n</w:t>
       </w:r>
       <w:r>
-        <w:rPr/>
         <w:t xml:space="preserve"> (например, </w:t>
       </w:r>
       <w:r>
         <w:rPr>
-          <w:rStyle w:val="Style15"/>
+          <w:rStyle w:val="aa"/>
         </w:rPr>
         <w:t>n=k*2^m+1</w:t>
       </w:r>
       <w:r>
-        <w:rPr/>
         <w:t xml:space="preserve">). Эффективность высока при удачном выборе </w:t>
       </w:r>
       <w:r>
         <w:rPr>
-          <w:rStyle w:val="Style15"/>
+          <w:rStyle w:val="aa"/>
         </w:rPr>
         <w:t>F</w:t>
       </w:r>
       <w:r>
-        <w:rPr/>
         <w:t xml:space="preserve">, но низка для произвольных </w:t>
       </w:r>
       <w:r>
         <w:rPr>
-          <w:rStyle w:val="Style15"/>
+          <w:rStyle w:val="aa"/>
         </w:rPr>
         <w:t>n</w:t>
       </w:r>
       <w:r>
-        <w:rPr/>
         <w:t xml:space="preserve"> из-за трудности факторизации.</w:t>
       </w:r>
     </w:p>
     <w:p>
       <w:pPr>
-        <w:pStyle w:val="Heading1"/>
-        <w:rPr/>
-      </w:pPr>
-      <w:r>
-        <w:rPr>
-          <w:rFonts w:cs="Times New Roman"/>
-          <w:sz w:val="28"/>
-          <w:szCs w:val="28"/>
-        </w:rPr>
+        <w:pStyle w:val="1"/>
+      </w:pPr>
+      <w:r>
         <w:t>12. Самостоятельное изучение самой свежей научной литературы (научных статей, монографий, учебников 2020</w:t>
       </w:r>
       <w:r>
         <w:rPr>
-          <w:rFonts w:cs="Times New Roman"/>
           <w:sz w:val="2"/>
           <w:szCs w:val="2"/>
         </w:rPr>
         <w:t xml:space="preserve"> </w:t>
       </w:r>
       <w:r>
-        <w:rPr>
-          <w:rFonts w:cs="Times New Roman"/>
-          <w:sz w:val="28"/>
-          <w:szCs w:val="28"/>
-        </w:rPr>
         <w:t>–</w:t>
       </w:r>
       <w:r>
         <w:rPr>
-          <w:rFonts w:cs="Times New Roman"/>
           <w:sz w:val="2"/>
           <w:szCs w:val="2"/>
         </w:rPr>
         <w:t xml:space="preserve"> </w:t>
       </w:r>
       <w:r>
-        <w:rPr>
-          <w:rFonts w:cs="Times New Roman"/>
-          <w:sz w:val="28"/>
+        <w:t xml:space="preserve">2023 годов издания) по теме практического занятия (существуют ли новые модификации криптосистемы </w:t>
+      </w:r>
+      <w:r>
+        <w:rPr>
+          <w:lang w:val="en-US"/>
+        </w:rPr>
+        <w:t>RSA</w:t>
+      </w:r>
+      <w:r>
+        <w:t>, способные противостоять квантовым атакам с применением алгоритма Питера Шора?).</w:t>
+      </w:r>
+    </w:p>
+    <w:p>
+      <w:pPr>
+        <w:rPr>
           <w:szCs w:val="28"/>
         </w:rPr>
-        <w:t xml:space="preserve">2023 годов издания) по теме практического занятия (существуют ли новые модификации криптосистемы </w:t>
-      </w:r>
-      <w:r>
-        <w:rPr>
-          <w:rFonts w:cs="Times New Roman"/>
-          <w:sz w:val="28"/>
-          <w:szCs w:val="28"/>
-          <w:lang w:val="en-US"/>
-        </w:rPr>
-        <w:t>RSA</w:t>
-      </w:r>
-      <w:r>
-        <w:rPr>
-          <w:rFonts w:cs="Times New Roman"/>
-          <w:sz w:val="28"/>
-          <w:szCs w:val="28"/>
-        </w:rPr>
-        <w:t>, способные противостоять квантовым атакам с применением алгоритма Питера Шора?).</w:t>
-      </w:r>
-    </w:p>
-    <w:p>
-      <w:pPr>
-        <w:pStyle w:val="Normal"/>
-        <w:jc w:val="both"/>
-        <w:rPr>
-          <w:rFonts w:ascii="Times New Roman" w:hAnsi="Times New Roman" w:cs="Times New Roman"/>
-          <w:sz w:val="28"/>
-          <w:szCs w:val="28"/>
-        </w:rPr>
-      </w:pPr>
-      <w:r>
-        <w:rPr>
-          <w:rFonts w:cs="Times New Roman"/>
-          <w:sz w:val="28"/>
-          <w:szCs w:val="28"/>
-        </w:rPr>
-      </w:r>
+      </w:pPr>
     </w:p>
     <w:sectPr>
-      <w:headerReference w:type="even" r:id="rId3"/>
-      <w:headerReference w:type="default" r:id="rId4"/>
-      <w:headerReference w:type="first" r:id="rId5"/>
-      <w:footerReference w:type="even" r:id="rId6"/>
-      <w:footerReference w:type="default" r:id="rId7"/>
-      <w:footerReference w:type="first" r:id="rId8"/>
-      <w:type w:val="nextPage"/>
+      <w:headerReference w:type="even" r:id="rId9"/>
+      <w:headerReference w:type="default" r:id="rId10"/>
+      <w:footerReference w:type="even" r:id="rId11"/>
+      <w:footerReference w:type="default" r:id="rId12"/>
+      <w:headerReference w:type="first" r:id="rId13"/>
+      <w:footerReference w:type="first" r:id="rId14"/>
       <w:pgSz w:w="11906" w:h="16838"/>
-      <w:pgMar w:left="1418" w:right="851" w:gutter="0" w:header="709" w:top="1134" w:footer="709" w:bottom="1134"/>
-      <w:pgNumType w:fmt="decimal"/>
-      <w:formProt w:val="false"/>
+      <w:pgMar w:top="1134" w:right="851" w:bottom="1134" w:left="1418" w:header="709" w:footer="709" w:gutter="0"/>
+      <w:cols w:space="720"/>
+      <w:formProt w:val="0"/>
       <w:titlePg/>
-      <w:textDirection w:val="lrTb"/>
-      <w:docGrid w:type="default" w:linePitch="381" w:charSpace="0"/>
+      <w:docGrid w:linePitch="381"/>
     </w:sectPr>
   </w:body>
 </w:document>
 </file>
 
+<file path=word/endnotes.xml><?xml version="1.0" encoding="utf-8"?>
+<w:endnotes xmlns:wpc="http://schemas.microsoft.com/office/word/2010/wordprocessingCanvas" xmlns:cx="http://schemas.microsoft.com/office/drawing/2014/chartex" xmlns:cx1="http://schemas.microsoft.com/office/drawing/2015/9/8/chartex" xmlns:cx2="http://schemas.microsoft.com/office/drawing/2015/10/21/chartex" xmlns:cx3="http://schemas.microsoft.com/office/drawing/2016/5/9/chartex" xmlns:cx4="http://schemas.microsoft.com/office/drawing/2016/5/10/chartex" xmlns:cx5="http://schemas.microsoft.com/office/drawing/2016/5/11/chartex" xmlns:cx6="http://schemas.microsoft.com/office/drawing/2016/5/12/chartex" xmlns:cx7="http://schemas.microsoft.com/office/drawing/2016/5/13/chartex" xmlns:cx8="http://schemas.microsoft.com/office/drawing/2016/5/14/chartex" xmlns:mc="http://schemas.openxmlformats.org/markup-compatibility/2006" xmlns:aink="http://schemas.microsoft.com/office/drawing/2016/ink" xmlns:am3d="http://schemas.microsoft.com/office/drawing/2017/model3d" xmlns:o="urn:schemas-microsoft-com:office:office" xmlns:oel="http://schemas.microsoft.com/office/2019/extlst" xmlns:r="http://schemas.openxmlformats.org/officeDocument/2006/relationships" xmlns:m="http://schemas.openxmlformats.org/officeDocument/2006/math" xmlns:v="urn:schemas-microsoft-com:vml" xmlns:wp14="http://schemas.microsoft.com/office/word/2010/wordprocessingDrawing" xmlns:wp="http://schemas.openxmlformats.org/drawingml/2006/wordprocessingDrawing" xmlns:w10="urn:schemas-microsoft-com:office:word" xmlns:w="http://schemas.openxmlformats.org/wordprocessingml/2006/main" xmlns:w14="http://schemas.microsoft.com/office/word/2010/wordml" xmlns:w15="http://schemas.microsoft.com/office/word/2012/wordml" xmlns:w16cex="http://schemas.microsoft.com/office/word/2018/wordml/cex" xmlns:w16cid="http://schemas.microsoft.com/office/word/2016/wordml/cid" xmlns:w16="http://schemas.microsoft.com/office/word/2018/wordml" xmlns:w16du="http://schemas.microsoft.com/office/word/2023/wordml/word16du" xmlns:w16sdtdh="http://schemas.microsoft.com/office/word/2020/wordml/sdtdatahash" xmlns:w16sdtfl="http://schemas.microsoft.com/office/word/2024/wordml/sdtformatlock" xmlns:w16se="http://schemas.microsoft.com/office/word/2015/wordml/symex" xmlns:wpg="http://schemas.microsoft.com/office/word/2010/wordprocessingGroup" xmlns:wpi="http://schemas.microsoft.com/office/word/2010/wordprocessingInk" xmlns:wne="http://schemas.microsoft.com/office/word/2006/wordml" xmlns:wps="http://schemas.microsoft.com/office/word/2010/wordprocessingShape" mc:Ignorable="w14 w15 w16se w16cid w16 w16cex w16sdtdh w16sdtfl w16du wp14">
+  <w:endnote w:type="separator" w:id="-1">
+    <w:p>
+      <w:r>
+        <w:separator/>
+      </w:r>
+    </w:p>
+  </w:endnote>
+  <w:endnote w:type="continuationSeparator" w:id="0">
+    <w:p>
+      <w:r>
+        <w:continuationSeparator/>
+      </w:r>
+    </w:p>
+  </w:endnote>
+</w:endnotes>
+</file>
+
 <file path=word/footer1.xml><?xml version="1.0" encoding="utf-8"?>
-<w:ftr xmlns:o="urn:schemas-microsoft-com:office:office" xmlns:r="http://schemas.openxmlformats.org/officeDocument/2006/relationships" xmlns:v="urn:schemas-microsoft-com:vml" xmlns:w="http://schemas.openxmlformats.org/wordprocessingml/2006/main" xmlns:w10="urn:schemas-microsoft-com:office:word" xmlns:wp="http://schemas.openxmlformats.org/drawingml/2006/wordprocessingDrawing" xmlns:wps="http://schemas.microsoft.com/office/word/2010/wordprocessingShape" xmlns:wpg="http://schemas.microsoft.com/office/word/2010/wordprocessingGroup" xmlns:mc="http://schemas.openxmlformats.org/markup-compatibility/2006" xmlns:wp14="http://schemas.microsoft.com/office/word/2010/wordprocessingDrawing" xmlns:w14="http://schemas.microsoft.com/office/word/2010/wordml" xmlns:w15="http://schemas.microsoft.com/office/word/2012/wordml" mc:Ignorable="w14 wp14 w15">
+<w:ftr xmlns:wpc="http://schemas.microsoft.com/office/word/2010/wordprocessingCanvas" xmlns:cx="http://schemas.microsoft.com/office/drawing/2014/chartex" xmlns:cx1="http://schemas.microsoft.com/office/drawing/2015/9/8/chartex" xmlns:cx2="http://schemas.microsoft.com/office/drawing/2015/10/21/chartex" xmlns:cx3="http://schemas.microsoft.com/office/drawing/2016/5/9/chartex" xmlns:cx4="http://schemas.microsoft.com/office/drawing/2016/5/10/chartex" xmlns:cx5="http://schemas.microsoft.com/office/drawing/2016/5/11/chartex" xmlns:cx6="http://schemas.microsoft.com/office/drawing/2016/5/12/chartex" xmlns:cx7="http://schemas.microsoft.com/office/drawing/2016/5/13/chartex" xmlns:cx8="http://schemas.microsoft.com/office/drawing/2016/5/14/chartex" xmlns:mc="http://schemas.openxmlformats.org/markup-compatibility/2006" xmlns:aink="http://schemas.microsoft.com/office/drawing/2016/ink" xmlns:am3d="http://schemas.microsoft.com/office/drawing/2017/model3d" xmlns:o="urn:schemas-microsoft-com:office:office" xmlns:oel="http://schemas.microsoft.com/office/2019/extlst" xmlns:r="http://schemas.openxmlformats.org/officeDocument/2006/relationships" xmlns:m="http://schemas.openxmlformats.org/officeDocument/2006/math" xmlns:v="urn:schemas-microsoft-com:vml" xmlns:wp14="http://schemas.microsoft.com/office/word/2010/wordprocessingDrawing" xmlns:wp="http://schemas.openxmlformats.org/drawingml/2006/wordprocessingDrawing" xmlns:w10="urn:schemas-microsoft-com:office:word" xmlns:w="http://schemas.openxmlformats.org/wordprocessingml/2006/main" xmlns:w14="http://schemas.microsoft.com/office/word/2010/wordml" xmlns:w15="http://schemas.microsoft.com/office/word/2012/wordml" xmlns:w16cex="http://schemas.microsoft.com/office/word/2018/wordml/cex" xmlns:w16cid="http://schemas.microsoft.com/office/word/2016/wordml/cid" xmlns:w16="http://schemas.microsoft.com/office/word/2018/wordml" xmlns:w16du="http://schemas.microsoft.com/office/word/2023/wordml/word16du" xmlns:w16sdtdh="http://schemas.microsoft.com/office/word/2020/wordml/sdtdatahash" xmlns:w16sdtfl="http://schemas.microsoft.com/office/word/2024/wordml/sdtformatlock" xmlns:w16se="http://schemas.microsoft.com/office/word/2015/wordml/symex" xmlns:wpg="http://schemas.microsoft.com/office/word/2010/wordprocessingGroup" xmlns:wpi="http://schemas.microsoft.com/office/word/2010/wordprocessingInk" xmlns:wne="http://schemas.microsoft.com/office/word/2006/wordml" xmlns:wps="http://schemas.microsoft.com/office/word/2010/wordprocessingShape" mc:Ignorable="w14 w15 w16se w16cid w16 w16cex w16sdtdh w16sdtfl w16du wp14">
   <w:p>
     <w:pPr>
-      <w:pStyle w:val="Footer"/>
-      <w:rPr/>
+      <w:pStyle w:val="a8"/>
     </w:pPr>
-    <w:r>
-      <w:rPr/>
-    </w:r>
   </w:p>
 </w:ftr>
 </file>
 
 <file path=word/footer2.xml><?xml version="1.0" encoding="utf-8"?>
-<w:ftr xmlns:o="urn:schemas-microsoft-com:office:office" xmlns:r="http://schemas.openxmlformats.org/officeDocument/2006/relationships" xmlns:v="urn:schemas-microsoft-com:vml" xmlns:w="http://schemas.openxmlformats.org/wordprocessingml/2006/main" xmlns:w10="urn:schemas-microsoft-com:office:word" xmlns:wp="http://schemas.openxmlformats.org/drawingml/2006/wordprocessingDrawing" xmlns:wps="http://schemas.microsoft.com/office/word/2010/wordprocessingShape" xmlns:wpg="http://schemas.microsoft.com/office/word/2010/wordprocessingGroup" xmlns:mc="http://schemas.openxmlformats.org/markup-compatibility/2006" xmlns:wp14="http://schemas.microsoft.com/office/word/2010/wordprocessingDrawing" xmlns:w14="http://schemas.microsoft.com/office/word/2010/wordml" xmlns:w15="http://schemas.microsoft.com/office/word/2012/wordml" mc:Ignorable="w14 wp14 w15">
+<w:ftr xmlns:wpc="http://schemas.microsoft.com/office/word/2010/wordprocessingCanvas" xmlns:cx="http://schemas.microsoft.com/office/drawing/2014/chartex" xmlns:cx1="http://schemas.microsoft.com/office/drawing/2015/9/8/chartex" xmlns:cx2="http://schemas.microsoft.com/office/drawing/2015/10/21/chartex" xmlns:cx3="http://schemas.microsoft.com/office/drawing/2016/5/9/chartex" xmlns:cx4="http://schemas.microsoft.com/office/drawing/2016/5/10/chartex" xmlns:cx5="http://schemas.microsoft.com/office/drawing/2016/5/11/chartex" xmlns:cx6="http://schemas.microsoft.com/office/drawing/2016/5/12/chartex" xmlns:cx7="http://schemas.microsoft.com/office/drawing/2016/5/13/chartex" xmlns:cx8="http://schemas.microsoft.com/office/drawing/2016/5/14/chartex" xmlns:mc="http://schemas.openxmlformats.org/markup-compatibility/2006" xmlns:aink="http://schemas.microsoft.com/office/drawing/2016/ink" xmlns:am3d="http://schemas.microsoft.com/office/drawing/2017/model3d" xmlns:o="urn:schemas-microsoft-com:office:office" xmlns:oel="http://schemas.microsoft.com/office/2019/extlst" xmlns:r="http://schemas.openxmlformats.org/officeDocument/2006/relationships" xmlns:m="http://schemas.openxmlformats.org/officeDocument/2006/math" xmlns:v="urn:schemas-microsoft-com:vml" xmlns:wp14="http://schemas.microsoft.com/office/word/2010/wordprocessingDrawing" xmlns:wp="http://schemas.openxmlformats.org/drawingml/2006/wordprocessingDrawing" xmlns:w10="urn:schemas-microsoft-com:office:word" xmlns:w="http://schemas.openxmlformats.org/wordprocessingml/2006/main" xmlns:w14="http://schemas.microsoft.com/office/word/2010/wordml" xmlns:w15="http://schemas.microsoft.com/office/word/2012/wordml" xmlns:w16cex="http://schemas.microsoft.com/office/word/2018/wordml/cex" xmlns:w16cid="http://schemas.microsoft.com/office/word/2016/wordml/cid" xmlns:w16="http://schemas.microsoft.com/office/word/2018/wordml" xmlns:w16du="http://schemas.microsoft.com/office/word/2023/wordml/word16du" xmlns:w16sdtdh="http://schemas.microsoft.com/office/word/2020/wordml/sdtdatahash" xmlns:w16sdtfl="http://schemas.microsoft.com/office/word/2024/wordml/sdtformatlock" xmlns:w16se="http://schemas.microsoft.com/office/word/2015/wordml/symex" xmlns:wpg="http://schemas.microsoft.com/office/word/2010/wordprocessingGroup" xmlns:wpi="http://schemas.microsoft.com/office/word/2010/wordprocessingInk" xmlns:wne="http://schemas.microsoft.com/office/word/2006/wordml" xmlns:wps="http://schemas.microsoft.com/office/word/2010/wordprocessingShape" mc:Ignorable="w14 w15 w16se w16cid w16 w16cex w16sdtdh w16sdtfl w16du wp14">
   <w:sdt>
     <w:sdtPr>
+      <w:id w:val="479654358"/>
       <w:docPartObj>
         <w:docPartGallery w:val="Page Numbers (Bottom of Page)"/>
-        <w:docPartUnique w:val="true"/>
+        <w:docPartUnique/>
       </w:docPartObj>
-      <w:id w:val="479654358"/>
     </w:sdtPr>
     <w:sdtContent>
       <w:p>
         <w:pPr>
-          <w:pStyle w:val="Footer"/>
-          <w:jc w:val="end"/>
-          <w:rPr/>
+          <w:pStyle w:val="a8"/>
+          <w:jc w:val="right"/>
         </w:pPr>
         <w:r>
-          <w:rPr/>
           <w:fldChar w:fldCharType="begin"/>
         </w:r>
         <w:r>
-          <w:rPr/>
           <w:instrText xml:space="preserve"> PAGE </w:instrText>
         </w:r>
         <w:r>
-          <w:rPr/>
           <w:fldChar w:fldCharType="separate"/>
         </w:r>
         <w:r>
-          <w:rPr/>
           <w:t>6</w:t>
         </w:r>
         <w:r>
-          <w:rPr/>
           <w:fldChar w:fldCharType="end"/>
         </w:r>
       </w:p>
@@ -6242,88 +4930,92 @@
   </w:sdt>
   <w:p>
     <w:pPr>
-      <w:pStyle w:val="Footer"/>
-      <w:ind w:hanging="0"/>
-      <w:rPr/>
+      <w:pStyle w:val="a8"/>
+      <w:ind w:firstLine="0"/>
     </w:pPr>
-    <w:r>
-      <w:rPr/>
-    </w:r>
   </w:p>
 </w:ftr>
 </file>
 
 <file path=word/footer3.xml><?xml version="1.0" encoding="utf-8"?>
-<w:ftr xmlns:o="urn:schemas-microsoft-com:office:office" xmlns:r="http://schemas.openxmlformats.org/officeDocument/2006/relationships" xmlns:v="urn:schemas-microsoft-com:vml" xmlns:w="http://schemas.openxmlformats.org/wordprocessingml/2006/main" xmlns:w10="urn:schemas-microsoft-com:office:word" xmlns:wp="http://schemas.openxmlformats.org/drawingml/2006/wordprocessingDrawing" xmlns:wps="http://schemas.microsoft.com/office/word/2010/wordprocessingShape" xmlns:wpg="http://schemas.microsoft.com/office/word/2010/wordprocessingGroup" xmlns:mc="http://schemas.openxmlformats.org/markup-compatibility/2006" xmlns:wp14="http://schemas.microsoft.com/office/word/2010/wordprocessingDrawing" xmlns:w14="http://schemas.microsoft.com/office/word/2010/wordml" xmlns:w15="http://schemas.microsoft.com/office/word/2012/wordml" mc:Ignorable="w14 wp14 w15">
+<w:ftr xmlns:wpc="http://schemas.microsoft.com/office/word/2010/wordprocessingCanvas" xmlns:cx="http://schemas.microsoft.com/office/drawing/2014/chartex" xmlns:cx1="http://schemas.microsoft.com/office/drawing/2015/9/8/chartex" xmlns:cx2="http://schemas.microsoft.com/office/drawing/2015/10/21/chartex" xmlns:cx3="http://schemas.microsoft.com/office/drawing/2016/5/9/chartex" xmlns:cx4="http://schemas.microsoft.com/office/drawing/2016/5/10/chartex" xmlns:cx5="http://schemas.microsoft.com/office/drawing/2016/5/11/chartex" xmlns:cx6="http://schemas.microsoft.com/office/drawing/2016/5/12/chartex" xmlns:cx7="http://schemas.microsoft.com/office/drawing/2016/5/13/chartex" xmlns:cx8="http://schemas.microsoft.com/office/drawing/2016/5/14/chartex" xmlns:mc="http://schemas.openxmlformats.org/markup-compatibility/2006" xmlns:aink="http://schemas.microsoft.com/office/drawing/2016/ink" xmlns:am3d="http://schemas.microsoft.com/office/drawing/2017/model3d" xmlns:o="urn:schemas-microsoft-com:office:office" xmlns:oel="http://schemas.microsoft.com/office/2019/extlst" xmlns:r="http://schemas.openxmlformats.org/officeDocument/2006/relationships" xmlns:m="http://schemas.openxmlformats.org/officeDocument/2006/math" xmlns:v="urn:schemas-microsoft-com:vml" xmlns:wp14="http://schemas.microsoft.com/office/word/2010/wordprocessingDrawing" xmlns:wp="http://schemas.openxmlformats.org/drawingml/2006/wordprocessingDrawing" xmlns:w10="urn:schemas-microsoft-com:office:word" xmlns:w="http://schemas.openxmlformats.org/wordprocessingml/2006/main" xmlns:w14="http://schemas.microsoft.com/office/word/2010/wordml" xmlns:w15="http://schemas.microsoft.com/office/word/2012/wordml" xmlns:w16cex="http://schemas.microsoft.com/office/word/2018/wordml/cex" xmlns:w16cid="http://schemas.microsoft.com/office/word/2016/wordml/cid" xmlns:w16="http://schemas.microsoft.com/office/word/2018/wordml" xmlns:w16du="http://schemas.microsoft.com/office/word/2023/wordml/word16du" xmlns:w16sdtdh="http://schemas.microsoft.com/office/word/2020/wordml/sdtdatahash" xmlns:w16sdtfl="http://schemas.microsoft.com/office/word/2024/wordml/sdtformatlock" xmlns:w16se="http://schemas.microsoft.com/office/word/2015/wordml/symex" xmlns:wpg="http://schemas.microsoft.com/office/word/2010/wordprocessingGroup" xmlns:wpi="http://schemas.microsoft.com/office/word/2010/wordprocessingInk" xmlns:wne="http://schemas.microsoft.com/office/word/2006/wordml" xmlns:wps="http://schemas.microsoft.com/office/word/2010/wordprocessingShape" mc:Ignorable="w14 w15 w16se w16cid w16 w16cex w16sdtdh w16sdtfl w16du wp14">
   <w:p>
     <w:pPr>
-      <w:pStyle w:val="Footer"/>
-      <w:ind w:hanging="0"/>
+      <w:pStyle w:val="a8"/>
+      <w:ind w:firstLine="0"/>
       <w:jc w:val="center"/>
-      <w:rPr/>
     </w:pPr>
     <w:r>
-      <w:rPr/>
       <w:t>Ростов-на-Дону</w:t>
     </w:r>
   </w:p>
   <w:p>
     <w:pPr>
-      <w:pStyle w:val="Footer"/>
-      <w:ind w:hanging="0"/>
+      <w:pStyle w:val="a8"/>
+      <w:ind w:firstLine="0"/>
       <w:jc w:val="center"/>
-      <w:rPr/>
     </w:pPr>
     <w:r>
-      <w:rPr/>
       <w:t>2025</w:t>
     </w:r>
   </w:p>
 </w:ftr>
 </file>
 
+<file path=word/footnotes.xml><?xml version="1.0" encoding="utf-8"?>
+<w:footnotes xmlns:wpc="http://schemas.microsoft.com/office/word/2010/wordprocessingCanvas" xmlns:cx="http://schemas.microsoft.com/office/drawing/2014/chartex" xmlns:cx1="http://schemas.microsoft.com/office/drawing/2015/9/8/chartex" xmlns:cx2="http://schemas.microsoft.com/office/drawing/2015/10/21/chartex" xmlns:cx3="http://schemas.microsoft.com/office/drawing/2016/5/9/chartex" xmlns:cx4="http://schemas.microsoft.com/office/drawing/2016/5/10/chartex" xmlns:cx5="http://schemas.microsoft.com/office/drawing/2016/5/11/chartex" xmlns:cx6="http://schemas.microsoft.com/office/drawing/2016/5/12/chartex" xmlns:cx7="http://schemas.microsoft.com/office/drawing/2016/5/13/chartex" xmlns:cx8="http://schemas.microsoft.com/office/drawing/2016/5/14/chartex" xmlns:mc="http://schemas.openxmlformats.org/markup-compatibility/2006" xmlns:aink="http://schemas.microsoft.com/office/drawing/2016/ink" xmlns:am3d="http://schemas.microsoft.com/office/drawing/2017/model3d" xmlns:o="urn:schemas-microsoft-com:office:office" xmlns:oel="http://schemas.microsoft.com/office/2019/extlst" xmlns:r="http://schemas.openxmlformats.org/officeDocument/2006/relationships" xmlns:m="http://schemas.openxmlformats.org/officeDocument/2006/math" xmlns:v="urn:schemas-microsoft-com:vml" xmlns:wp14="http://schemas.microsoft.com/office/word/2010/wordprocessingDrawing" xmlns:wp="http://schemas.openxmlformats.org/drawingml/2006/wordprocessingDrawing" xmlns:w10="urn:schemas-microsoft-com:office:word" xmlns:w="http://schemas.openxmlformats.org/wordprocessingml/2006/main" xmlns:w14="http://schemas.microsoft.com/office/word/2010/wordml" xmlns:w15="http://schemas.microsoft.com/office/word/2012/wordml" xmlns:w16cex="http://schemas.microsoft.com/office/word/2018/wordml/cex" xmlns:w16cid="http://schemas.microsoft.com/office/word/2016/wordml/cid" xmlns:w16="http://schemas.microsoft.com/office/word/2018/wordml" xmlns:w16du="http://schemas.microsoft.com/office/word/2023/wordml/word16du" xmlns:w16sdtdh="http://schemas.microsoft.com/office/word/2020/wordml/sdtdatahash" xmlns:w16sdtfl="http://schemas.microsoft.com/office/word/2024/wordml/sdtformatlock" xmlns:w16se="http://schemas.microsoft.com/office/word/2015/wordml/symex" xmlns:wpg="http://schemas.microsoft.com/office/word/2010/wordprocessingGroup" xmlns:wpi="http://schemas.microsoft.com/office/word/2010/wordprocessingInk" xmlns:wne="http://schemas.microsoft.com/office/word/2006/wordml" xmlns:wps="http://schemas.microsoft.com/office/word/2010/wordprocessingShape" mc:Ignorable="w14 w15 w16se w16cid w16 w16cex w16sdtdh w16sdtfl w16du wp14">
+  <w:footnote w:type="separator" w:id="-1">
+    <w:p>
+      <w:r>
+        <w:separator/>
+      </w:r>
+    </w:p>
+  </w:footnote>
+  <w:footnote w:type="continuationSeparator" w:id="0">
+    <w:p>
+      <w:r>
+        <w:continuationSeparator/>
+      </w:r>
+    </w:p>
+  </w:footnote>
+</w:footnotes>
+</file>
+
 <file path=word/header1.xml><?xml version="1.0" encoding="utf-8"?>
-<w:hdr xmlns:o="urn:schemas-microsoft-com:office:office" xmlns:r="http://schemas.openxmlformats.org/officeDocument/2006/relationships" xmlns:v="urn:schemas-microsoft-com:vml" xmlns:w="http://schemas.openxmlformats.org/wordprocessingml/2006/main" xmlns:w10="urn:schemas-microsoft-com:office:word" xmlns:wp="http://schemas.openxmlformats.org/drawingml/2006/wordprocessingDrawing" xmlns:wps="http://schemas.microsoft.com/office/word/2010/wordprocessingShape" xmlns:wpg="http://schemas.microsoft.com/office/word/2010/wordprocessingGroup" xmlns:mc="http://schemas.openxmlformats.org/markup-compatibility/2006" xmlns:wp14="http://schemas.microsoft.com/office/word/2010/wordprocessingDrawing" xmlns:w14="http://schemas.microsoft.com/office/word/2010/wordml" xmlns:w15="http://schemas.microsoft.com/office/word/2012/wordml" mc:Ignorable="w14 wp14 w15">
+<w:hdr xmlns:wpc="http://schemas.microsoft.com/office/word/2010/wordprocessingCanvas" xmlns:cx="http://schemas.microsoft.com/office/drawing/2014/chartex" xmlns:cx1="http://schemas.microsoft.com/office/drawing/2015/9/8/chartex" xmlns:cx2="http://schemas.microsoft.com/office/drawing/2015/10/21/chartex" xmlns:cx3="http://schemas.microsoft.com/office/drawing/2016/5/9/chartex" xmlns:cx4="http://schemas.microsoft.com/office/drawing/2016/5/10/chartex" xmlns:cx5="http://schemas.microsoft.com/office/drawing/2016/5/11/chartex" xmlns:cx6="http://schemas.microsoft.com/office/drawing/2016/5/12/chartex" xmlns:cx7="http://schemas.microsoft.com/office/drawing/2016/5/13/chartex" xmlns:cx8="http://schemas.microsoft.com/office/drawing/2016/5/14/chartex" xmlns:mc="http://schemas.openxmlformats.org/markup-compatibility/2006" xmlns:aink="http://schemas.microsoft.com/office/drawing/2016/ink" xmlns:am3d="http://schemas.microsoft.com/office/drawing/2017/model3d" xmlns:o="urn:schemas-microsoft-com:office:office" xmlns:oel="http://schemas.microsoft.com/office/2019/extlst" xmlns:r="http://schemas.openxmlformats.org/officeDocument/2006/relationships" xmlns:m="http://schemas.openxmlformats.org/officeDocument/2006/math" xmlns:v="urn:schemas-microsoft-com:vml" xmlns:wp14="http://schemas.microsoft.com/office/word/2010/wordprocessingDrawing" xmlns:wp="http://schemas.openxmlformats.org/drawingml/2006/wordprocessingDrawing" xmlns:w10="urn:schemas-microsoft-com:office:word" xmlns:w="http://schemas.openxmlformats.org/wordprocessingml/2006/main" xmlns:w14="http://schemas.microsoft.com/office/word/2010/wordml" xmlns:w15="http://schemas.microsoft.com/office/word/2012/wordml" xmlns:w16cex="http://schemas.microsoft.com/office/word/2018/wordml/cex" xmlns:w16cid="http://schemas.microsoft.com/office/word/2016/wordml/cid" xmlns:w16="http://schemas.microsoft.com/office/word/2018/wordml" xmlns:w16du="http://schemas.microsoft.com/office/word/2023/wordml/word16du" xmlns:w16sdtdh="http://schemas.microsoft.com/office/word/2020/wordml/sdtdatahash" xmlns:w16sdtfl="http://schemas.microsoft.com/office/word/2024/wordml/sdtformatlock" xmlns:w16se="http://schemas.microsoft.com/office/word/2015/wordml/symex" xmlns:wpg="http://schemas.microsoft.com/office/word/2010/wordprocessingGroup" xmlns:wpi="http://schemas.microsoft.com/office/word/2010/wordprocessingInk" xmlns:wne="http://schemas.microsoft.com/office/word/2006/wordml" xmlns:wps="http://schemas.microsoft.com/office/word/2010/wordprocessingShape" mc:Ignorable="w14 w15 w16se w16cid w16 w16cex w16sdtdh w16sdtfl w16du wp14">
   <w:p>
     <w:pPr>
-      <w:pStyle w:val="Header"/>
-      <w:rPr/>
+      <w:pStyle w:val="a6"/>
     </w:pPr>
-    <w:r>
-      <w:rPr/>
-    </w:r>
   </w:p>
 </w:hdr>
 </file>
 
 <file path=word/header2.xml><?xml version="1.0" encoding="utf-8"?>
-<w:hdr xmlns:o="urn:schemas-microsoft-com:office:office" xmlns:r="http://schemas.openxmlformats.org/officeDocument/2006/relationships" xmlns:v="urn:schemas-microsoft-com:vml" xmlns:w="http://schemas.openxmlformats.org/wordprocessingml/2006/main" xmlns:w10="urn:schemas-microsoft-com:office:word" xmlns:wp="http://schemas.openxmlformats.org/drawingml/2006/wordprocessingDrawing" xmlns:wps="http://schemas.microsoft.com/office/word/2010/wordprocessingShape" xmlns:wpg="http://schemas.microsoft.com/office/word/2010/wordprocessingGroup" xmlns:mc="http://schemas.openxmlformats.org/markup-compatibility/2006" xmlns:wp14="http://schemas.microsoft.com/office/word/2010/wordprocessingDrawing" xmlns:w14="http://schemas.microsoft.com/office/word/2010/wordml" xmlns:w15="http://schemas.microsoft.com/office/word/2012/wordml" mc:Ignorable="w14 wp14 w15">
+<w:hdr xmlns:wpc="http://schemas.microsoft.com/office/word/2010/wordprocessingCanvas" xmlns:cx="http://schemas.microsoft.com/office/drawing/2014/chartex" xmlns:cx1="http://schemas.microsoft.com/office/drawing/2015/9/8/chartex" xmlns:cx2="http://schemas.microsoft.com/office/drawing/2015/10/21/chartex" xmlns:cx3="http://schemas.microsoft.com/office/drawing/2016/5/9/chartex" xmlns:cx4="http://schemas.microsoft.com/office/drawing/2016/5/10/chartex" xmlns:cx5="http://schemas.microsoft.com/office/drawing/2016/5/11/chartex" xmlns:cx6="http://schemas.microsoft.com/office/drawing/2016/5/12/chartex" xmlns:cx7="http://schemas.microsoft.com/office/drawing/2016/5/13/chartex" xmlns:cx8="http://schemas.microsoft.com/office/drawing/2016/5/14/chartex" xmlns:mc="http://schemas.openxmlformats.org/markup-compatibility/2006" xmlns:aink="http://schemas.microsoft.com/office/drawing/2016/ink" xmlns:am3d="http://schemas.microsoft.com/office/drawing/2017/model3d" xmlns:o="urn:schemas-microsoft-com:office:office" xmlns:oel="http://schemas.microsoft.com/office/2019/extlst" xmlns:r="http://schemas.openxmlformats.org/officeDocument/2006/relationships" xmlns:m="http://schemas.openxmlformats.org/officeDocument/2006/math" xmlns:v="urn:schemas-microsoft-com:vml" xmlns:wp14="http://schemas.microsoft.com/office/word/2010/wordprocessingDrawing" xmlns:wp="http://schemas.openxmlformats.org/drawingml/2006/wordprocessingDrawing" xmlns:w10="urn:schemas-microsoft-com:office:word" xmlns:w="http://schemas.openxmlformats.org/wordprocessingml/2006/main" xmlns:w14="http://schemas.microsoft.com/office/word/2010/wordml" xmlns:w15="http://schemas.microsoft.com/office/word/2012/wordml" xmlns:w16cex="http://schemas.microsoft.com/office/word/2018/wordml/cex" xmlns:w16cid="http://schemas.microsoft.com/office/word/2016/wordml/cid" xmlns:w16="http://schemas.microsoft.com/office/word/2018/wordml" xmlns:w16du="http://schemas.microsoft.com/office/word/2023/wordml/word16du" xmlns:w16sdtdh="http://schemas.microsoft.com/office/word/2020/wordml/sdtdatahash" xmlns:w16sdtfl="http://schemas.microsoft.com/office/word/2024/wordml/sdtformatlock" xmlns:w16se="http://schemas.microsoft.com/office/word/2015/wordml/symex" xmlns:wpg="http://schemas.microsoft.com/office/word/2010/wordprocessingGroup" xmlns:wpi="http://schemas.microsoft.com/office/word/2010/wordprocessingInk" xmlns:wne="http://schemas.microsoft.com/office/word/2006/wordml" xmlns:wps="http://schemas.microsoft.com/office/word/2010/wordprocessingShape" mc:Ignorable="w14 w15 w16se w16cid w16 w16cex w16sdtdh w16sdtfl w16du wp14">
   <w:p>
     <w:pPr>
-      <w:pStyle w:val="Header"/>
-      <w:ind w:hanging="0"/>
+      <w:pStyle w:val="a6"/>
+      <w:ind w:firstLine="0"/>
       <w:jc w:val="center"/>
-      <w:rPr/>
     </w:pPr>
-    <w:r>
-      <w:rPr/>
-    </w:r>
   </w:p>
 </w:hdr>
 </file>
 
 <file path=word/header3.xml><?xml version="1.0" encoding="utf-8"?>
-<w:hdr xmlns:o="urn:schemas-microsoft-com:office:office" xmlns:r="http://schemas.openxmlformats.org/officeDocument/2006/relationships" xmlns:v="urn:schemas-microsoft-com:vml" xmlns:w="http://schemas.openxmlformats.org/wordprocessingml/2006/main" xmlns:w10="urn:schemas-microsoft-com:office:word" xmlns:wp="http://schemas.openxmlformats.org/drawingml/2006/wordprocessingDrawing" xmlns:wps="http://schemas.microsoft.com/office/word/2010/wordprocessingShape" xmlns:wpg="http://schemas.microsoft.com/office/word/2010/wordprocessingGroup" xmlns:mc="http://schemas.openxmlformats.org/markup-compatibility/2006" xmlns:wp14="http://schemas.microsoft.com/office/word/2010/wordprocessingDrawing" xmlns:w14="http://schemas.microsoft.com/office/word/2010/wordml" xmlns:w15="http://schemas.microsoft.com/office/word/2012/wordml" mc:Ignorable="w14 wp14 w15">
+<w:hdr xmlns:wpc="http://schemas.microsoft.com/office/word/2010/wordprocessingCanvas" xmlns:cx="http://schemas.microsoft.com/office/drawing/2014/chartex" xmlns:cx1="http://schemas.microsoft.com/office/drawing/2015/9/8/chartex" xmlns:cx2="http://schemas.microsoft.com/office/drawing/2015/10/21/chartex" xmlns:cx3="http://schemas.microsoft.com/office/drawing/2016/5/9/chartex" xmlns:cx4="http://schemas.microsoft.com/office/drawing/2016/5/10/chartex" xmlns:cx5="http://schemas.microsoft.com/office/drawing/2016/5/11/chartex" xmlns:cx6="http://schemas.microsoft.com/office/drawing/2016/5/12/chartex" xmlns:cx7="http://schemas.microsoft.com/office/drawing/2016/5/13/chartex" xmlns:cx8="http://schemas.microsoft.com/office/drawing/2016/5/14/chartex" xmlns:mc="http://schemas.openxmlformats.org/markup-compatibility/2006" xmlns:aink="http://schemas.microsoft.com/office/drawing/2016/ink" xmlns:am3d="http://schemas.microsoft.com/office/drawing/2017/model3d" xmlns:o="urn:schemas-microsoft-com:office:office" xmlns:oel="http://schemas.microsoft.com/office/2019/extlst" xmlns:r="http://schemas.openxmlformats.org/officeDocument/2006/relationships" xmlns:m="http://schemas.openxmlformats.org/officeDocument/2006/math" xmlns:v="urn:schemas-microsoft-com:vml" xmlns:wp14="http://schemas.microsoft.com/office/word/2010/wordprocessingDrawing" xmlns:wp="http://schemas.openxmlformats.org/drawingml/2006/wordprocessingDrawing" xmlns:w10="urn:schemas-microsoft-com:office:word" xmlns:w="http://schemas.openxmlformats.org/wordprocessingml/2006/main" xmlns:w14="http://schemas.microsoft.com/office/word/2010/wordml" xmlns:w15="http://schemas.microsoft.com/office/word/2012/wordml" xmlns:w16cex="http://schemas.microsoft.com/office/word/2018/wordml/cex" xmlns:w16cid="http://schemas.microsoft.com/office/word/2016/wordml/cid" xmlns:w16="http://schemas.microsoft.com/office/word/2018/wordml" xmlns:w16du="http://schemas.microsoft.com/office/word/2023/wordml/word16du" xmlns:w16sdtdh="http://schemas.microsoft.com/office/word/2020/wordml/sdtdatahash" xmlns:w16sdtfl="http://schemas.microsoft.com/office/word/2024/wordml/sdtformatlock" xmlns:w16se="http://schemas.microsoft.com/office/word/2015/wordml/symex" xmlns:wpg="http://schemas.microsoft.com/office/word/2010/wordprocessingGroup" xmlns:wpi="http://schemas.microsoft.com/office/word/2010/wordprocessingInk" xmlns:wne="http://schemas.microsoft.com/office/word/2006/wordml" xmlns:wps="http://schemas.microsoft.com/office/word/2010/wordprocessingShape" mc:Ignorable="w14 w15 w16se w16cid w16 w16cex w16sdtdh w16sdtfl w16du wp14">
   <w:p>
     <w:pPr>
-      <w:pStyle w:val="Header"/>
-      <w:ind w:hanging="0"/>
-      <w:rPr/>
+      <w:pStyle w:val="a6"/>
+      <w:ind w:firstLine="0"/>
     </w:pPr>
     <w:r>
-      <w:rPr/>
+      <w:rPr>
+        <w:noProof/>
+      </w:rPr>
       <w:drawing>
-        <wp:anchor behindDoc="1" distT="0" distB="0" distL="0" distR="0" simplePos="0" locked="0" layoutInCell="0" allowOverlap="1" relativeHeight="2">
+        <wp:anchor distT="0" distB="0" distL="0" distR="0" simplePos="0" relativeHeight="2" behindDoc="1" locked="0" layoutInCell="0" allowOverlap="1" wp14:anchorId="1609CBF3" wp14:editId="10E1EBE4">
           <wp:simplePos x="0" y="0"/>
           <wp:positionH relativeFrom="column">
             <wp:align>center</wp:align>
@@ -6334,7 +5026,7 @@
           <wp:extent cx="594995" cy="594995"/>
           <wp:effectExtent l="0" t="0" r="0" b="0"/>
           <wp:wrapTopAndBottom/>
-          <wp:docPr id="19" name="image15.jpeg" descr="" title=""/>
+          <wp:docPr id="19" name="image15.jpeg"/>
           <wp:cNvGraphicFramePr>
             <a:graphicFrameLocks xmlns:a="http://schemas.openxmlformats.org/drawingml/2006/main" noChangeAspect="1"/>
           </wp:cNvGraphicFramePr>
@@ -6342,7 +5034,7 @@
             <a:graphicData uri="http://schemas.openxmlformats.org/drawingml/2006/picture">
               <pic:pic xmlns:pic="http://schemas.openxmlformats.org/drawingml/2006/picture">
                 <pic:nvPicPr>
-                  <pic:cNvPr id="19" name="image15.jpeg" descr="" title=""/>
+                  <pic:cNvPr id="19" name="image15.jpeg"/>
                   <pic:cNvPicPr>
                     <a:picLocks noChangeAspect="1" noChangeArrowheads="1"/>
                   </pic:cNvPicPr>
@@ -6373,19 +5065,136 @@
 </file>
 
 <file path=word/numbering.xml><?xml version="1.0" encoding="utf-8"?>
-<w:numbering xmlns:w="http://schemas.openxmlformats.org/wordprocessingml/2006/main" xmlns:o="urn:schemas-microsoft-com:office:office" xmlns:r="http://schemas.openxmlformats.org/officeDocument/2006/relationships" xmlns:v="urn:schemas-microsoft-com:vml" xmlns:mc="http://schemas.openxmlformats.org/markup-compatibility/2006" xmlns:w14="http://schemas.microsoft.com/office/word/2010/wordml" mc:Ignorable="w14">
-  <w:abstractNum w:abstractNumId="1">
+<w:numbering xmlns:wpc="http://schemas.microsoft.com/office/word/2010/wordprocessingCanvas" xmlns:cx="http://schemas.microsoft.com/office/drawing/2014/chartex" xmlns:cx1="http://schemas.microsoft.com/office/drawing/2015/9/8/chartex" xmlns:cx2="http://schemas.microsoft.com/office/drawing/2015/10/21/chartex" xmlns:cx3="http://schemas.microsoft.com/office/drawing/2016/5/9/chartex" xmlns:cx4="http://schemas.microsoft.com/office/drawing/2016/5/10/chartex" xmlns:cx5="http://schemas.microsoft.com/office/drawing/2016/5/11/chartex" xmlns:cx6="http://schemas.microsoft.com/office/drawing/2016/5/12/chartex" xmlns:cx7="http://schemas.microsoft.com/office/drawing/2016/5/13/chartex" xmlns:cx8="http://schemas.microsoft.com/office/drawing/2016/5/14/chartex" xmlns:mc="http://schemas.openxmlformats.org/markup-compatibility/2006" xmlns:aink="http://schemas.microsoft.com/office/drawing/2016/ink" xmlns:am3d="http://schemas.microsoft.com/office/drawing/2017/model3d" xmlns:o="urn:schemas-microsoft-com:office:office" xmlns:oel="http://schemas.microsoft.com/office/2019/extlst" xmlns:r="http://schemas.openxmlformats.org/officeDocument/2006/relationships" xmlns:m="http://schemas.openxmlformats.org/officeDocument/2006/math" xmlns:v="urn:schemas-microsoft-com:vml" xmlns:wp14="http://schemas.microsoft.com/office/word/2010/wordprocessingDrawing" xmlns:wp="http://schemas.openxmlformats.org/drawingml/2006/wordprocessingDrawing" xmlns:w10="urn:schemas-microsoft-com:office:word" xmlns:w="http://schemas.openxmlformats.org/wordprocessingml/2006/main" xmlns:w14="http://schemas.microsoft.com/office/word/2010/wordml" xmlns:w15="http://schemas.microsoft.com/office/word/2012/wordml" xmlns:w16cex="http://schemas.microsoft.com/office/word/2018/wordml/cex" xmlns:w16cid="http://schemas.microsoft.com/office/word/2016/wordml/cid" xmlns:w16="http://schemas.microsoft.com/office/word/2018/wordml" xmlns:w16du="http://schemas.microsoft.com/office/word/2023/wordml/word16du" xmlns:w16sdtdh="http://schemas.microsoft.com/office/word/2020/wordml/sdtdatahash" xmlns:w16sdtfl="http://schemas.microsoft.com/office/word/2024/wordml/sdtformatlock" xmlns:w16se="http://schemas.microsoft.com/office/word/2015/wordml/symex" xmlns:wpg="http://schemas.microsoft.com/office/word/2010/wordprocessingGroup" xmlns:wpi="http://schemas.microsoft.com/office/word/2010/wordprocessingInk" xmlns:wne="http://schemas.microsoft.com/office/word/2006/wordml" xmlns:wps="http://schemas.microsoft.com/office/word/2010/wordprocessingShape" mc:Ignorable="w14 w15 w16se w16cid w16 w16cex w16sdtdh w16sdtfl w16du wp14">
+  <w:abstractNum w:abstractNumId="0" w15:restartNumberingAfterBreak="0">
+    <w:nsid w:val="081716C5"/>
+    <w:multiLevelType w:val="multilevel"/>
+    <w:tmpl w:val="522E3E3C"/>
+    <w:lvl w:ilvl="0">
+      <w:start w:val="3"/>
+      <w:numFmt w:val="decimal"/>
+      <w:suff w:val="nothing"/>
+      <w:lvlText w:val="%1."/>
+      <w:lvlJc w:val="left"/>
+      <w:pPr>
+        <w:tabs>
+          <w:tab w:val="num" w:pos="0"/>
+        </w:tabs>
+        <w:ind w:left="709" w:firstLine="0"/>
+      </w:pPr>
+    </w:lvl>
+    <w:lvl w:ilvl="1">
+      <w:start w:val="1"/>
+      <w:numFmt w:val="decimal"/>
+      <w:lvlText w:val="%2."/>
+      <w:lvlJc w:val="left"/>
+      <w:pPr>
+        <w:tabs>
+          <w:tab w:val="num" w:pos="1418"/>
+        </w:tabs>
+        <w:ind w:left="1418" w:hanging="283"/>
+      </w:pPr>
+    </w:lvl>
+    <w:lvl w:ilvl="2">
+      <w:start w:val="1"/>
+      <w:numFmt w:val="decimal"/>
+      <w:lvlText w:val="%3."/>
+      <w:lvlJc w:val="left"/>
+      <w:pPr>
+        <w:tabs>
+          <w:tab w:val="num" w:pos="2127"/>
+        </w:tabs>
+        <w:ind w:left="2127" w:hanging="283"/>
+      </w:pPr>
+    </w:lvl>
+    <w:lvl w:ilvl="3">
+      <w:start w:val="1"/>
+      <w:numFmt w:val="decimal"/>
+      <w:lvlText w:val="%4."/>
+      <w:lvlJc w:val="left"/>
+      <w:pPr>
+        <w:tabs>
+          <w:tab w:val="num" w:pos="2836"/>
+        </w:tabs>
+        <w:ind w:left="2836" w:hanging="283"/>
+      </w:pPr>
+    </w:lvl>
+    <w:lvl w:ilvl="4">
+      <w:start w:val="1"/>
+      <w:numFmt w:val="decimal"/>
+      <w:lvlText w:val="%5."/>
+      <w:lvlJc w:val="left"/>
+      <w:pPr>
+        <w:tabs>
+          <w:tab w:val="num" w:pos="3545"/>
+        </w:tabs>
+        <w:ind w:left="3545" w:hanging="283"/>
+      </w:pPr>
+    </w:lvl>
+    <w:lvl w:ilvl="5">
+      <w:start w:val="1"/>
+      <w:numFmt w:val="decimal"/>
+      <w:lvlText w:val="%6."/>
+      <w:lvlJc w:val="left"/>
+      <w:pPr>
+        <w:tabs>
+          <w:tab w:val="num" w:pos="4254"/>
+        </w:tabs>
+        <w:ind w:left="4254" w:hanging="283"/>
+      </w:pPr>
+    </w:lvl>
+    <w:lvl w:ilvl="6">
+      <w:start w:val="1"/>
+      <w:numFmt w:val="decimal"/>
+      <w:lvlText w:val="%7."/>
+      <w:lvlJc w:val="left"/>
+      <w:pPr>
+        <w:tabs>
+          <w:tab w:val="num" w:pos="4963"/>
+        </w:tabs>
+        <w:ind w:left="4963" w:hanging="283"/>
+      </w:pPr>
+    </w:lvl>
+    <w:lvl w:ilvl="7">
+      <w:start w:val="1"/>
+      <w:numFmt w:val="decimal"/>
+      <w:lvlText w:val="%8."/>
+      <w:lvlJc w:val="left"/>
+      <w:pPr>
+        <w:tabs>
+          <w:tab w:val="num" w:pos="5672"/>
+        </w:tabs>
+        <w:ind w:left="5672" w:hanging="283"/>
+      </w:pPr>
+    </w:lvl>
+    <w:lvl w:ilvl="8">
+      <w:start w:val="1"/>
+      <w:numFmt w:val="decimal"/>
+      <w:lvlText w:val="%9."/>
+      <w:lvlJc w:val="left"/>
+      <w:pPr>
+        <w:tabs>
+          <w:tab w:val="num" w:pos="6381"/>
+        </w:tabs>
+        <w:ind w:left="6381" w:hanging="283"/>
+      </w:pPr>
+    </w:lvl>
+  </w:abstractNum>
+  <w:abstractNum w:abstractNumId="1" w15:restartNumberingAfterBreak="0">
+    <w:nsid w:val="0F1B2BEF"/>
+    <w:multiLevelType w:val="multilevel"/>
+    <w:tmpl w:val="19C85C5A"/>
     <w:lvl w:ilvl="0">
       <w:start w:val="1"/>
       <w:numFmt w:val="none"/>
       <w:suff w:val="nothing"/>
       <w:lvlText w:val=""/>
-      <w:lvlJc w:val="start"/>
+      <w:lvlJc w:val="left"/>
       <w:pPr>
         <w:tabs>
           <w:tab w:val="num" w:pos="0"/>
         </w:tabs>
-        <w:ind w:start="0" w:hanging="0"/>
+        <w:ind w:left="0" w:firstLine="0"/>
       </w:pPr>
     </w:lvl>
     <w:lvl w:ilvl="1">
@@ -6393,12 +5202,12 @@
       <w:numFmt w:val="none"/>
       <w:suff w:val="nothing"/>
       <w:lvlText w:val=""/>
-      <w:lvlJc w:val="start"/>
+      <w:lvlJc w:val="left"/>
       <w:pPr>
         <w:tabs>
           <w:tab w:val="num" w:pos="0"/>
         </w:tabs>
-        <w:ind w:start="0" w:hanging="0"/>
+        <w:ind w:left="0" w:firstLine="0"/>
       </w:pPr>
     </w:lvl>
     <w:lvl w:ilvl="2">
@@ -6406,12 +5215,12 @@
       <w:numFmt w:val="none"/>
       <w:suff w:val="nothing"/>
       <w:lvlText w:val=""/>
-      <w:lvlJc w:val="start"/>
+      <w:lvlJc w:val="left"/>
       <w:pPr>
         <w:tabs>
           <w:tab w:val="num" w:pos="0"/>
         </w:tabs>
-        <w:ind w:start="0" w:hanging="0"/>
+        <w:ind w:left="0" w:firstLine="0"/>
       </w:pPr>
     </w:lvl>
     <w:lvl w:ilvl="3">
@@ -6419,12 +5228,12 @@
       <w:numFmt w:val="none"/>
       <w:suff w:val="nothing"/>
       <w:lvlText w:val=""/>
-      <w:lvlJc w:val="start"/>
+      <w:lvlJc w:val="left"/>
       <w:pPr>
         <w:tabs>
           <w:tab w:val="num" w:pos="0"/>
         </w:tabs>
-        <w:ind w:start="0" w:hanging="0"/>
+        <w:ind w:left="0" w:firstLine="0"/>
       </w:pPr>
     </w:lvl>
     <w:lvl w:ilvl="4">
@@ -6432,12 +5241,12 @@
       <w:numFmt w:val="none"/>
       <w:suff w:val="nothing"/>
       <w:lvlText w:val=""/>
-      <w:lvlJc w:val="start"/>
+      <w:lvlJc w:val="left"/>
       <w:pPr>
         <w:tabs>
           <w:tab w:val="num" w:pos="0"/>
         </w:tabs>
-        <w:ind w:start="0" w:hanging="0"/>
+        <w:ind w:left="0" w:firstLine="0"/>
       </w:pPr>
     </w:lvl>
     <w:lvl w:ilvl="5">
@@ -6445,12 +5254,12 @@
       <w:numFmt w:val="none"/>
       <w:suff w:val="nothing"/>
       <w:lvlText w:val=""/>
-      <w:lvlJc w:val="start"/>
+      <w:lvlJc w:val="left"/>
       <w:pPr>
         <w:tabs>
           <w:tab w:val="num" w:pos="0"/>
         </w:tabs>
-        <w:ind w:start="0" w:hanging="0"/>
+        <w:ind w:left="0" w:firstLine="0"/>
       </w:pPr>
     </w:lvl>
     <w:lvl w:ilvl="6">
@@ -6458,12 +5267,12 @@
       <w:numFmt w:val="none"/>
       <w:suff w:val="nothing"/>
       <w:lvlText w:val=""/>
-      <w:lvlJc w:val="start"/>
+      <w:lvlJc w:val="left"/>
       <w:pPr>
         <w:tabs>
           <w:tab w:val="num" w:pos="0"/>
         </w:tabs>
-        <w:ind w:start="0" w:hanging="0"/>
+        <w:ind w:left="0" w:firstLine="0"/>
       </w:pPr>
     </w:lvl>
     <w:lvl w:ilvl="7">
@@ -6471,12 +5280,12 @@
       <w:numFmt w:val="none"/>
       <w:suff w:val="nothing"/>
       <w:lvlText w:val=""/>
-      <w:lvlJc w:val="start"/>
+      <w:lvlJc w:val="left"/>
       <w:pPr>
         <w:tabs>
           <w:tab w:val="num" w:pos="0"/>
         </w:tabs>
-        <w:ind w:start="0" w:hanging="0"/>
+        <w:ind w:left="0" w:firstLine="0"/>
       </w:pPr>
     </w:lvl>
     <w:lvl w:ilvl="8">
@@ -6484,387 +5293,30 @@
       <w:numFmt w:val="none"/>
       <w:suff w:val="nothing"/>
       <w:lvlText w:val=""/>
-      <w:lvlJc w:val="start"/>
+      <w:lvlJc w:val="left"/>
       <w:pPr>
         <w:tabs>
           <w:tab w:val="num" w:pos="0"/>
         </w:tabs>
-        <w:ind w:start="0" w:hanging="0"/>
+        <w:ind w:left="0" w:firstLine="0"/>
       </w:pPr>
     </w:lvl>
   </w:abstractNum>
-  <w:abstractNum w:abstractNumId="2">
-    <w:lvl w:ilvl="0">
-      <w:start w:val="1"/>
-      <w:numFmt w:val="decimal"/>
-      <w:suff w:val="nothing"/>
-      <w:lvlText w:val="%1."/>
-      <w:lvlJc w:val="start"/>
-      <w:pPr>
-        <w:tabs>
-          <w:tab w:val="num" w:pos="0"/>
-        </w:tabs>
-        <w:ind w:start="709" w:hanging="0"/>
-      </w:pPr>
-      <w:rPr/>
-    </w:lvl>
-    <w:lvl w:ilvl="1">
-      <w:start w:val="1"/>
-      <w:numFmt w:val="decimal"/>
-      <w:lvlText w:val="%2."/>
-      <w:lvlJc w:val="start"/>
-      <w:pPr>
-        <w:tabs>
-          <w:tab w:val="num" w:pos="1418"/>
-        </w:tabs>
-        <w:ind w:start="1418" w:hanging="283"/>
-      </w:pPr>
-      <w:rPr/>
-    </w:lvl>
-    <w:lvl w:ilvl="2">
-      <w:start w:val="1"/>
-      <w:numFmt w:val="decimal"/>
-      <w:lvlText w:val="%3."/>
-      <w:lvlJc w:val="start"/>
-      <w:pPr>
-        <w:tabs>
-          <w:tab w:val="num" w:pos="2127"/>
-        </w:tabs>
-        <w:ind w:start="2127" w:hanging="283"/>
-      </w:pPr>
-      <w:rPr/>
-    </w:lvl>
-    <w:lvl w:ilvl="3">
-      <w:start w:val="1"/>
-      <w:numFmt w:val="decimal"/>
-      <w:lvlText w:val="%4."/>
-      <w:lvlJc w:val="start"/>
-      <w:pPr>
-        <w:tabs>
-          <w:tab w:val="num" w:pos="2836"/>
-        </w:tabs>
-        <w:ind w:start="2836" w:hanging="283"/>
-      </w:pPr>
-      <w:rPr/>
-    </w:lvl>
-    <w:lvl w:ilvl="4">
-      <w:start w:val="1"/>
-      <w:numFmt w:val="decimal"/>
-      <w:lvlText w:val="%5."/>
-      <w:lvlJc w:val="start"/>
-      <w:pPr>
-        <w:tabs>
-          <w:tab w:val="num" w:pos="3545"/>
-        </w:tabs>
-        <w:ind w:start="3545" w:hanging="283"/>
-      </w:pPr>
-      <w:rPr/>
-    </w:lvl>
-    <w:lvl w:ilvl="5">
-      <w:start w:val="1"/>
-      <w:numFmt w:val="decimal"/>
-      <w:lvlText w:val="%6."/>
-      <w:lvlJc w:val="start"/>
-      <w:pPr>
-        <w:tabs>
-          <w:tab w:val="num" w:pos="4254"/>
-        </w:tabs>
-        <w:ind w:start="4254" w:hanging="283"/>
-      </w:pPr>
-      <w:rPr/>
-    </w:lvl>
-    <w:lvl w:ilvl="6">
-      <w:start w:val="1"/>
-      <w:numFmt w:val="decimal"/>
-      <w:lvlText w:val="%7."/>
-      <w:lvlJc w:val="start"/>
-      <w:pPr>
-        <w:tabs>
-          <w:tab w:val="num" w:pos="4963"/>
-        </w:tabs>
-        <w:ind w:start="4963" w:hanging="283"/>
-      </w:pPr>
-      <w:rPr/>
-    </w:lvl>
-    <w:lvl w:ilvl="7">
-      <w:start w:val="1"/>
-      <w:numFmt w:val="decimal"/>
-      <w:lvlText w:val="%8."/>
-      <w:lvlJc w:val="start"/>
-      <w:pPr>
-        <w:tabs>
-          <w:tab w:val="num" w:pos="5672"/>
-        </w:tabs>
-        <w:ind w:start="5672" w:hanging="283"/>
-      </w:pPr>
-      <w:rPr/>
-    </w:lvl>
-    <w:lvl w:ilvl="8">
-      <w:start w:val="1"/>
-      <w:numFmt w:val="decimal"/>
-      <w:lvlText w:val="%9."/>
-      <w:lvlJc w:val="start"/>
-      <w:pPr>
-        <w:tabs>
-          <w:tab w:val="num" w:pos="6381"/>
-        </w:tabs>
-        <w:ind w:start="6381" w:hanging="283"/>
-      </w:pPr>
-      <w:rPr/>
-    </w:lvl>
-  </w:abstractNum>
-  <w:abstractNum w:abstractNumId="3">
-    <w:lvl w:ilvl="0">
-      <w:start w:val="2"/>
-      <w:numFmt w:val="decimal"/>
-      <w:suff w:val="nothing"/>
-      <w:lvlText w:val="%1."/>
-      <w:lvlJc w:val="start"/>
-      <w:pPr>
-        <w:tabs>
-          <w:tab w:val="num" w:pos="0"/>
-        </w:tabs>
-        <w:ind w:start="709" w:hanging="0"/>
-      </w:pPr>
-      <w:rPr/>
-    </w:lvl>
-    <w:lvl w:ilvl="1">
-      <w:start w:val="1"/>
-      <w:numFmt w:val="decimal"/>
-      <w:lvlText w:val="%2."/>
-      <w:lvlJc w:val="start"/>
-      <w:pPr>
-        <w:tabs>
-          <w:tab w:val="num" w:pos="1418"/>
-        </w:tabs>
-        <w:ind w:start="1418" w:hanging="283"/>
-      </w:pPr>
-      <w:rPr/>
-    </w:lvl>
-    <w:lvl w:ilvl="2">
-      <w:start w:val="1"/>
-      <w:numFmt w:val="decimal"/>
-      <w:lvlText w:val="%3."/>
-      <w:lvlJc w:val="start"/>
-      <w:pPr>
-        <w:tabs>
-          <w:tab w:val="num" w:pos="2127"/>
-        </w:tabs>
-        <w:ind w:start="2127" w:hanging="283"/>
-      </w:pPr>
-      <w:rPr/>
-    </w:lvl>
-    <w:lvl w:ilvl="3">
-      <w:start w:val="1"/>
-      <w:numFmt w:val="decimal"/>
-      <w:lvlText w:val="%4."/>
-      <w:lvlJc w:val="start"/>
-      <w:pPr>
-        <w:tabs>
-          <w:tab w:val="num" w:pos="2836"/>
-        </w:tabs>
-        <w:ind w:start="2836" w:hanging="283"/>
-      </w:pPr>
-      <w:rPr/>
-    </w:lvl>
-    <w:lvl w:ilvl="4">
-      <w:start w:val="1"/>
-      <w:numFmt w:val="decimal"/>
-      <w:lvlText w:val="%5."/>
-      <w:lvlJc w:val="start"/>
-      <w:pPr>
-        <w:tabs>
-          <w:tab w:val="num" w:pos="3545"/>
-        </w:tabs>
-        <w:ind w:start="3545" w:hanging="283"/>
-      </w:pPr>
-      <w:rPr/>
-    </w:lvl>
-    <w:lvl w:ilvl="5">
-      <w:start w:val="1"/>
-      <w:numFmt w:val="decimal"/>
-      <w:lvlText w:val="%6."/>
-      <w:lvlJc w:val="start"/>
-      <w:pPr>
-        <w:tabs>
-          <w:tab w:val="num" w:pos="4254"/>
-        </w:tabs>
-        <w:ind w:start="4254" w:hanging="283"/>
-      </w:pPr>
-      <w:rPr/>
-    </w:lvl>
-    <w:lvl w:ilvl="6">
-      <w:start w:val="1"/>
-      <w:numFmt w:val="decimal"/>
-      <w:lvlText w:val="%7."/>
-      <w:lvlJc w:val="start"/>
-      <w:pPr>
-        <w:tabs>
-          <w:tab w:val="num" w:pos="4963"/>
-        </w:tabs>
-        <w:ind w:start="4963" w:hanging="283"/>
-      </w:pPr>
-      <w:rPr/>
-    </w:lvl>
-    <w:lvl w:ilvl="7">
-      <w:start w:val="1"/>
-      <w:numFmt w:val="decimal"/>
-      <w:lvlText w:val="%8."/>
-      <w:lvlJc w:val="start"/>
-      <w:pPr>
-        <w:tabs>
-          <w:tab w:val="num" w:pos="5672"/>
-        </w:tabs>
-        <w:ind w:start="5672" w:hanging="283"/>
-      </w:pPr>
-      <w:rPr/>
-    </w:lvl>
-    <w:lvl w:ilvl="8">
-      <w:start w:val="1"/>
-      <w:numFmt w:val="decimal"/>
-      <w:lvlText w:val="%9."/>
-      <w:lvlJc w:val="start"/>
-      <w:pPr>
-        <w:tabs>
-          <w:tab w:val="num" w:pos="6381"/>
-        </w:tabs>
-        <w:ind w:start="6381" w:hanging="283"/>
-      </w:pPr>
-      <w:rPr/>
-    </w:lvl>
-  </w:abstractNum>
-  <w:abstractNum w:abstractNumId="4">
-    <w:lvl w:ilvl="0">
-      <w:start w:val="3"/>
-      <w:numFmt w:val="decimal"/>
-      <w:suff w:val="nothing"/>
-      <w:lvlText w:val="%1."/>
-      <w:lvlJc w:val="start"/>
-      <w:pPr>
-        <w:tabs>
-          <w:tab w:val="num" w:pos="0"/>
-        </w:tabs>
-        <w:ind w:start="709" w:hanging="0"/>
-      </w:pPr>
-      <w:rPr/>
-    </w:lvl>
-    <w:lvl w:ilvl="1">
-      <w:start w:val="1"/>
-      <w:numFmt w:val="decimal"/>
-      <w:lvlText w:val="%2."/>
-      <w:lvlJc w:val="start"/>
-      <w:pPr>
-        <w:tabs>
-          <w:tab w:val="num" w:pos="1418"/>
-        </w:tabs>
-        <w:ind w:start="1418" w:hanging="283"/>
-      </w:pPr>
-      <w:rPr/>
-    </w:lvl>
-    <w:lvl w:ilvl="2">
-      <w:start w:val="1"/>
-      <w:numFmt w:val="decimal"/>
-      <w:lvlText w:val="%3."/>
-      <w:lvlJc w:val="start"/>
-      <w:pPr>
-        <w:tabs>
-          <w:tab w:val="num" w:pos="2127"/>
-        </w:tabs>
-        <w:ind w:start="2127" w:hanging="283"/>
-      </w:pPr>
-      <w:rPr/>
-    </w:lvl>
-    <w:lvl w:ilvl="3">
-      <w:start w:val="1"/>
-      <w:numFmt w:val="decimal"/>
-      <w:lvlText w:val="%4."/>
-      <w:lvlJc w:val="start"/>
-      <w:pPr>
-        <w:tabs>
-          <w:tab w:val="num" w:pos="2836"/>
-        </w:tabs>
-        <w:ind w:start="2836" w:hanging="283"/>
-      </w:pPr>
-      <w:rPr/>
-    </w:lvl>
-    <w:lvl w:ilvl="4">
-      <w:start w:val="1"/>
-      <w:numFmt w:val="decimal"/>
-      <w:lvlText w:val="%5."/>
-      <w:lvlJc w:val="start"/>
-      <w:pPr>
-        <w:tabs>
-          <w:tab w:val="num" w:pos="3545"/>
-        </w:tabs>
-        <w:ind w:start="3545" w:hanging="283"/>
-      </w:pPr>
-      <w:rPr/>
-    </w:lvl>
-    <w:lvl w:ilvl="5">
-      <w:start w:val="1"/>
-      <w:numFmt w:val="decimal"/>
-      <w:lvlText w:val="%6."/>
-      <w:lvlJc w:val="start"/>
-      <w:pPr>
-        <w:tabs>
-          <w:tab w:val="num" w:pos="4254"/>
-        </w:tabs>
-        <w:ind w:start="4254" w:hanging="283"/>
-      </w:pPr>
-      <w:rPr/>
-    </w:lvl>
-    <w:lvl w:ilvl="6">
-      <w:start w:val="1"/>
-      <w:numFmt w:val="decimal"/>
-      <w:lvlText w:val="%7."/>
-      <w:lvlJc w:val="start"/>
-      <w:pPr>
-        <w:tabs>
-          <w:tab w:val="num" w:pos="4963"/>
-        </w:tabs>
-        <w:ind w:start="4963" w:hanging="283"/>
-      </w:pPr>
-      <w:rPr/>
-    </w:lvl>
-    <w:lvl w:ilvl="7">
-      <w:start w:val="1"/>
-      <w:numFmt w:val="decimal"/>
-      <w:lvlText w:val="%8."/>
-      <w:lvlJc w:val="start"/>
-      <w:pPr>
-        <w:tabs>
-          <w:tab w:val="num" w:pos="5672"/>
-        </w:tabs>
-        <w:ind w:start="5672" w:hanging="283"/>
-      </w:pPr>
-      <w:rPr/>
-    </w:lvl>
-    <w:lvl w:ilvl="8">
-      <w:start w:val="1"/>
-      <w:numFmt w:val="decimal"/>
-      <w:lvlText w:val="%9."/>
-      <w:lvlJc w:val="start"/>
-      <w:pPr>
-        <w:tabs>
-          <w:tab w:val="num" w:pos="6381"/>
-        </w:tabs>
-        <w:ind w:start="6381" w:hanging="283"/>
-      </w:pPr>
-      <w:rPr/>
-    </w:lvl>
-  </w:abstractNum>
-  <w:abstractNum w:abstractNumId="5">
+  <w:abstractNum w:abstractNumId="2" w15:restartNumberingAfterBreak="0">
+    <w:nsid w:val="27076C13"/>
+    <w:multiLevelType w:val="multilevel"/>
+    <w:tmpl w:val="DE46CAE2"/>
     <w:lvl w:ilvl="0">
       <w:start w:val="1"/>
       <w:numFmt w:val="bullet"/>
       <w:suff w:val="nothing"/>
       <w:lvlText w:val=""/>
-      <w:lvlJc w:val="start"/>
+      <w:lvlJc w:val="left"/>
       <w:pPr>
         <w:tabs>
           <w:tab w:val="num" w:pos="0"/>
         </w:tabs>
-        <w:ind w:start="0" w:hanging="0"/>
+        <w:ind w:left="0" w:firstLine="0"/>
       </w:pPr>
       <w:rPr>
         <w:rFonts w:ascii="Symbol" w:hAnsi="Symbol" w:cs="Symbol" w:hint="default"/>
@@ -6874,12 +5326,12 @@
       <w:start w:val="1"/>
       <w:numFmt w:val="bullet"/>
       <w:lvlText w:val=""/>
-      <w:lvlJc w:val="start"/>
+      <w:lvlJc w:val="left"/>
       <w:pPr>
         <w:tabs>
           <w:tab w:val="num" w:pos="1418"/>
         </w:tabs>
-        <w:ind w:start="1418" w:hanging="283"/>
+        <w:ind w:left="1418" w:hanging="283"/>
       </w:pPr>
       <w:rPr>
         <w:rFonts w:ascii="Symbol" w:hAnsi="Symbol" w:cs="Symbol" w:hint="default"/>
@@ -6889,12 +5341,12 @@
       <w:start w:val="1"/>
       <w:numFmt w:val="bullet"/>
       <w:lvlText w:val=""/>
-      <w:lvlJc w:val="start"/>
+      <w:lvlJc w:val="left"/>
       <w:pPr>
         <w:tabs>
           <w:tab w:val="num" w:pos="2127"/>
         </w:tabs>
-        <w:ind w:start="2127" w:hanging="283"/>
+        <w:ind w:left="2127" w:hanging="283"/>
       </w:pPr>
       <w:rPr>
         <w:rFonts w:ascii="Symbol" w:hAnsi="Symbol" w:cs="Symbol" w:hint="default"/>
@@ -6904,12 +5356,12 @@
       <w:start w:val="1"/>
       <w:numFmt w:val="bullet"/>
       <w:lvlText w:val=""/>
-      <w:lvlJc w:val="start"/>
+      <w:lvlJc w:val="left"/>
       <w:pPr>
         <w:tabs>
           <w:tab w:val="num" w:pos="2836"/>
         </w:tabs>
-        <w:ind w:start="2836" w:hanging="283"/>
+        <w:ind w:left="2836" w:hanging="283"/>
       </w:pPr>
       <w:rPr>
         <w:rFonts w:ascii="Symbol" w:hAnsi="Symbol" w:cs="Symbol" w:hint="default"/>
@@ -6919,12 +5371,12 @@
       <w:start w:val="1"/>
       <w:numFmt w:val="bullet"/>
       <w:lvlText w:val=""/>
-      <w:lvlJc w:val="start"/>
+      <w:lvlJc w:val="left"/>
       <w:pPr>
         <w:tabs>
           <w:tab w:val="num" w:pos="3545"/>
         </w:tabs>
-        <w:ind w:start="3545" w:hanging="283"/>
+        <w:ind w:left="3545" w:hanging="283"/>
       </w:pPr>
       <w:rPr>
         <w:rFonts w:ascii="Symbol" w:hAnsi="Symbol" w:cs="Symbol" w:hint="default"/>
@@ -6934,12 +5386,12 @@
       <w:start w:val="1"/>
       <w:numFmt w:val="bullet"/>
       <w:lvlText w:val=""/>
-      <w:lvlJc w:val="start"/>
+      <w:lvlJc w:val="left"/>
       <w:pPr>
         <w:tabs>
           <w:tab w:val="num" w:pos="4254"/>
         </w:tabs>
-        <w:ind w:start="4254" w:hanging="283"/>
+        <w:ind w:left="4254" w:hanging="283"/>
       </w:pPr>
       <w:rPr>
         <w:rFonts w:ascii="Symbol" w:hAnsi="Symbol" w:cs="Symbol" w:hint="default"/>
@@ -6949,12 +5401,12 @@
       <w:start w:val="1"/>
       <w:numFmt w:val="bullet"/>
       <w:lvlText w:val=""/>
-      <w:lvlJc w:val="start"/>
+      <w:lvlJc w:val="left"/>
       <w:pPr>
         <w:tabs>
           <w:tab w:val="num" w:pos="4963"/>
         </w:tabs>
-        <w:ind w:start="4963" w:hanging="283"/>
+        <w:ind w:left="4963" w:hanging="283"/>
       </w:pPr>
       <w:rPr>
         <w:rFonts w:ascii="Symbol" w:hAnsi="Symbol" w:cs="Symbol" w:hint="default"/>
@@ -6964,12 +5416,12 @@
       <w:start w:val="1"/>
       <w:numFmt w:val="bullet"/>
       <w:lvlText w:val=""/>
-      <w:lvlJc w:val="start"/>
+      <w:lvlJc w:val="left"/>
       <w:pPr>
         <w:tabs>
           <w:tab w:val="num" w:pos="5672"/>
         </w:tabs>
-        <w:ind w:start="5672" w:hanging="283"/>
+        <w:ind w:left="5672" w:hanging="283"/>
       </w:pPr>
       <w:rPr>
         <w:rFonts w:ascii="Symbol" w:hAnsi="Symbol" w:cs="Symbol" w:hint="default"/>
@@ -6979,42 +5431,270 @@
       <w:start w:val="1"/>
       <w:numFmt w:val="bullet"/>
       <w:lvlText w:val=""/>
-      <w:lvlJc w:val="start"/>
+      <w:lvlJc w:val="left"/>
       <w:pPr>
         <w:tabs>
           <w:tab w:val="num" w:pos="6381"/>
         </w:tabs>
-        <w:ind w:start="6381" w:hanging="283"/>
+        <w:ind w:left="6381" w:hanging="283"/>
       </w:pPr>
       <w:rPr>
         <w:rFonts w:ascii="Symbol" w:hAnsi="Symbol" w:cs="Symbol" w:hint="default"/>
       </w:rPr>
     </w:lvl>
   </w:abstractNum>
-  <w:num w:numId="1">
+  <w:abstractNum w:abstractNumId="3" w15:restartNumberingAfterBreak="0">
+    <w:nsid w:val="475709B5"/>
+    <w:multiLevelType w:val="multilevel"/>
+    <w:tmpl w:val="08FE4A4C"/>
+    <w:lvl w:ilvl="0">
+      <w:start w:val="2"/>
+      <w:numFmt w:val="decimal"/>
+      <w:suff w:val="nothing"/>
+      <w:lvlText w:val="%1."/>
+      <w:lvlJc w:val="left"/>
+      <w:pPr>
+        <w:tabs>
+          <w:tab w:val="num" w:pos="0"/>
+        </w:tabs>
+        <w:ind w:left="709" w:firstLine="0"/>
+      </w:pPr>
+    </w:lvl>
+    <w:lvl w:ilvl="1">
+      <w:start w:val="1"/>
+      <w:numFmt w:val="decimal"/>
+      <w:lvlText w:val="%2."/>
+      <w:lvlJc w:val="left"/>
+      <w:pPr>
+        <w:tabs>
+          <w:tab w:val="num" w:pos="1418"/>
+        </w:tabs>
+        <w:ind w:left="1418" w:hanging="283"/>
+      </w:pPr>
+    </w:lvl>
+    <w:lvl w:ilvl="2">
+      <w:start w:val="1"/>
+      <w:numFmt w:val="decimal"/>
+      <w:lvlText w:val="%3."/>
+      <w:lvlJc w:val="left"/>
+      <w:pPr>
+        <w:tabs>
+          <w:tab w:val="num" w:pos="2127"/>
+        </w:tabs>
+        <w:ind w:left="2127" w:hanging="283"/>
+      </w:pPr>
+    </w:lvl>
+    <w:lvl w:ilvl="3">
+      <w:start w:val="1"/>
+      <w:numFmt w:val="decimal"/>
+      <w:lvlText w:val="%4."/>
+      <w:lvlJc w:val="left"/>
+      <w:pPr>
+        <w:tabs>
+          <w:tab w:val="num" w:pos="2836"/>
+        </w:tabs>
+        <w:ind w:left="2836" w:hanging="283"/>
+      </w:pPr>
+    </w:lvl>
+    <w:lvl w:ilvl="4">
+      <w:start w:val="1"/>
+      <w:numFmt w:val="decimal"/>
+      <w:lvlText w:val="%5."/>
+      <w:lvlJc w:val="left"/>
+      <w:pPr>
+        <w:tabs>
+          <w:tab w:val="num" w:pos="3545"/>
+        </w:tabs>
+        <w:ind w:left="3545" w:hanging="283"/>
+      </w:pPr>
+    </w:lvl>
+    <w:lvl w:ilvl="5">
+      <w:start w:val="1"/>
+      <w:numFmt w:val="decimal"/>
+      <w:lvlText w:val="%6."/>
+      <w:lvlJc w:val="left"/>
+      <w:pPr>
+        <w:tabs>
+          <w:tab w:val="num" w:pos="4254"/>
+        </w:tabs>
+        <w:ind w:left="4254" w:hanging="283"/>
+      </w:pPr>
+    </w:lvl>
+    <w:lvl w:ilvl="6">
+      <w:start w:val="1"/>
+      <w:numFmt w:val="decimal"/>
+      <w:lvlText w:val="%7."/>
+      <w:lvlJc w:val="left"/>
+      <w:pPr>
+        <w:tabs>
+          <w:tab w:val="num" w:pos="4963"/>
+        </w:tabs>
+        <w:ind w:left="4963" w:hanging="283"/>
+      </w:pPr>
+    </w:lvl>
+    <w:lvl w:ilvl="7">
+      <w:start w:val="1"/>
+      <w:numFmt w:val="decimal"/>
+      <w:lvlText w:val="%8."/>
+      <w:lvlJc w:val="left"/>
+      <w:pPr>
+        <w:tabs>
+          <w:tab w:val="num" w:pos="5672"/>
+        </w:tabs>
+        <w:ind w:left="5672" w:hanging="283"/>
+      </w:pPr>
+    </w:lvl>
+    <w:lvl w:ilvl="8">
+      <w:start w:val="1"/>
+      <w:numFmt w:val="decimal"/>
+      <w:lvlText w:val="%9."/>
+      <w:lvlJc w:val="left"/>
+      <w:pPr>
+        <w:tabs>
+          <w:tab w:val="num" w:pos="6381"/>
+        </w:tabs>
+        <w:ind w:left="6381" w:hanging="283"/>
+      </w:pPr>
+    </w:lvl>
+  </w:abstractNum>
+  <w:abstractNum w:abstractNumId="4" w15:restartNumberingAfterBreak="0">
+    <w:nsid w:val="4C0E0ABF"/>
+    <w:multiLevelType w:val="multilevel"/>
+    <w:tmpl w:val="F41C5E7A"/>
+    <w:lvl w:ilvl="0">
+      <w:start w:val="1"/>
+      <w:numFmt w:val="decimal"/>
+      <w:suff w:val="nothing"/>
+      <w:lvlText w:val="%1."/>
+      <w:lvlJc w:val="left"/>
+      <w:pPr>
+        <w:tabs>
+          <w:tab w:val="num" w:pos="0"/>
+        </w:tabs>
+        <w:ind w:left="709" w:firstLine="0"/>
+      </w:pPr>
+    </w:lvl>
+    <w:lvl w:ilvl="1">
+      <w:start w:val="1"/>
+      <w:numFmt w:val="decimal"/>
+      <w:lvlText w:val="%2."/>
+      <w:lvlJc w:val="left"/>
+      <w:pPr>
+        <w:tabs>
+          <w:tab w:val="num" w:pos="1418"/>
+        </w:tabs>
+        <w:ind w:left="1418" w:hanging="283"/>
+      </w:pPr>
+    </w:lvl>
+    <w:lvl w:ilvl="2">
+      <w:start w:val="1"/>
+      <w:numFmt w:val="decimal"/>
+      <w:lvlText w:val="%3."/>
+      <w:lvlJc w:val="left"/>
+      <w:pPr>
+        <w:tabs>
+          <w:tab w:val="num" w:pos="2127"/>
+        </w:tabs>
+        <w:ind w:left="2127" w:hanging="283"/>
+      </w:pPr>
+    </w:lvl>
+    <w:lvl w:ilvl="3">
+      <w:start w:val="1"/>
+      <w:numFmt w:val="decimal"/>
+      <w:lvlText w:val="%4."/>
+      <w:lvlJc w:val="left"/>
+      <w:pPr>
+        <w:tabs>
+          <w:tab w:val="num" w:pos="2836"/>
+        </w:tabs>
+        <w:ind w:left="2836" w:hanging="283"/>
+      </w:pPr>
+    </w:lvl>
+    <w:lvl w:ilvl="4">
+      <w:start w:val="1"/>
+      <w:numFmt w:val="decimal"/>
+      <w:lvlText w:val="%5."/>
+      <w:lvlJc w:val="left"/>
+      <w:pPr>
+        <w:tabs>
+          <w:tab w:val="num" w:pos="3545"/>
+        </w:tabs>
+        <w:ind w:left="3545" w:hanging="283"/>
+      </w:pPr>
+    </w:lvl>
+    <w:lvl w:ilvl="5">
+      <w:start w:val="1"/>
+      <w:numFmt w:val="decimal"/>
+      <w:lvlText w:val="%6."/>
+      <w:lvlJc w:val="left"/>
+      <w:pPr>
+        <w:tabs>
+          <w:tab w:val="num" w:pos="4254"/>
+        </w:tabs>
+        <w:ind w:left="4254" w:hanging="283"/>
+      </w:pPr>
+    </w:lvl>
+    <w:lvl w:ilvl="6">
+      <w:start w:val="1"/>
+      <w:numFmt w:val="decimal"/>
+      <w:lvlText w:val="%7."/>
+      <w:lvlJc w:val="left"/>
+      <w:pPr>
+        <w:tabs>
+          <w:tab w:val="num" w:pos="4963"/>
+        </w:tabs>
+        <w:ind w:left="4963" w:hanging="283"/>
+      </w:pPr>
+    </w:lvl>
+    <w:lvl w:ilvl="7">
+      <w:start w:val="1"/>
+      <w:numFmt w:val="decimal"/>
+      <w:lvlText w:val="%8."/>
+      <w:lvlJc w:val="left"/>
+      <w:pPr>
+        <w:tabs>
+          <w:tab w:val="num" w:pos="5672"/>
+        </w:tabs>
+        <w:ind w:left="5672" w:hanging="283"/>
+      </w:pPr>
+    </w:lvl>
+    <w:lvl w:ilvl="8">
+      <w:start w:val="1"/>
+      <w:numFmt w:val="decimal"/>
+      <w:lvlText w:val="%9."/>
+      <w:lvlJc w:val="left"/>
+      <w:pPr>
+        <w:tabs>
+          <w:tab w:val="num" w:pos="6381"/>
+        </w:tabs>
+        <w:ind w:left="6381" w:hanging="283"/>
+      </w:pPr>
+    </w:lvl>
+  </w:abstractNum>
+  <w:num w:numId="1" w16cid:durableId="664167747">
     <w:abstractNumId w:val="1"/>
   </w:num>
-  <w:num w:numId="2">
-    <w:abstractNumId w:val="2"/>
+  <w:num w:numId="2" w16cid:durableId="1159999706">
+    <w:abstractNumId w:val="4"/>
   </w:num>
-  <w:num w:numId="3">
+  <w:num w:numId="3" w16cid:durableId="1759789860">
     <w:abstractNumId w:val="3"/>
   </w:num>
-  <w:num w:numId="4">
-    <w:abstractNumId w:val="4"/>
+  <w:num w:numId="4" w16cid:durableId="716974402">
+    <w:abstractNumId w:val="0"/>
   </w:num>
-  <w:num w:numId="5">
-    <w:abstractNumId w:val="5"/>
+  <w:num w:numId="5" w16cid:durableId="902451899">
+    <w:abstractNumId w:val="2"/>
   </w:num>
 </w:numbering>
 </file>
 
 <file path=word/styles.xml><?xml version="1.0" encoding="utf-8"?>
-<w:styles xmlns:w="http://schemas.openxmlformats.org/wordprocessingml/2006/main" xmlns:w14="http://schemas.microsoft.com/office/word/2010/wordml" xmlns:mc="http://schemas.openxmlformats.org/markup-compatibility/2006" mc:Ignorable="w14">
+<w:styles xmlns:mc="http://schemas.openxmlformats.org/markup-compatibility/2006" xmlns:r="http://schemas.openxmlformats.org/officeDocument/2006/relationships" xmlns:w="http://schemas.openxmlformats.org/wordprocessingml/2006/main" xmlns:w14="http://schemas.microsoft.com/office/word/2010/wordml" xmlns:w15="http://schemas.microsoft.com/office/word/2012/wordml" xmlns:w16cex="http://schemas.microsoft.com/office/word/2018/wordml/cex" xmlns:w16cid="http://schemas.microsoft.com/office/word/2016/wordml/cid" xmlns:w16="http://schemas.microsoft.com/office/word/2018/wordml" xmlns:w16du="http://schemas.microsoft.com/office/word/2023/wordml/word16du" xmlns:w16sdtdh="http://schemas.microsoft.com/office/word/2020/wordml/sdtdatahash" xmlns:w16sdtfl="http://schemas.microsoft.com/office/word/2024/wordml/sdtformatlock" xmlns:w16se="http://schemas.microsoft.com/office/word/2015/wordml/symex" mc:Ignorable="w14 w15 w16se w16cid w16 w16cex w16sdtdh w16sdtfl w16du">
   <w:docDefaults>
     <w:rPrDefault>
       <w:rPr>
-        <w:rFonts w:ascii="Calibri" w:hAnsi="Calibri" w:eastAsia="Calibri" w:cs="" w:asciiTheme="minorHAnsi" w:cstheme="minorBidi" w:eastAsiaTheme="minorHAnsi" w:hAnsiTheme="minorHAnsi"/>
+        <w:rFonts w:asciiTheme="minorHAnsi" w:eastAsiaTheme="minorHAnsi" w:hAnsiTheme="minorHAnsi" w:cstheme="minorBidi"/>
         <w:sz w:val="22"/>
         <w:szCs w:val="22"/>
         <w:lang w:val="ru-RU" w:eastAsia="en-US" w:bidi="ar-SA"/>
@@ -7022,21 +5702,21 @@
     </w:rPrDefault>
     <w:pPrDefault>
       <w:pPr>
-        <w:suppressAutoHyphens w:val="true"/>
+        <w:suppressAutoHyphens/>
       </w:pPr>
     </w:pPrDefault>
   </w:docDefaults>
   <w:latentStyles w:defLockedState="0" w:defUIPriority="99" w:defSemiHidden="0" w:defUnhideWhenUsed="0" w:defQFormat="0" w:count="376">
     <w:lsdException w:name="Normal" w:uiPriority="0" w:qFormat="1"/>
     <w:lsdException w:name="heading 1" w:uiPriority="9" w:qFormat="1"/>
-    <w:lsdException w:name="heading 2" w:uiPriority="9" w:semiHidden="1" w:unhideWhenUsed="1" w:qFormat="1"/>
-    <w:lsdException w:name="heading 3" w:uiPriority="9" w:semiHidden="1" w:unhideWhenUsed="1" w:qFormat="1"/>
-    <w:lsdException w:name="heading 4" w:uiPriority="9" w:semiHidden="1" w:unhideWhenUsed="1" w:qFormat="1"/>
-    <w:lsdException w:name="heading 5" w:uiPriority="9" w:semiHidden="1" w:unhideWhenUsed="1" w:qFormat="1"/>
-    <w:lsdException w:name="heading 6" w:uiPriority="9" w:semiHidden="1" w:unhideWhenUsed="1" w:qFormat="1"/>
-    <w:lsdException w:name="heading 7" w:uiPriority="9" w:semiHidden="1" w:unhideWhenUsed="1" w:qFormat="1"/>
-    <w:lsdException w:name="heading 8" w:uiPriority="9" w:semiHidden="1" w:unhideWhenUsed="1" w:qFormat="1"/>
-    <w:lsdException w:name="heading 9" w:uiPriority="9" w:semiHidden="1" w:unhideWhenUsed="1" w:qFormat="1"/>
+    <w:lsdException w:name="heading 2" w:semiHidden="1" w:uiPriority="9" w:unhideWhenUsed="1" w:qFormat="1"/>
+    <w:lsdException w:name="heading 3" w:semiHidden="1" w:uiPriority="9" w:unhideWhenUsed="1" w:qFormat="1"/>
+    <w:lsdException w:name="heading 4" w:semiHidden="1" w:uiPriority="9" w:unhideWhenUsed="1" w:qFormat="1"/>
+    <w:lsdException w:name="heading 5" w:semiHidden="1" w:uiPriority="9" w:unhideWhenUsed="1" w:qFormat="1"/>
+    <w:lsdException w:name="heading 6" w:semiHidden="1" w:uiPriority="9" w:unhideWhenUsed="1" w:qFormat="1"/>
+    <w:lsdException w:name="heading 7" w:semiHidden="1" w:uiPriority="9" w:unhideWhenUsed="1" w:qFormat="1"/>
+    <w:lsdException w:name="heading 8" w:semiHidden="1" w:uiPriority="9" w:unhideWhenUsed="1" w:qFormat="1"/>
+    <w:lsdException w:name="heading 9" w:semiHidden="1" w:uiPriority="9" w:unhideWhenUsed="1" w:qFormat="1"/>
     <w:lsdException w:name="index 1" w:semiHidden="1" w:unhideWhenUsed="1"/>
     <w:lsdException w:name="index 2" w:semiHidden="1" w:unhideWhenUsed="1"/>
     <w:lsdException w:name="index 3" w:semiHidden="1" w:unhideWhenUsed="1"/>
@@ -7046,22 +5726,22 @@
     <w:lsdException w:name="index 7" w:semiHidden="1" w:unhideWhenUsed="1"/>
     <w:lsdException w:name="index 8" w:semiHidden="1" w:unhideWhenUsed="1"/>
     <w:lsdException w:name="index 9" w:semiHidden="1" w:unhideWhenUsed="1"/>
-    <w:lsdException w:name="toc 1" w:uiPriority="39" w:semiHidden="1" w:unhideWhenUsed="1"/>
-    <w:lsdException w:name="toc 2" w:uiPriority="39" w:semiHidden="1" w:unhideWhenUsed="1"/>
-    <w:lsdException w:name="toc 3" w:uiPriority="39" w:semiHidden="1" w:unhideWhenUsed="1"/>
-    <w:lsdException w:name="toc 4" w:uiPriority="39" w:semiHidden="1" w:unhideWhenUsed="1"/>
-    <w:lsdException w:name="toc 5" w:uiPriority="39" w:semiHidden="1" w:unhideWhenUsed="1"/>
-    <w:lsdException w:name="toc 6" w:uiPriority="39" w:semiHidden="1" w:unhideWhenUsed="1"/>
-    <w:lsdException w:name="toc 7" w:uiPriority="39" w:semiHidden="1" w:unhideWhenUsed="1"/>
-    <w:lsdException w:name="toc 8" w:uiPriority="39" w:semiHidden="1" w:unhideWhenUsed="1"/>
-    <w:lsdException w:name="toc 9" w:uiPriority="39" w:semiHidden="1" w:unhideWhenUsed="1"/>
+    <w:lsdException w:name="toc 1" w:semiHidden="1" w:uiPriority="39" w:unhideWhenUsed="1"/>
+    <w:lsdException w:name="toc 2" w:semiHidden="1" w:uiPriority="39" w:unhideWhenUsed="1"/>
+    <w:lsdException w:name="toc 3" w:semiHidden="1" w:uiPriority="39" w:unhideWhenUsed="1"/>
+    <w:lsdException w:name="toc 4" w:semiHidden="1" w:uiPriority="39" w:unhideWhenUsed="1"/>
+    <w:lsdException w:name="toc 5" w:semiHidden="1" w:uiPriority="39" w:unhideWhenUsed="1"/>
+    <w:lsdException w:name="toc 6" w:semiHidden="1" w:uiPriority="39" w:unhideWhenUsed="1"/>
+    <w:lsdException w:name="toc 7" w:semiHidden="1" w:uiPriority="39" w:unhideWhenUsed="1"/>
+    <w:lsdException w:name="toc 8" w:semiHidden="1" w:uiPriority="39" w:unhideWhenUsed="1"/>
+    <w:lsdException w:name="toc 9" w:semiHidden="1" w:uiPriority="39" w:unhideWhenUsed="1"/>
     <w:lsdException w:name="Normal Indent" w:semiHidden="1" w:unhideWhenUsed="1"/>
     <w:lsdException w:name="footnote text" w:semiHidden="1" w:unhideWhenUsed="1"/>
     <w:lsdException w:name="annotation text" w:semiHidden="1" w:unhideWhenUsed="1"/>
     <w:lsdException w:name="header" w:semiHidden="1" w:unhideWhenUsed="1"/>
     <w:lsdException w:name="footer" w:semiHidden="1" w:unhideWhenUsed="1"/>
     <w:lsdException w:name="index heading" w:semiHidden="1" w:unhideWhenUsed="1"/>
-    <w:lsdException w:name="caption" w:uiPriority="35" w:semiHidden="1" w:unhideWhenUsed="1" w:qFormat="1"/>
+    <w:lsdException w:name="caption" w:semiHidden="1" w:uiPriority="35" w:unhideWhenUsed="1" w:qFormat="1"/>
     <w:lsdException w:name="table of figures" w:semiHidden="1" w:unhideWhenUsed="1"/>
     <w:lsdException w:name="envelope address" w:semiHidden="1" w:unhideWhenUsed="1"/>
     <w:lsdException w:name="envelope return" w:semiHidden="1" w:unhideWhenUsed="1"/>
@@ -7092,8 +5772,8 @@
     <w:lsdException w:name="Title" w:uiPriority="10" w:qFormat="1"/>
     <w:lsdException w:name="Closing" w:semiHidden="1" w:unhideWhenUsed="1"/>
     <w:lsdException w:name="Signature" w:semiHidden="1" w:unhideWhenUsed="1"/>
-    <w:lsdException w:name="Default Paragraph Font" w:uiPriority="1" w:semiHidden="1" w:unhideWhenUsed="1"/>
-    <w:lsdException w:name="Body Text" w:uiPriority="1" w:semiHidden="1" w:unhideWhenUsed="1" w:qFormat="1"/>
+    <w:lsdException w:name="Default Paragraph Font" w:semiHidden="1" w:uiPriority="1" w:unhideWhenUsed="1"/>
+    <w:lsdException w:name="Body Text" w:semiHidden="1" w:uiPriority="1" w:unhideWhenUsed="1" w:qFormat="1"/>
     <w:lsdException w:name="Body Text Indent" w:semiHidden="1" w:unhideWhenUsed="1"/>
     <w:lsdException w:name="List Continue" w:semiHidden="1" w:unhideWhenUsed="1"/>
     <w:lsdException w:name="List Continue 2" w:semiHidden="1" w:unhideWhenUsed="1"/>
@@ -7292,8 +5972,8 @@
     <w:lsdException w:name="Subtle Reference" w:uiPriority="31" w:qFormat="1"/>
     <w:lsdException w:name="Intense Reference" w:uiPriority="32" w:qFormat="1"/>
     <w:lsdException w:name="Book Title" w:uiPriority="33" w:qFormat="1"/>
-    <w:lsdException w:name="Bibliography" w:uiPriority="37" w:semiHidden="1" w:unhideWhenUsed="1"/>
-    <w:lsdException w:name="TOC Heading" w:uiPriority="39" w:semiHidden="1" w:unhideWhenUsed="1" w:qFormat="1"/>
+    <w:lsdException w:name="Bibliography" w:semiHidden="1" w:uiPriority="37" w:unhideWhenUsed="1"/>
+    <w:lsdException w:name="TOC Heading" w:semiHidden="1" w:uiPriority="39" w:unhideWhenUsed="1" w:qFormat="1"/>
     <w:lsdException w:name="Plain Table 1" w:uiPriority="41"/>
     <w:lsdException w:name="Plain Table 2" w:uiPriority="42"/>
     <w:lsdException w:name="Plain Table 3" w:uiPriority="43"/>
@@ -7404,35 +6084,28 @@
     <w:lsdException w:name="Unresolved Mention" w:semiHidden="1" w:unhideWhenUsed="1"/>
     <w:lsdException w:name="Smart Link" w:semiHidden="1" w:unhideWhenUsed="1"/>
   </w:latentStyles>
-  <w:style w:type="paragraph" w:styleId="Normal" w:default="1">
+  <w:style w:type="paragraph" w:default="1" w:styleId="a">
     <w:name w:val="Normal"/>
     <w:qFormat/>
-    <w:rsid w:val="0086551e"/>
+    <w:rsid w:val="0086551E"/>
     <w:pPr>
-      <w:widowControl w:val="false"/>
-      <w:suppressAutoHyphens w:val="true"/>
-      <w:bidi w:val="0"/>
-      <w:spacing w:lineRule="auto" w:line="240" w:before="0" w:after="0"/>
+      <w:widowControl w:val="0"/>
       <w:ind w:firstLine="709"/>
       <w:jc w:val="both"/>
     </w:pPr>
     <w:rPr>
-      <w:rFonts w:ascii="Times New Roman" w:hAnsi="Times New Roman" w:eastAsia="Times New Roman" w:cs="Times New Roman"/>
-      <w:color w:val="auto"/>
-      <w:kern w:val="0"/>
+      <w:rFonts w:ascii="Times New Roman" w:eastAsia="Times New Roman" w:hAnsi="Times New Roman" w:cs="Times New Roman"/>
       <w:sz w:val="28"/>
-      <w:szCs w:val="22"/>
-      <w:lang w:val="ru-RU" w:eastAsia="en-US" w:bidi="ar-SA"/>
     </w:rPr>
   </w:style>
-  <w:style w:type="paragraph" w:styleId="Heading1">
-    <w:name w:val="Heading 1"/>
-    <w:basedOn w:val="Normal"/>
-    <w:next w:val="Normal"/>
-    <w:link w:val="1"/>
+  <w:style w:type="paragraph" w:styleId="1">
+    <w:name w:val="heading 1"/>
+    <w:basedOn w:val="a"/>
+    <w:next w:val="a"/>
+    <w:link w:val="10"/>
     <w:uiPriority w:val="9"/>
     <w:qFormat/>
-    <w:rsid w:val="00eb7944"/>
+    <w:rsid w:val="00EB7944"/>
     <w:pPr>
       <w:outlineLvl w:val="0"/>
     </w:pPr>
@@ -7442,116 +6115,140 @@
       <w:szCs w:val="28"/>
     </w:rPr>
   </w:style>
-  <w:style w:type="paragraph" w:styleId="Heading2">
-    <w:name w:val="Heading 2"/>
-    <w:basedOn w:val="Normal"/>
-    <w:next w:val="Normal"/>
-    <w:link w:val="2"/>
+  <w:style w:type="paragraph" w:styleId="2">
+    <w:name w:val="heading 2"/>
+    <w:basedOn w:val="a"/>
+    <w:next w:val="a"/>
+    <w:link w:val="20"/>
     <w:uiPriority w:val="9"/>
     <w:unhideWhenUsed/>
     <w:qFormat/>
-    <w:rsid w:val="00c95a5d"/>
+    <w:rsid w:val="00C95A5D"/>
     <w:pPr>
-      <w:keepNext w:val="true"/>
+      <w:keepNext/>
       <w:keepLines/>
       <w:widowControl/>
       <w:spacing w:before="120" w:after="120"/>
       <w:outlineLvl w:val="1"/>
     </w:pPr>
     <w:rPr>
-      <w:rFonts w:eastAsia="" w:cs="" w:cstheme="majorBidi" w:eastAsiaTheme="majorEastAsia"/>
-      <w:color w:themeColor="text1" w:val="000000"/>
+      <w:rFonts w:eastAsiaTheme="majorEastAsia" w:cstheme="majorBidi"/>
+      <w:color w:val="000000" w:themeColor="text1"/>
       <w:szCs w:val="26"/>
     </w:rPr>
   </w:style>
-  <w:style w:type="character" w:styleId="DefaultParagraphFont" w:default="1">
+  <w:style w:type="character" w:default="1" w:styleId="a0">
     <w:name w:val="Default Paragraph Font"/>
     <w:uiPriority w:val="1"/>
     <w:semiHidden/>
     <w:unhideWhenUsed/>
-    <w:qFormat/>
-    <w:rPr/>
   </w:style>
-  <w:style w:type="character" w:styleId="2" w:customStyle="1">
+  <w:style w:type="table" w:default="1" w:styleId="a1">
+    <w:name w:val="Normal Table"/>
+    <w:uiPriority w:val="99"/>
+    <w:semiHidden/>
+    <w:unhideWhenUsed/>
+    <w:tblPr>
+      <w:tblInd w:w="0" w:type="dxa"/>
+      <w:tblCellMar>
+        <w:top w:w="0" w:type="dxa"/>
+        <w:left w:w="108" w:type="dxa"/>
+        <w:bottom w:w="0" w:type="dxa"/>
+        <w:right w:w="108" w:type="dxa"/>
+      </w:tblCellMar>
+    </w:tblPr>
+  </w:style>
+  <w:style w:type="numbering" w:default="1" w:styleId="a2">
+    <w:name w:val="No List"/>
+    <w:uiPriority w:val="99"/>
+    <w:semiHidden/>
+    <w:unhideWhenUsed/>
+  </w:style>
+  <w:style w:type="character" w:customStyle="1" w:styleId="20">
     <w:name w:val="Заголовок 2 Знак"/>
-    <w:basedOn w:val="DefaultParagraphFont"/>
+    <w:basedOn w:val="a0"/>
+    <w:link w:val="2"/>
     <w:uiPriority w:val="9"/>
     <w:qFormat/>
-    <w:rsid w:val="00c95a5d"/>
+    <w:rsid w:val="00C95A5D"/>
     <w:rPr>
-      <w:rFonts w:ascii="Times New Roman" w:hAnsi="Times New Roman" w:eastAsia="" w:cs="" w:cstheme="majorBidi" w:eastAsiaTheme="majorEastAsia"/>
-      <w:color w:themeColor="text1" w:val="000000"/>
+      <w:rFonts w:ascii="Times New Roman" w:eastAsiaTheme="majorEastAsia" w:hAnsi="Times New Roman" w:cstheme="majorBidi"/>
+      <w:color w:val="000000" w:themeColor="text1"/>
       <w:sz w:val="28"/>
       <w:szCs w:val="26"/>
     </w:rPr>
   </w:style>
-  <w:style w:type="character" w:styleId="1" w:customStyle="1">
+  <w:style w:type="character" w:customStyle="1" w:styleId="10">
     <w:name w:val="Заголовок 1 Знак"/>
-    <w:basedOn w:val="DefaultParagraphFont"/>
+    <w:basedOn w:val="a0"/>
+    <w:link w:val="1"/>
     <w:uiPriority w:val="9"/>
     <w:qFormat/>
-    <w:rsid w:val="00eb7944"/>
+    <w:rsid w:val="00EB7944"/>
     <w:rPr>
-      <w:rFonts w:ascii="Times New Roman" w:hAnsi="Times New Roman" w:eastAsia="Times New Roman" w:cs="Times New Roman"/>
+      <w:rFonts w:ascii="Times New Roman" w:eastAsia="Times New Roman" w:hAnsi="Times New Roman" w:cs="Times New Roman"/>
       <w:bCs/>
       <w:sz w:val="28"/>
       <w:szCs w:val="28"/>
     </w:rPr>
   </w:style>
-  <w:style w:type="character" w:styleId="Style12" w:customStyle="1">
+  <w:style w:type="character" w:customStyle="1" w:styleId="a3">
     <w:name w:val="Основной текст Знак"/>
-    <w:basedOn w:val="DefaultParagraphFont"/>
+    <w:basedOn w:val="a0"/>
+    <w:link w:val="a4"/>
     <w:uiPriority w:val="1"/>
     <w:semiHidden/>
     <w:qFormat/>
-    <w:rsid w:val="00791b52"/>
+    <w:rsid w:val="00791B52"/>
     <w:rPr>
-      <w:rFonts w:ascii="Times New Roman" w:hAnsi="Times New Roman" w:eastAsia="Times New Roman" w:cs="Times New Roman"/>
+      <w:rFonts w:ascii="Times New Roman" w:eastAsia="Times New Roman" w:hAnsi="Times New Roman" w:cs="Times New Roman"/>
       <w:sz w:val="28"/>
       <w:szCs w:val="28"/>
     </w:rPr>
   </w:style>
-  <w:style w:type="character" w:styleId="Style13" w:customStyle="1">
+  <w:style w:type="character" w:customStyle="1" w:styleId="a5">
     <w:name w:val="Верхний колонтитул Знак"/>
-    <w:basedOn w:val="DefaultParagraphFont"/>
+    <w:basedOn w:val="a0"/>
+    <w:link w:val="a6"/>
     <w:uiPriority w:val="99"/>
     <w:qFormat/>
-    <w:rsid w:val="00791b52"/>
+    <w:rsid w:val="00791B52"/>
     <w:rPr>
-      <w:rFonts w:ascii="Times New Roman" w:hAnsi="Times New Roman" w:eastAsia="Times New Roman" w:cs="Times New Roman"/>
+      <w:rFonts w:ascii="Times New Roman" w:eastAsia="Times New Roman" w:hAnsi="Times New Roman" w:cs="Times New Roman"/>
       <w:sz w:val="28"/>
     </w:rPr>
   </w:style>
-  <w:style w:type="character" w:styleId="Style14" w:customStyle="1">
+  <w:style w:type="character" w:customStyle="1" w:styleId="a7">
     <w:name w:val="Нижний колонтитул Знак"/>
-    <w:basedOn w:val="DefaultParagraphFont"/>
+    <w:basedOn w:val="a0"/>
+    <w:link w:val="a8"/>
     <w:uiPriority w:val="99"/>
     <w:qFormat/>
-    <w:rsid w:val="00791b52"/>
+    <w:rsid w:val="00791B52"/>
     <w:rPr>
-      <w:rFonts w:ascii="Times New Roman" w:hAnsi="Times New Roman" w:eastAsia="Times New Roman" w:cs="Times New Roman"/>
+      <w:rFonts w:ascii="Times New Roman" w:eastAsia="Times New Roman" w:hAnsi="Times New Roman" w:cs="Times New Roman"/>
       <w:sz w:val="28"/>
     </w:rPr>
   </w:style>
-  <w:style w:type="character" w:styleId="Hyperlink">
+  <w:style w:type="character" w:styleId="a9">
     <w:name w:val="Hyperlink"/>
-    <w:basedOn w:val="DefaultParagraphFont"/>
+    <w:basedOn w:val="a0"/>
     <w:uiPriority w:val="99"/>
     <w:unhideWhenUsed/>
-    <w:rsid w:val="002557ea"/>
+    <w:rsid w:val="002557EA"/>
     <w:rPr>
-      <w:color w:themeColor="hyperlink" w:val="0563C1"/>
+      <w:color w:val="0563C1" w:themeColor="hyperlink"/>
       <w:u w:val="single"/>
     </w:rPr>
   </w:style>
-  <w:style w:type="character" w:styleId="Style15">
+  <w:style w:type="character" w:customStyle="1" w:styleId="aa">
     <w:name w:val="Исходный текст"/>
     <w:qFormat/>
     <w:rPr>
-      <w:rFonts w:ascii="Liberation Mono" w:hAnsi="Liberation Mono" w:eastAsia="Liberation Mono" w:cs="Liberation Mono"/>
+      <w:rFonts w:ascii="Liberation Mono" w:eastAsia="Liberation Mono" w:hAnsi="Liberation Mono" w:cs="Liberation Mono"/>
     </w:rPr>
   </w:style>
-  <w:style w:type="character" w:styleId="Emphasis">
+  <w:style w:type="character" w:styleId="ab">
     <w:name w:val="Emphasis"/>
     <w:qFormat/>
     <w:rPr>
@@ -7559,14 +6256,14 @@
       <w:iCs/>
     </w:rPr>
   </w:style>
-  <w:style w:type="character" w:styleId="Style16">
+  <w:style w:type="character" w:customStyle="1" w:styleId="ac">
     <w:name w:val="Маркеры"/>
     <w:qFormat/>
     <w:rPr>
-      <w:rFonts w:ascii="OpenSymbol" w:hAnsi="OpenSymbol" w:eastAsia="OpenSymbol" w:cs="OpenSymbol"/>
+      <w:rFonts w:ascii="OpenSymbol" w:eastAsia="OpenSymbol" w:hAnsi="OpenSymbol" w:cs="OpenSymbol"/>
     </w:rPr>
   </w:style>
-  <w:style w:type="character" w:styleId="Strong">
+  <w:style w:type="character" w:styleId="ad">
     <w:name w:val="Strong"/>
     <w:qFormat/>
     <w:rPr>
@@ -7574,133 +6271,110 @@
       <w:bCs/>
     </w:rPr>
   </w:style>
-  <w:style w:type="character" w:styleId="Style17">
+  <w:style w:type="character" w:customStyle="1" w:styleId="ae">
     <w:name w:val="Символ нумерации"/>
     <w:qFormat/>
-    <w:rPr/>
   </w:style>
-  <w:style w:type="paragraph" w:styleId="Style18">
-    <w:name w:val="Заголовок"/>
-    <w:basedOn w:val="Normal"/>
-    <w:next w:val="BodyText"/>
+  <w:style w:type="paragraph" w:styleId="af">
+    <w:name w:val="Title"/>
+    <w:basedOn w:val="a"/>
+    <w:next w:val="a4"/>
     <w:qFormat/>
     <w:pPr>
-      <w:keepNext w:val="true"/>
+      <w:keepNext/>
       <w:spacing w:before="240" w:after="120"/>
     </w:pPr>
     <w:rPr>
-      <w:rFonts w:ascii="Liberation Sans" w:hAnsi="Liberation Sans" w:eastAsia="Noto Sans CJK SC" w:cs="Noto Sans Devanagari"/>
-      <w:sz w:val="28"/>
+      <w:rFonts w:ascii="Liberation Sans" w:eastAsia="Noto Sans CJK SC" w:hAnsi="Liberation Sans" w:cs="Noto Sans Devanagari"/>
       <w:szCs w:val="28"/>
     </w:rPr>
   </w:style>
-  <w:style w:type="paragraph" w:styleId="BodyText">
+  <w:style w:type="paragraph" w:styleId="a4">
     <w:name w:val="Body Text"/>
-    <w:basedOn w:val="Normal"/>
-    <w:link w:val="Style12"/>
+    <w:basedOn w:val="a"/>
+    <w:link w:val="a3"/>
     <w:uiPriority w:val="1"/>
     <w:semiHidden/>
     <w:unhideWhenUsed/>
     <w:qFormat/>
-    <w:rsid w:val="00791b52"/>
+    <w:rsid w:val="00791B52"/>
     <w:pPr>
-      <w:ind w:start="113"/>
+      <w:ind w:left="113"/>
     </w:pPr>
     <w:rPr>
-      <w:b w:val="false"/>
       <w:szCs w:val="28"/>
     </w:rPr>
   </w:style>
-  <w:style w:type="paragraph" w:styleId="List">
+  <w:style w:type="paragraph" w:styleId="af0">
     <w:name w:val="List"/>
-    <w:basedOn w:val="BodyText"/>
-    <w:pPr/>
+    <w:basedOn w:val="a4"/>
     <w:rPr>
       <w:rFonts w:cs="Noto Sans Devanagari"/>
     </w:rPr>
   </w:style>
-  <w:style w:type="paragraph" w:styleId="Caption">
-    <w:name w:val="Caption"/>
-    <w:basedOn w:val="Normal"/>
-    <w:next w:val="Normal"/>
+  <w:style w:type="paragraph" w:styleId="af1">
+    <w:name w:val="caption"/>
+    <w:basedOn w:val="a"/>
+    <w:next w:val="a"/>
     <w:uiPriority w:val="35"/>
     <w:unhideWhenUsed/>
     <w:qFormat/>
-    <w:rsid w:val="005b029c"/>
+    <w:rsid w:val="005B029C"/>
     <w:pPr>
-      <w:spacing w:before="0" w:after="200"/>
+      <w:spacing w:after="200"/>
     </w:pPr>
     <w:rPr>
       <w:iCs/>
       <w:szCs w:val="18"/>
     </w:rPr>
   </w:style>
-  <w:style w:type="paragraph" w:styleId="Style19">
-    <w:name w:val="Указатель"/>
-    <w:basedOn w:val="Normal"/>
+  <w:style w:type="paragraph" w:styleId="af2">
+    <w:name w:val="index heading"/>
+    <w:basedOn w:val="af"/>
+  </w:style>
+  <w:style w:type="paragraph" w:customStyle="1" w:styleId="HeaderandFooter">
+    <w:name w:val="Header and Footer"/>
+    <w:basedOn w:val="a"/>
     <w:qFormat/>
-    <w:pPr>
-      <w:suppressLineNumbers/>
-    </w:pPr>
-    <w:rPr>
-      <w:rFonts w:cs="Noto Sans Devanagari"/>
-    </w:rPr>
   </w:style>
-  <w:style w:type="paragraph" w:styleId="HeaderandFooter">
-    <w:name w:val="Header and Footer"/>
-    <w:basedOn w:val="Normal"/>
-    <w:qFormat/>
-    <w:pPr/>
-    <w:rPr/>
-  </w:style>
-  <w:style w:type="paragraph" w:styleId="Header">
-    <w:name w:val="Header"/>
-    <w:basedOn w:val="Normal"/>
-    <w:link w:val="Style13"/>
+  <w:style w:type="paragraph" w:styleId="a6">
+    <w:name w:val="header"/>
+    <w:basedOn w:val="a"/>
+    <w:link w:val="a5"/>
     <w:uiPriority w:val="99"/>
     <w:unhideWhenUsed/>
-    <w:rsid w:val="00791b52"/>
+    <w:rsid w:val="00791B52"/>
     <w:pPr>
       <w:tabs>
-        <w:tab w:val="clear" w:pos="708"/>
-        <w:tab w:val="center" w:pos="4677" w:leader="none"/>
-        <w:tab w:val="right" w:pos="9355" w:leader="none"/>
+        <w:tab w:val="center" w:pos="4677"/>
+        <w:tab w:val="right" w:pos="9355"/>
       </w:tabs>
     </w:pPr>
-    <w:rPr/>
   </w:style>
-  <w:style w:type="paragraph" w:styleId="Footer">
-    <w:name w:val="Footer"/>
-    <w:basedOn w:val="Normal"/>
-    <w:link w:val="Style14"/>
+  <w:style w:type="paragraph" w:styleId="a8">
+    <w:name w:val="footer"/>
+    <w:basedOn w:val="a"/>
+    <w:link w:val="a7"/>
     <w:uiPriority w:val="99"/>
     <w:unhideWhenUsed/>
-    <w:rsid w:val="00791b52"/>
+    <w:rsid w:val="00791B52"/>
     <w:pPr>
       <w:tabs>
-        <w:tab w:val="clear" w:pos="708"/>
-        <w:tab w:val="center" w:pos="4677" w:leader="none"/>
-        <w:tab w:val="right" w:pos="9355" w:leader="none"/>
+        <w:tab w:val="center" w:pos="4677"/>
+        <w:tab w:val="right" w:pos="9355"/>
       </w:tabs>
     </w:pPr>
-    <w:rPr/>
   </w:style>
-  <w:style w:type="paragraph" w:styleId="IndexHeading">
-    <w:name w:val="Index Heading"/>
-    <w:basedOn w:val="Style18"/>
-    <w:pPr/>
-    <w:rPr/>
-  </w:style>
-  <w:style w:type="paragraph" w:styleId="TOCHeading">
+  <w:style w:type="paragraph" w:styleId="af3">
     <w:name w:val="TOC Heading"/>
-    <w:basedOn w:val="Heading1"/>
-    <w:next w:val="Normal"/>
+    <w:basedOn w:val="1"/>
+    <w:next w:val="a"/>
     <w:uiPriority w:val="39"/>
     <w:unhideWhenUsed/>
     <w:qFormat/>
-    <w:rsid w:val="00eb7944"/>
+    <w:rsid w:val="00EB7944"/>
     <w:pPr>
-      <w:spacing w:lineRule="auto" w:line="259" w:before="240" w:after="0"/>
+      <w:spacing w:before="240" w:line="259" w:lineRule="auto"/>
       <w:jc w:val="center"/>
       <w:outlineLvl w:val="9"/>
     </w:pPr>
@@ -7709,114 +6383,84 @@
       <w:lang w:eastAsia="ru-RU"/>
     </w:rPr>
   </w:style>
-  <w:style w:type="paragraph" w:styleId="TOC2">
-    <w:name w:val="TOC 2"/>
-    <w:basedOn w:val="Normal"/>
-    <w:next w:val="Normal"/>
+  <w:style w:type="paragraph" w:styleId="21">
+    <w:name w:val="toc 2"/>
+    <w:basedOn w:val="a"/>
+    <w:next w:val="a"/>
     <w:autoRedefine/>
     <w:uiPriority w:val="39"/>
     <w:unhideWhenUsed/>
-    <w:rsid w:val="002557ea"/>
+    <w:rsid w:val="002557EA"/>
     <w:pPr>
-      <w:spacing w:before="0" w:after="100"/>
-      <w:ind w:start="240"/>
+      <w:spacing w:after="100"/>
+      <w:ind w:left="240"/>
     </w:pPr>
-    <w:rPr/>
   </w:style>
-  <w:style w:type="paragraph" w:styleId="ListParagraph">
+  <w:style w:type="paragraph" w:styleId="af4">
     <w:name w:val="List Paragraph"/>
-    <w:basedOn w:val="Normal"/>
+    <w:basedOn w:val="a"/>
     <w:uiPriority w:val="34"/>
     <w:qFormat/>
-    <w:rsid w:val="000e04c5"/>
+    <w:rsid w:val="000E04C5"/>
     <w:pPr>
       <w:widowControl/>
-      <w:spacing w:lineRule="auto" w:line="276" w:before="0" w:after="200"/>
-      <w:ind w:hanging="0" w:start="720"/>
+      <w:spacing w:after="200" w:line="276" w:lineRule="auto"/>
+      <w:ind w:left="720" w:firstLine="0"/>
       <w:contextualSpacing/>
-      <w:jc w:val="start"/>
+      <w:jc w:val="left"/>
     </w:pPr>
     <w:rPr>
-      <w:rFonts w:eastAsia="Calibri" w:eastAsiaTheme="minorHAnsi"/>
+      <w:rFonts w:eastAsiaTheme="minorHAnsi"/>
       <w:szCs w:val="28"/>
     </w:rPr>
   </w:style>
-  <w:style w:type="paragraph" w:styleId="TOC1">
-    <w:name w:val="TOC 1"/>
-    <w:basedOn w:val="Normal"/>
-    <w:next w:val="Normal"/>
+  <w:style w:type="paragraph" w:styleId="11">
+    <w:name w:val="toc 1"/>
+    <w:basedOn w:val="a"/>
+    <w:next w:val="a"/>
     <w:autoRedefine/>
     <w:uiPriority w:val="39"/>
     <w:unhideWhenUsed/>
-    <w:rsid w:val="00b81d75"/>
+    <w:rsid w:val="00B81D75"/>
     <w:pPr>
-      <w:spacing w:before="0" w:after="100"/>
+      <w:spacing w:after="100"/>
     </w:pPr>
-    <w:rPr/>
   </w:style>
-  <w:style w:type="paragraph" w:styleId="Default">
+  <w:style w:type="paragraph" w:customStyle="1" w:styleId="Default">
     <w:name w:val="Default"/>
     <w:qFormat/>
-    <w:pPr>
-      <w:widowControl/>
-      <w:suppressAutoHyphens w:val="true"/>
-      <w:bidi w:val="0"/>
-      <w:spacing w:lineRule="auto" w:line="240" w:before="0" w:after="0"/>
-      <w:jc w:val="start"/>
-    </w:pPr>
     <w:rPr>
-      <w:rFonts w:ascii="Times New Roman" w:hAnsi="Times New Roman" w:eastAsia="Calibri" w:cs="Times New Roman"/>
+      <w:rFonts w:ascii="Times New Roman" w:eastAsia="Calibri" w:hAnsi="Times New Roman" w:cs="Times New Roman"/>
       <w:color w:val="000000"/>
-      <w:kern w:val="0"/>
       <w:sz w:val="24"/>
       <w:szCs w:val="24"/>
-      <w:lang w:val="ru-RU" w:eastAsia="en-US" w:bidi="ar-SA"/>
     </w:rPr>
   </w:style>
-  <w:style w:type="paragraph" w:styleId="Style20">
+  <w:style w:type="paragraph" w:customStyle="1" w:styleId="af5">
     <w:name w:val="Содержимое врезки"/>
-    <w:basedOn w:val="Normal"/>
+    <w:basedOn w:val="a"/>
     <w:qFormat/>
-    <w:pPr/>
-    <w:rPr/>
   </w:style>
-  <w:style w:type="numbering" w:styleId="Style21" w:default="1">
+  <w:style w:type="numbering" w:customStyle="1" w:styleId="af6">
     <w:name w:val="Без списка"/>
     <w:uiPriority w:val="99"/>
     <w:semiHidden/>
     <w:unhideWhenUsed/>
     <w:qFormat/>
   </w:style>
-  <w:style w:type="table" w:default="1" w:styleId="a1">
-    <w:name w:val="Normal Table"/>
-    <w:uiPriority w:val="99"/>
-    <w:semiHidden/>
-    <w:unhideWhenUsed/>
-    <w:tblPr>
-      <w:tblCellMar>
-        <w:top w:w="0" w:type="dxa"/>
-        <w:left w:w="108" w:type="dxa"/>
-        <w:bottom w:w="0" w:type="dxa"/>
-        <w:right w:w="108" w:type="dxa"/>
-      </w:tblCellMar>
-    </w:tblPr>
-  </w:style>
-  <w:style w:type="table" w:styleId="a5">
+  <w:style w:type="table" w:styleId="af7">
     <w:name w:val="Table Grid"/>
     <w:basedOn w:val="a1"/>
     <w:uiPriority w:val="39"/>
-    <w:rsid w:val="00791b52"/>
-    <w:pPr>
-      <w:spacing w:after="0" w:line="240" w:lineRule="auto"/>
-    </w:pPr>
+    <w:rsid w:val="00791B52"/>
     <w:tblPr>
       <w:tblBorders>
-        <w:top w:val="single" w:color="auto" w:sz="4" w:space="0"/>
-        <w:left w:val="single" w:color="auto" w:sz="4" w:space="0"/>
-        <w:bottom w:val="single" w:color="auto" w:sz="4" w:space="0"/>
-        <w:right w:val="single" w:color="auto" w:sz="4" w:space="0"/>
-        <w:insideH w:val="single" w:color="auto" w:sz="4" w:space="0"/>
-        <w:insideV w:val="single" w:color="auto" w:sz="4" w:space="0"/>
+        <w:top w:val="single" w:sz="4" w:space="0" w:color="auto"/>
+        <w:left w:val="single" w:sz="4" w:space="0" w:color="auto"/>
+        <w:bottom w:val="single" w:sz="4" w:space="0" w:color="auto"/>
+        <w:right w:val="single" w:sz="4" w:space="0" w:color="auto"/>
+        <w:insideH w:val="single" w:sz="4" w:space="0" w:color="auto"/>
+        <w:insideV w:val="single" w:sz="4" w:space="0" w:color="auto"/>
       </w:tblBorders>
     </w:tblPr>
   </w:style>
@@ -7824,54 +6468,54 @@
 </file>
 
 <file path=word/theme/theme1.xml><?xml version="1.0" encoding="utf-8"?>
-<a:theme xmlns:a="http://schemas.openxmlformats.org/drawingml/2006/main" xmlns:r="http://schemas.openxmlformats.org/officeDocument/2006/relationships" name="Office Theme">
+<a:theme xmlns:a="http://schemas.openxmlformats.org/drawingml/2006/main" name="Office Theme">
   <a:themeElements>
     <a:clrScheme name="Office">
       <a:dk1>
         <a:srgbClr val="000000"/>
       </a:dk1>
       <a:lt1>
-        <a:srgbClr val="ffffff"/>
+        <a:srgbClr val="FFFFFF"/>
       </a:lt1>
       <a:dk2>
-        <a:srgbClr val="44546a"/>
+        <a:srgbClr val="44546A"/>
       </a:dk2>
       <a:lt2>
-        <a:srgbClr val="e7e6e6"/>
+        <a:srgbClr val="E7E6E6"/>
       </a:lt2>
       <a:accent1>
-        <a:srgbClr val="4472c4"/>
+        <a:srgbClr val="4472C4"/>
       </a:accent1>
       <a:accent2>
-        <a:srgbClr val="ed7d31"/>
+        <a:srgbClr val="ED7D31"/>
       </a:accent2>
       <a:accent3>
-        <a:srgbClr val="a5a5a5"/>
+        <a:srgbClr val="A5A5A5"/>
       </a:accent3>
       <a:accent4>
-        <a:srgbClr val="ffc000"/>
+        <a:srgbClr val="FFC000"/>
       </a:accent4>
       <a:accent5>
-        <a:srgbClr val="5b9bd5"/>
+        <a:srgbClr val="5B9BD5"/>
       </a:accent5>
       <a:accent6>
-        <a:srgbClr val="70ad47"/>
+        <a:srgbClr val="70AD47"/>
       </a:accent6>
       <a:hlink>
-        <a:srgbClr val="0563c1"/>
+        <a:srgbClr val="0563C1"/>
       </a:hlink>
       <a:folHlink>
-        <a:srgbClr val="954f72"/>
+        <a:srgbClr val="954F72"/>
       </a:folHlink>
     </a:clrScheme>
     <a:fontScheme name="Office">
       <a:majorFont>
-        <a:latin typeface="Calibri Light" panose="020F0302020204030204" pitchFamily="0" charset="1"/>
+        <a:latin typeface="Calibri Light" panose="020F0302020204030204"/>
         <a:ea typeface=""/>
         <a:cs typeface=""/>
       </a:majorFont>
       <a:minorFont>
-        <a:latin typeface="Calibri" panose="020F0502020204030204" pitchFamily="0" charset="1"/>
+        <a:latin typeface="Calibri" panose="020F0502020204030204"/>
         <a:ea typeface=""/>
         <a:cs typeface=""/>
       </a:minorFont>
@@ -7903,7 +6547,7 @@
             </a:gs>
           </a:gsLst>
           <a:lin ang="5400000" scaled="0"/>
-          <a:tileRect l="0" t="0" r="0" b="0"/>
+          <a:tileRect/>
         </a:gradFill>
         <a:gradFill>
           <a:gsLst>
@@ -7927,7 +6571,7 @@
             </a:gs>
           </a:gsLst>
           <a:lin ang="5400000" scaled="0"/>
-          <a:tileRect l="0" t="0" r="0" b="0"/>
+          <a:tileRect/>
         </a:gradFill>
       </a:fillStyleLst>
       <a:lnStyleLst>
@@ -7987,11 +6631,13 @@
             </a:gs>
           </a:gsLst>
           <a:lin ang="5400000" scaled="0"/>
-          <a:tileRect l="0" t="0" r="0" b="0"/>
+          <a:tileRect/>
         </a:gradFill>
       </a:bgFillStyleLst>
     </a:fmtScheme>
   </a:themeElements>
+  <a:objectDefaults/>
+  <a:extraClrSchemeLst/>
 </a:theme>
 </file>
 
